--- a/PMA Technical Assessment Report.docx
+++ b/PMA Technical Assessment Report.docx
@@ -9,15 +9,15 @@
         <w:rPr>
           <w:rFonts w:cstheme="minorHAnsi"/>
           <w:b/>
-          <w:sz w:val="32"/>
-          <w:szCs w:val="24"/>
-        </w:rPr>
-      </w:pPr>
-      <w:r>
-        <w:rPr>
-          <w:rFonts w:cstheme="minorHAnsi"/>
-          <w:b/>
-          <w:sz w:val="32"/>
+          <w:sz w:val="36"/>
+          <w:szCs w:val="24"/>
+        </w:rPr>
+      </w:pPr>
+      <w:r>
+        <w:rPr>
+          <w:rFonts w:cstheme="minorHAnsi"/>
+          <w:b/>
+          <w:sz w:val="36"/>
           <w:szCs w:val="24"/>
         </w:rPr>
         <w:t>PMA Technical Assessment</w:t>
@@ -83,14 +83,16 @@
         <w:ind w:left="-720" w:right="-874"/>
         <w:rPr>
           <w:rFonts w:cstheme="minorHAnsi"/>
-          <w:sz w:val="24"/>
-          <w:szCs w:val="24"/>
-        </w:rPr>
-      </w:pPr>
-      <w:r>
-        <w:rPr>
-          <w:rFonts w:cstheme="minorHAnsi"/>
-          <w:sz w:val="24"/>
+          <w:b/>
+          <w:sz w:val="28"/>
+          <w:szCs w:val="24"/>
+        </w:rPr>
+      </w:pPr>
+      <w:r>
+        <w:rPr>
+          <w:rFonts w:cstheme="minorHAnsi"/>
+          <w:b/>
+          <w:sz w:val="28"/>
           <w:szCs w:val="24"/>
           <w:lang w:val="en-US"/>
         </w:rPr>
@@ -99,7 +101,8 @@
       <w:r>
         <w:rPr>
           <w:rFonts w:cstheme="minorHAnsi"/>
-          <w:sz w:val="24"/>
+          <w:b/>
+          <w:sz w:val="28"/>
           <w:szCs w:val="24"/>
         </w:rPr>
         <w:t xml:space="preserve"> Overview</w:t>
@@ -283,30 +286,33 @@
         </w:rPr>
         <w:t>, 2026</w:t>
       </w:r>
-      <w:r>
-        <w:rPr>
-          <w:rFonts w:cstheme="minorHAnsi"/>
-          <w:sz w:val="24"/>
-          <w:szCs w:val="24"/>
-          <w:lang w:val="en-US"/>
-        </w:rPr>
-        <w:br/>
-      </w:r>
     </w:p>
     <w:p>
       <w:pPr>
         <w:ind w:left="-720" w:right="-874"/>
         <w:rPr>
           <w:rFonts w:cstheme="minorHAnsi"/>
-          <w:sz w:val="24"/>
-          <w:szCs w:val="24"/>
-          <w:lang w:val="en-US"/>
-        </w:rPr>
-      </w:pPr>
-      <w:r>
-        <w:rPr>
-          <w:rFonts w:cstheme="minorHAnsi"/>
-          <w:sz w:val="24"/>
+          <w:b/>
+          <w:sz w:val="24"/>
+          <w:szCs w:val="24"/>
+          <w:lang w:val="en-US"/>
+        </w:rPr>
+      </w:pPr>
+      <w:r>
+        <w:rPr>
+          <w:rFonts w:cstheme="minorHAnsi"/>
+          <w:b/>
+          <w:sz w:val="28"/>
+          <w:szCs w:val="24"/>
+          <w:lang w:val="en-US"/>
+        </w:rPr>
+        <w:br/>
+      </w:r>
+      <w:r>
+        <w:rPr>
+          <w:rFonts w:cstheme="minorHAnsi"/>
+          <w:b/>
+          <w:sz w:val="28"/>
           <w:szCs w:val="24"/>
           <w:lang w:val="en-US"/>
         </w:rPr>
@@ -323,6 +329,7 @@
         <w:ind w:right="-874"/>
         <w:rPr>
           <w:rFonts w:cstheme="minorHAnsi"/>
+          <w:i/>
           <w:sz w:val="24"/>
           <w:szCs w:val="24"/>
           <w:lang w:val="en-US"/>
@@ -354,12 +361,52 @@
           <w:lang w:val="en-US"/>
         </w:rPr>
         <w:tab/>
-        <w:t>Kaggle — "</w:t>
+      </w:r>
+      <w:r>
+        <w:rPr>
+          <w:rFonts w:cstheme="minorHAnsi"/>
+          <w:i/>
+          <w:sz w:val="24"/>
+          <w:szCs w:val="24"/>
+          <w:lang w:val="en-US"/>
+        </w:rPr>
+        <w:t>Kaggle</w:t>
+      </w:r>
+      <w:r>
+        <w:rPr>
+          <w:rFonts w:cstheme="minorHAnsi"/>
+          <w:i/>
+          <w:sz w:val="24"/>
+          <w:szCs w:val="24"/>
+          <w:lang w:val="en-US"/>
+        </w:rPr>
+        <w:t xml:space="preserve"> </w:t>
+      </w:r>
+      <w:r>
+        <w:rPr>
+          <w:rFonts w:cstheme="minorHAnsi"/>
+          <w:i/>
+          <w:sz w:val="24"/>
+          <w:szCs w:val="24"/>
+          <w:lang w:val="en-US"/>
+        </w:rPr>
+        <w:t xml:space="preserve">— </w:t>
+      </w:r>
+      <w:r>
+        <w:rPr>
+          <w:rFonts w:cstheme="minorHAnsi"/>
+          <w:i/>
+          <w:sz w:val="24"/>
+          <w:szCs w:val="24"/>
+          <w:lang w:val="en-US"/>
+        </w:rPr>
+        <w:t>"</w:t>
       </w:r>
       <w:proofErr w:type="spellStart"/>
       <w:r>
         <w:rPr>
           <w:rFonts w:cstheme="minorHAnsi"/>
+          <w:i/>
           <w:sz w:val="24"/>
           <w:szCs w:val="24"/>
           <w:lang w:val="en-US"/>
@@ -370,6 +417,7 @@
       <w:r>
         <w:rPr>
           <w:rFonts w:cstheme="minorHAnsi"/>
+          <w:i/>
           <w:sz w:val="24"/>
           <w:szCs w:val="24"/>
           <w:lang w:val="en-US"/>
@@ -427,6 +475,15 @@
           <w:lang w:val="en-US"/>
         </w:rPr>
         <w:tab/>
+      </w:r>
+      <w:r>
+        <w:rPr>
+          <w:rFonts w:cstheme="minorHAnsi"/>
+          <w:i/>
+          <w:sz w:val="24"/>
+          <w:szCs w:val="24"/>
+          <w:lang w:val="en-US"/>
+        </w:rPr>
         <w:t>GlobalWeatherRepository.csv</w:t>
       </w:r>
     </w:p>
@@ -462,6 +519,15 @@
           <w:lang w:val="en-US"/>
         </w:rPr>
         <w:tab/>
+      </w:r>
+      <w:r>
+        <w:rPr>
+          <w:rFonts w:cstheme="minorHAnsi"/>
+          <w:i/>
+          <w:sz w:val="24"/>
+          <w:szCs w:val="24"/>
+          <w:lang w:val="en-US"/>
+        </w:rPr>
         <w:t>~10.8 MB</w:t>
       </w:r>
     </w:p>
@@ -515,32 +581,63 @@
           <w:lang w:val="en-US"/>
         </w:rPr>
         <w:tab/>
+      </w:r>
+      <w:r>
+        <w:rPr>
+          <w:rFonts w:cstheme="minorHAnsi"/>
+          <w:i/>
+          <w:sz w:val="24"/>
+          <w:szCs w:val="24"/>
+          <w:lang w:val="en-US"/>
+        </w:rPr>
         <w:t>136,828 rows × 41 columns</w:t>
       </w:r>
-      <w:r>
-        <w:rPr>
-          <w:rFonts w:cstheme="minorHAnsi"/>
-          <w:sz w:val="24"/>
-          <w:szCs w:val="24"/>
-          <w:lang w:val="en-US"/>
-        </w:rPr>
-        <w:br/>
-      </w:r>
+    </w:p>
+    <w:p>
+      <w:pPr>
+        <w:pBdr>
+          <w:bottom w:val="single" w:sz="6" w:space="1" w:color="auto"/>
+        </w:pBdr>
+        <w:ind w:right="-874"/>
+        <w:rPr>
+          <w:rFonts w:cstheme="minorHAnsi"/>
+          <w:b/>
+          <w:sz w:val="28"/>
+          <w:szCs w:val="24"/>
+          <w:lang w:val="en-US"/>
+        </w:rPr>
+      </w:pPr>
     </w:p>
     <w:p>
       <w:pPr>
         <w:ind w:left="-720" w:right="-874"/>
-        <w:rPr>
-          <w:rFonts w:cstheme="minorHAnsi"/>
-          <w:sz w:val="24"/>
-          <w:szCs w:val="24"/>
-          <w:lang w:val="en-US"/>
-        </w:rPr>
-      </w:pPr>
-      <w:r>
-        <w:rPr>
-          <w:rFonts w:cstheme="minorHAnsi"/>
-          <w:sz w:val="24"/>
+        <w:jc w:val="center"/>
+        <w:rPr>
+          <w:rFonts w:cstheme="minorHAnsi"/>
+          <w:b/>
+          <w:sz w:val="28"/>
+          <w:szCs w:val="24"/>
+          <w:lang w:val="en-US"/>
+        </w:rPr>
+      </w:pPr>
+    </w:p>
+    <w:p>
+      <w:pPr>
+        <w:ind w:left="-720" w:right="-874"/>
+        <w:jc w:val="center"/>
+        <w:rPr>
+          <w:rFonts w:cstheme="minorHAnsi"/>
+          <w:b/>
+          <w:sz w:val="32"/>
+          <w:szCs w:val="24"/>
+          <w:lang w:val="en-US"/>
+        </w:rPr>
+      </w:pPr>
+      <w:r>
+        <w:rPr>
+          <w:rFonts w:cstheme="minorHAnsi"/>
+          <w:b/>
+          <w:sz w:val="32"/>
           <w:szCs w:val="24"/>
           <w:lang w:val="en-US"/>
         </w:rPr>
@@ -619,14 +716,16 @@
         <w:jc w:val="center"/>
         <w:rPr>
           <w:rFonts w:cstheme="minorHAnsi"/>
-          <w:sz w:val="24"/>
-          <w:szCs w:val="24"/>
-          <w:lang w:val="en-US"/>
-        </w:rPr>
-      </w:pPr>
-      <w:r>
-        <w:rPr>
-          <w:rFonts w:cstheme="minorHAnsi"/>
+          <w:i/>
+          <w:sz w:val="24"/>
+          <w:szCs w:val="24"/>
+          <w:lang w:val="en-US"/>
+        </w:rPr>
+      </w:pPr>
+      <w:r>
+        <w:rPr>
+          <w:rFonts w:cstheme="minorHAnsi"/>
+          <w:i/>
           <w:sz w:val="24"/>
           <w:szCs w:val="24"/>
           <w:lang w:val="en-US"/>
@@ -639,10 +738,36 @@
         <w:ind w:left="-720" w:right="-874"/>
         <w:rPr>
           <w:rFonts w:cstheme="minorHAnsi"/>
-          <w:sz w:val="24"/>
-          <w:szCs w:val="24"/>
-        </w:rPr>
-      </w:pPr>
+          <w:b/>
+          <w:sz w:val="24"/>
+          <w:szCs w:val="24"/>
+        </w:rPr>
+      </w:pPr>
+      <w:r>
+        <w:rPr>
+          <w:rFonts w:cstheme="minorHAnsi"/>
+          <w:sz w:val="24"/>
+          <w:szCs w:val="24"/>
+        </w:rPr>
+        <w:br/>
+      </w:r>
+      <w:r>
+        <w:rPr>
+          <w:rFonts w:cstheme="minorHAnsi"/>
+          <w:sz w:val="24"/>
+          <w:szCs w:val="24"/>
+        </w:rPr>
+        <w:t xml:space="preserve">  </w:t>
+      </w:r>
+      <w:r>
+        <w:rPr>
+          <w:rFonts w:cstheme="minorHAnsi"/>
+          <w:b/>
+          <w:sz w:val="24"/>
+          <w:szCs w:val="24"/>
+        </w:rPr>
+        <w:t>Subplot (a): Temperature Distribution by Continent [Box Plot]</w:t>
+      </w:r>
     </w:p>
     <w:p>
       <w:pPr>
@@ -659,7 +784,139 @@
           <w:sz w:val="24"/>
           <w:szCs w:val="24"/>
         </w:rPr>
-        <w:t>FIGURE 1 — CLIMATE ANALYSIS</w:t>
+        <w:t xml:space="preserve">    • Grouped box plots for each continent showing temperature spread in °C.</w:t>
+      </w:r>
+      <w:r>
+        <w:rPr>
+          <w:rFonts w:cstheme="minorHAnsi"/>
+          <w:sz w:val="24"/>
+          <w:szCs w:val="24"/>
+        </w:rPr>
+        <w:br/>
+      </w:r>
+      <w:r>
+        <w:rPr>
+          <w:rFonts w:cstheme="minorHAnsi"/>
+          <w:sz w:val="24"/>
+          <w:szCs w:val="24"/>
+        </w:rPr>
+        <w:t xml:space="preserve">    • Median lines in white; outliers shown as small semi-transparent dots.</w:t>
+      </w:r>
+      <w:r>
+        <w:rPr>
+          <w:rFonts w:cstheme="minorHAnsi"/>
+          <w:sz w:val="24"/>
+          <w:szCs w:val="24"/>
+        </w:rPr>
+        <w:br/>
+      </w:r>
+      <w:r>
+        <w:rPr>
+          <w:rFonts w:cstheme="minorHAnsi"/>
+          <w:sz w:val="24"/>
+          <w:szCs w:val="24"/>
+        </w:rPr>
+        <w:t xml:space="preserve">    • A global mean reference line (dashed amber) is overlaid.</w:t>
+      </w:r>
+      <w:r>
+        <w:rPr>
+          <w:rFonts w:cstheme="minorHAnsi"/>
+          <w:sz w:val="24"/>
+          <w:szCs w:val="24"/>
+        </w:rPr>
+        <w:br/>
+      </w:r>
+      <w:r>
+        <w:rPr>
+          <w:rFonts w:cstheme="minorHAnsi"/>
+          <w:sz w:val="24"/>
+          <w:szCs w:val="24"/>
+        </w:rPr>
+        <w:t xml:space="preserve">    • Insight: Tropical continents (Africa, Asia, </w:t>
+      </w:r>
+      <w:r>
+        <w:rPr>
+          <w:rFonts w:cstheme="minorHAnsi"/>
+          <w:sz w:val="24"/>
+          <w:szCs w:val="24"/>
+          <w:lang w:val="en-US"/>
+        </w:rPr>
+        <w:t>North</w:t>
+      </w:r>
+      <w:r>
+        <w:rPr>
+          <w:rFonts w:cstheme="minorHAnsi"/>
+          <w:sz w:val="24"/>
+          <w:szCs w:val="24"/>
+        </w:rPr>
+        <w:t xml:space="preserve"> America) show higher</w:t>
+      </w:r>
+      <w:r>
+        <w:rPr>
+          <w:rFonts w:cstheme="minorHAnsi"/>
+          <w:sz w:val="24"/>
+          <w:szCs w:val="24"/>
+          <w:lang w:val="en-US"/>
+        </w:rPr>
+        <w:t xml:space="preserve"> </w:t>
+      </w:r>
+      <w:r>
+        <w:rPr>
+          <w:rFonts w:cstheme="minorHAnsi"/>
+          <w:sz w:val="24"/>
+          <w:szCs w:val="24"/>
+        </w:rPr>
+        <w:t>median temperatures; Europe</w:t>
+      </w:r>
+      <w:r>
+        <w:rPr>
+          <w:rFonts w:cstheme="minorHAnsi"/>
+          <w:sz w:val="24"/>
+          <w:szCs w:val="24"/>
+        </w:rPr>
+        <w:br/>
+      </w:r>
+      <w:r>
+        <w:rPr>
+          <w:rFonts w:cstheme="minorHAnsi"/>
+          <w:sz w:val="24"/>
+          <w:szCs w:val="24"/>
+          <w:lang w:val="en-US"/>
+        </w:rPr>
+        <w:t xml:space="preserve">       </w:t>
+      </w:r>
+      <w:r>
+        <w:rPr>
+          <w:rFonts w:cstheme="minorHAnsi"/>
+          <w:sz w:val="24"/>
+          <w:szCs w:val="24"/>
+        </w:rPr>
+        <w:t>and Oceania have wider spread and cooler</w:t>
+      </w:r>
+      <w:r>
+        <w:rPr>
+          <w:rFonts w:cstheme="minorHAnsi"/>
+          <w:sz w:val="24"/>
+          <w:szCs w:val="24"/>
+          <w:lang w:val="en-US"/>
+        </w:rPr>
+        <w:t xml:space="preserve"> </w:t>
+      </w:r>
+      <w:r>
+        <w:rPr>
+          <w:rFonts w:cstheme="minorHAnsi"/>
+          <w:sz w:val="24"/>
+          <w:szCs w:val="24"/>
+        </w:rPr>
+        <w:t>values; North America shows diverse distributions.</w:t>
+      </w:r>
+      <w:r>
+        <w:rPr>
+          <w:rFonts w:cstheme="minorHAnsi"/>
+          <w:sz w:val="24"/>
+          <w:szCs w:val="24"/>
+        </w:rPr>
+        <w:br/>
       </w:r>
     </w:p>
     <w:p>
@@ -667,17 +924,49 @@
         <w:ind w:left="-720" w:right="-874"/>
         <w:rPr>
           <w:rFonts w:cstheme="minorHAnsi"/>
-          <w:sz w:val="24"/>
-          <w:szCs w:val="24"/>
-        </w:rPr>
-      </w:pPr>
-      <w:r>
-        <w:rPr>
-          <w:rFonts w:cstheme="minorHAnsi"/>
-          <w:sz w:val="24"/>
-          <w:szCs w:val="24"/>
-        </w:rPr>
-        <w:t xml:space="preserve">  Subplot (a): Temperature Distribution by Continent [Box Plot]</w:t>
+          <w:b/>
+          <w:sz w:val="24"/>
+          <w:szCs w:val="24"/>
+          <w:lang w:val="en-US"/>
+        </w:rPr>
+      </w:pPr>
+      <w:r>
+        <w:rPr>
+          <w:rFonts w:cstheme="minorHAnsi"/>
+          <w:b/>
+          <w:sz w:val="24"/>
+          <w:szCs w:val="24"/>
+        </w:rPr>
+        <w:t xml:space="preserve">  Subplot (b): Temperature vs Humidity</w:t>
+      </w:r>
+      <w:r>
+        <w:rPr>
+          <w:rFonts w:cstheme="minorHAnsi"/>
+          <w:b/>
+          <w:sz w:val="24"/>
+          <w:szCs w:val="24"/>
+          <w:lang w:val="en-US"/>
+        </w:rPr>
+        <w:t xml:space="preserve"> [</w:t>
+      </w:r>
+      <w:r>
+        <w:rPr>
+          <w:rFonts w:cstheme="minorHAnsi"/>
+          <w:b/>
+          <w:sz w:val="24"/>
+          <w:szCs w:val="24"/>
+        </w:rPr>
+        <w:t>Scatter Plot</w:t>
+      </w:r>
+      <w:r>
+        <w:rPr>
+          <w:rFonts w:cstheme="minorHAnsi"/>
+          <w:b/>
+          <w:sz w:val="24"/>
+          <w:szCs w:val="24"/>
+          <w:lang w:val="en-US"/>
+        </w:rPr>
+        <w:t>]</w:t>
       </w:r>
     </w:p>
     <w:p>
@@ -687,113 +976,337 @@
           <w:rFonts w:cstheme="minorHAnsi"/>
           <w:sz w:val="24"/>
           <w:szCs w:val="24"/>
-        </w:rPr>
-      </w:pPr>
-      <w:r>
-        <w:rPr>
-          <w:rFonts w:cstheme="minorHAnsi"/>
-          <w:sz w:val="24"/>
-          <w:szCs w:val="24"/>
-        </w:rPr>
-        <w:t xml:space="preserve">    • Grouped box plots for each continent showing temperature spread in °C.</w:t>
-      </w:r>
-      <w:r>
-        <w:rPr>
-          <w:rFonts w:cstheme="minorHAnsi"/>
-          <w:sz w:val="24"/>
-          <w:szCs w:val="24"/>
-        </w:rPr>
-        <w:br/>
-      </w:r>
-      <w:r>
-        <w:rPr>
-          <w:rFonts w:cstheme="minorHAnsi"/>
-          <w:sz w:val="24"/>
-          <w:szCs w:val="24"/>
-        </w:rPr>
-        <w:t xml:space="preserve">    • Median lines in white; outliers shown as small semi-transparent dots.</w:t>
-      </w:r>
-      <w:r>
-        <w:rPr>
-          <w:rFonts w:cstheme="minorHAnsi"/>
-          <w:sz w:val="24"/>
-          <w:szCs w:val="24"/>
-        </w:rPr>
-        <w:br/>
-      </w:r>
-      <w:r>
-        <w:rPr>
-          <w:rFonts w:cstheme="minorHAnsi"/>
-          <w:sz w:val="24"/>
-          <w:szCs w:val="24"/>
-        </w:rPr>
-        <w:t xml:space="preserve">    • A global mean reference line (dashed amber) is overlaid.</w:t>
-      </w:r>
-      <w:r>
-        <w:rPr>
-          <w:rFonts w:cstheme="minorHAnsi"/>
-          <w:sz w:val="24"/>
-          <w:szCs w:val="24"/>
-        </w:rPr>
-        <w:br/>
-      </w:r>
-      <w:r>
-        <w:rPr>
-          <w:rFonts w:cstheme="minorHAnsi"/>
-          <w:sz w:val="24"/>
-          <w:szCs w:val="24"/>
-        </w:rPr>
-        <w:t xml:space="preserve">    • Insight: Tropical continents (Africa, Asia, </w:t>
-      </w:r>
-      <w:r>
-        <w:rPr>
-          <w:rFonts w:cstheme="minorHAnsi"/>
-          <w:sz w:val="24"/>
-          <w:szCs w:val="24"/>
-          <w:lang w:val="en-US"/>
-        </w:rPr>
-        <w:t>North</w:t>
-      </w:r>
-      <w:r>
-        <w:rPr>
-          <w:rFonts w:cstheme="minorHAnsi"/>
-          <w:sz w:val="24"/>
-          <w:szCs w:val="24"/>
-        </w:rPr>
-        <w:t xml:space="preserve"> America) show higher</w:t>
-      </w:r>
-      <w:r>
-        <w:rPr>
-          <w:rFonts w:cstheme="minorHAnsi"/>
-          <w:sz w:val="24"/>
-          <w:szCs w:val="24"/>
-          <w:lang w:val="en-US"/>
-        </w:rPr>
-        <w:t xml:space="preserve"> </w:t>
-      </w:r>
-      <w:r>
-        <w:rPr>
-          <w:rFonts w:cstheme="minorHAnsi"/>
-          <w:sz w:val="24"/>
-          <w:szCs w:val="24"/>
-        </w:rPr>
-        <w:t>median temperatures; Europe</w:t>
-      </w:r>
-      <w:r>
-        <w:rPr>
-          <w:rFonts w:cstheme="minorHAnsi"/>
-          <w:sz w:val="24"/>
-          <w:szCs w:val="24"/>
-        </w:rPr>
-        <w:br/>
-      </w:r>
-      <w:r>
-        <w:rPr>
-          <w:rFonts w:cstheme="minorHAnsi"/>
-          <w:sz w:val="24"/>
-          <w:szCs w:val="24"/>
-          <w:lang w:val="en-US"/>
-        </w:rPr>
+          <w:lang w:val="en-US"/>
+        </w:rPr>
+      </w:pPr>
+      <w:r>
+        <w:rPr>
+          <w:rFonts w:cstheme="minorHAnsi"/>
+          <w:sz w:val="24"/>
+          <w:szCs w:val="24"/>
+        </w:rPr>
+        <w:t xml:space="preserve">    • X-axis: Humidity (%); Y-axis: Temperature (°C)</w:t>
+      </w:r>
+      <w:r>
+        <w:rPr>
+          <w:rFonts w:cstheme="minorHAnsi"/>
+          <w:sz w:val="24"/>
+          <w:szCs w:val="24"/>
+        </w:rPr>
+        <w:br/>
+      </w:r>
+      <w:r>
+        <w:rPr>
+          <w:rFonts w:cstheme="minorHAnsi"/>
+          <w:sz w:val="24"/>
+          <w:szCs w:val="24"/>
+        </w:rPr>
+        <w:t xml:space="preserve">    • Points coloured by UV Index</w:t>
+      </w:r>
+      <w:r>
+        <w:rPr>
+          <w:rFonts w:cstheme="minorHAnsi"/>
+          <w:sz w:val="24"/>
+          <w:szCs w:val="24"/>
+          <w:lang w:val="en-US"/>
+        </w:rPr>
+        <w:t>.</w:t>
+      </w:r>
+      <w:r>
+        <w:rPr>
+          <w:rFonts w:cstheme="minorHAnsi"/>
+          <w:sz w:val="24"/>
+          <w:szCs w:val="24"/>
+        </w:rPr>
+        <w:br/>
+      </w:r>
+      <w:r>
+        <w:rPr>
+          <w:rFonts w:cstheme="minorHAnsi"/>
+          <w:sz w:val="24"/>
+          <w:szCs w:val="24"/>
+        </w:rPr>
+        <w:t xml:space="preserve">    • Insight: Moderate negative correlation between humidity and temperature</w:t>
+      </w:r>
+      <w:r>
+        <w:rPr>
+          <w:rFonts w:cstheme="minorHAnsi"/>
+          <w:sz w:val="24"/>
+          <w:szCs w:val="24"/>
+          <w:lang w:val="en-US"/>
+        </w:rPr>
+        <w:t>.</w:t>
+      </w:r>
+      <w:r>
+        <w:rPr>
+          <w:rFonts w:cstheme="minorHAnsi"/>
+          <w:sz w:val="24"/>
+          <w:szCs w:val="24"/>
+          <w:lang w:val="en-US"/>
+        </w:rPr>
+        <w:br/>
+      </w:r>
+    </w:p>
+    <w:p>
+      <w:pPr>
+        <w:ind w:left="-720" w:right="-874"/>
+        <w:rPr>
+          <w:rFonts w:cstheme="minorHAnsi"/>
+          <w:b/>
+          <w:sz w:val="24"/>
+          <w:szCs w:val="24"/>
+        </w:rPr>
+      </w:pPr>
+      <w:r>
+        <w:rPr>
+          <w:rFonts w:cstheme="minorHAnsi"/>
+          <w:b/>
+          <w:sz w:val="24"/>
+          <w:szCs w:val="24"/>
+        </w:rPr>
+        <w:t xml:space="preserve">  Subplot (c): Average Precipitation by Continent [Horizontal Bar Chart]</w:t>
+      </w:r>
+    </w:p>
+    <w:p>
+      <w:pPr>
+        <w:ind w:left="-720" w:right="-874"/>
+        <w:rPr>
+          <w:rFonts w:cstheme="minorHAnsi"/>
+          <w:sz w:val="24"/>
+          <w:szCs w:val="24"/>
+          <w:lang w:val="en-US"/>
+        </w:rPr>
+      </w:pPr>
+      <w:r>
+        <w:rPr>
+          <w:rFonts w:cstheme="minorHAnsi"/>
+          <w:sz w:val="24"/>
+          <w:szCs w:val="24"/>
+        </w:rPr>
+        <w:t xml:space="preserve">    • Mean precipitation (mm) per continent, sorted ascending.</w:t>
+      </w:r>
+      <w:r>
+        <w:rPr>
+          <w:rFonts w:cstheme="minorHAnsi"/>
+          <w:sz w:val="24"/>
+          <w:szCs w:val="24"/>
+        </w:rPr>
+        <w:br/>
+      </w:r>
+      <w:r>
+        <w:rPr>
+          <w:rFonts w:cstheme="minorHAnsi"/>
+          <w:sz w:val="24"/>
+          <w:szCs w:val="24"/>
+        </w:rPr>
+        <w:t xml:space="preserve">    • Values annotated at bar ends.</w:t>
+      </w:r>
+      <w:r>
+        <w:rPr>
+          <w:rFonts w:cstheme="minorHAnsi"/>
+          <w:sz w:val="24"/>
+          <w:szCs w:val="24"/>
+        </w:rPr>
+        <w:br/>
+      </w:r>
+      <w:r>
+        <w:rPr>
+          <w:rFonts w:cstheme="minorHAnsi"/>
+          <w:sz w:val="24"/>
+          <w:szCs w:val="24"/>
+        </w:rPr>
+        <w:t xml:space="preserve">    • Insight: </w:t>
+      </w:r>
+      <w:r>
+        <w:rPr>
+          <w:rFonts w:cstheme="minorHAnsi"/>
+          <w:sz w:val="24"/>
+          <w:szCs w:val="24"/>
+          <w:lang w:val="en-US"/>
+        </w:rPr>
+        <w:t>Europe and Africa</w:t>
+      </w:r>
+      <w:r>
+        <w:rPr>
+          <w:rFonts w:cstheme="minorHAnsi"/>
+          <w:sz w:val="24"/>
+          <w:szCs w:val="24"/>
+        </w:rPr>
+        <w:t xml:space="preserve"> typically have the </w:t>
+      </w:r>
+      <w:r>
+        <w:rPr>
+          <w:rFonts w:cstheme="minorHAnsi"/>
+          <w:sz w:val="24"/>
+          <w:szCs w:val="24"/>
+          <w:lang w:val="en-US"/>
+        </w:rPr>
+        <w:t>lowest</w:t>
+      </w:r>
+      <w:r>
+        <w:rPr>
+          <w:rFonts w:cstheme="minorHAnsi"/>
+          <w:sz w:val="24"/>
+          <w:szCs w:val="24"/>
+        </w:rPr>
+        <w:t xml:space="preserve"> mean</w:t>
+      </w:r>
+      <w:r>
+        <w:rPr>
+          <w:rFonts w:cstheme="minorHAnsi"/>
+          <w:sz w:val="24"/>
+          <w:szCs w:val="24"/>
+          <w:lang w:val="en-US"/>
+        </w:rPr>
+        <w:t xml:space="preserve"> p</w:t>
+      </w:r>
+      <w:r>
+        <w:rPr>
+          <w:rFonts w:cstheme="minorHAnsi"/>
+          <w:sz w:val="24"/>
+          <w:szCs w:val="24"/>
+        </w:rPr>
+        <w:t>recipitation</w:t>
+      </w:r>
+      <w:r>
+        <w:rPr>
+          <w:rFonts w:cstheme="minorHAnsi"/>
+          <w:sz w:val="24"/>
+          <w:szCs w:val="24"/>
+          <w:lang w:val="en-US"/>
+        </w:rPr>
+        <w:t>.</w:t>
+      </w:r>
+    </w:p>
+    <w:p>
+      <w:pPr>
+        <w:ind w:left="-720" w:right="-874"/>
+        <w:rPr>
+          <w:rFonts w:cstheme="minorHAnsi"/>
+          <w:sz w:val="24"/>
+          <w:szCs w:val="24"/>
+        </w:rPr>
+      </w:pPr>
+    </w:p>
+    <w:p>
+      <w:pPr>
+        <w:ind w:left="-720" w:right="-874"/>
+        <w:rPr>
+          <w:rFonts w:cstheme="minorHAnsi"/>
+          <w:b/>
+          <w:sz w:val="24"/>
+          <w:szCs w:val="24"/>
+          <w:lang w:val="en-US"/>
+        </w:rPr>
+      </w:pPr>
+      <w:r>
+        <w:rPr>
+          <w:rFonts w:cstheme="minorHAnsi"/>
+          <w:b/>
+          <w:sz w:val="24"/>
+          <w:szCs w:val="24"/>
+        </w:rPr>
+        <w:lastRenderedPageBreak/>
+        <w:t xml:space="preserve">  Subplot (d): Wind Speed vs Atmospheric Pressure </w:t>
+      </w:r>
+      <w:r>
+        <w:rPr>
+          <w:rFonts w:cstheme="minorHAnsi"/>
+          <w:b/>
+          <w:sz w:val="24"/>
+          <w:szCs w:val="24"/>
+          <w:lang w:val="en-US"/>
+        </w:rPr>
+        <w:t>[</w:t>
+      </w:r>
+      <w:r>
+        <w:rPr>
+          <w:rFonts w:cstheme="minorHAnsi"/>
+          <w:b/>
+          <w:sz w:val="24"/>
+          <w:szCs w:val="24"/>
+        </w:rPr>
+        <w:t>Scatter Plot</w:t>
+      </w:r>
+      <w:r>
+        <w:rPr>
+          <w:rFonts w:cstheme="minorHAnsi"/>
+          <w:b/>
+          <w:sz w:val="24"/>
+          <w:szCs w:val="24"/>
+          <w:lang w:val="en-US"/>
+        </w:rPr>
+        <w:t>]</w:t>
+      </w:r>
+    </w:p>
+    <w:p>
+      <w:pPr>
+        <w:ind w:left="-720" w:right="-874"/>
+        <w:rPr>
+          <w:rFonts w:cstheme="minorHAnsi"/>
+          <w:sz w:val="24"/>
+          <w:szCs w:val="24"/>
+        </w:rPr>
+      </w:pPr>
+      <w:r>
+        <w:rPr>
+          <w:rFonts w:cstheme="minorHAnsi"/>
+          <w:sz w:val="24"/>
+          <w:szCs w:val="24"/>
+        </w:rPr>
+        <w:t xml:space="preserve">    • X-axis: Pressure (mb); Y-axis: Wind Speed (kph)</w:t>
+      </w:r>
+      <w:r>
+        <w:rPr>
+          <w:rFonts w:cstheme="minorHAnsi"/>
+          <w:sz w:val="24"/>
+          <w:szCs w:val="24"/>
+        </w:rPr>
+        <w:br/>
+      </w:r>
+      <w:r>
+        <w:rPr>
+          <w:rFonts w:cstheme="minorHAnsi"/>
+          <w:sz w:val="24"/>
+          <w:szCs w:val="24"/>
+        </w:rPr>
+        <w:t xml:space="preserve">    • Insight: Higher cloud cover tends to appear at moderate pressure ranges</w:t>
+      </w:r>
+      <w:r>
+        <w:rPr>
+          <w:rFonts w:cstheme="minorHAnsi"/>
+          <w:sz w:val="24"/>
+          <w:szCs w:val="24"/>
+          <w:lang w:val="en-US"/>
+        </w:rPr>
+        <w:t>. Also, w</w:t>
+      </w:r>
+      <w:r>
+        <w:rPr>
+          <w:rFonts w:cstheme="minorHAnsi"/>
+          <w:sz w:val="24"/>
+          <w:szCs w:val="24"/>
+          <w:lang w:val="en-US"/>
+        </w:rPr>
+        <w:t xml:space="preserve">ind speed </w:t>
+      </w:r>
+      <w:r>
+        <w:rPr>
+          <w:rFonts w:cstheme="minorHAnsi"/>
+          <w:sz w:val="24"/>
+          <w:szCs w:val="24"/>
+          <w:lang w:val="en-US"/>
+        </w:rPr>
+        <w:t xml:space="preserve">tends to </w:t>
+      </w:r>
+      <w:r>
+        <w:rPr>
+          <w:rFonts w:cstheme="minorHAnsi"/>
+          <w:sz w:val="24"/>
+          <w:szCs w:val="24"/>
+          <w:lang w:val="en-US"/>
+        </w:rPr>
+        <w:br/>
         <w:t xml:space="preserve">       </w:t>
       </w:r>
       <w:r>
@@ -801,31 +1314,43 @@
           <w:rFonts w:cstheme="minorHAnsi"/>
           <w:sz w:val="24"/>
           <w:szCs w:val="24"/>
-        </w:rPr>
-        <w:t>and Oceania have wider spread and cooler</w:t>
-      </w:r>
-      <w:r>
-        <w:rPr>
-          <w:rFonts w:cstheme="minorHAnsi"/>
-          <w:sz w:val="24"/>
-          <w:szCs w:val="24"/>
-          <w:lang w:val="en-US"/>
-        </w:rPr>
-        <w:t xml:space="preserve"> </w:t>
-      </w:r>
-      <w:r>
-        <w:rPr>
-          <w:rFonts w:cstheme="minorHAnsi"/>
-          <w:sz w:val="24"/>
-          <w:szCs w:val="24"/>
-        </w:rPr>
-        <w:t>values; North America shows diverse distributions.</w:t>
-      </w:r>
-      <w:r>
-        <w:rPr>
-          <w:rFonts w:cstheme="minorHAnsi"/>
-          <w:sz w:val="24"/>
-          <w:szCs w:val="24"/>
+          <w:lang w:val="en-US"/>
+        </w:rPr>
+        <w:t xml:space="preserve">increase </w:t>
+      </w:r>
+      <w:r>
+        <w:rPr>
+          <w:rFonts w:cstheme="minorHAnsi"/>
+          <w:sz w:val="24"/>
+          <w:szCs w:val="24"/>
+          <w:lang w:val="en-US"/>
+        </w:rPr>
+        <w:t>as A</w:t>
+      </w:r>
+      <w:r>
+        <w:rPr>
+          <w:rFonts w:cstheme="minorHAnsi"/>
+          <w:sz w:val="24"/>
+          <w:szCs w:val="24"/>
+          <w:lang w:val="en-US"/>
+        </w:rPr>
+        <w:t>tmospheric pressure decreases</w:t>
+      </w:r>
+      <w:r>
+        <w:rPr>
+          <w:rFonts w:cstheme="minorHAnsi"/>
+          <w:sz w:val="24"/>
+          <w:szCs w:val="24"/>
+          <w:lang w:val="en-US"/>
+        </w:rPr>
+        <w:t>.</w:t>
+      </w:r>
+      <w:r>
+        <w:rPr>
+          <w:rFonts w:cstheme="minorHAnsi"/>
+          <w:sz w:val="24"/>
+          <w:szCs w:val="24"/>
+          <w:lang w:val="en-US"/>
         </w:rPr>
         <w:br/>
       </w:r>
@@ -835,44 +1360,19 @@
         <w:ind w:left="-720" w:right="-874"/>
         <w:rPr>
           <w:rFonts w:cstheme="minorHAnsi"/>
-          <w:sz w:val="24"/>
-          <w:szCs w:val="24"/>
-          <w:lang w:val="en-US"/>
-        </w:rPr>
-      </w:pPr>
-      <w:r>
-        <w:rPr>
-          <w:rFonts w:cstheme="minorHAnsi"/>
-          <w:sz w:val="24"/>
-          <w:szCs w:val="24"/>
-        </w:rPr>
-        <w:t xml:space="preserve">  Subplot (b): Temperature vs Humidity</w:t>
-      </w:r>
-      <w:r>
-        <w:rPr>
-          <w:rFonts w:cstheme="minorHAnsi"/>
-          <w:sz w:val="24"/>
-          <w:szCs w:val="24"/>
-          <w:lang w:val="en-US"/>
-        </w:rPr>
-        <w:t xml:space="preserve"> [</w:t>
-      </w:r>
-      <w:r>
-        <w:rPr>
-          <w:rFonts w:cstheme="minorHAnsi"/>
-          <w:sz w:val="24"/>
-          <w:szCs w:val="24"/>
-        </w:rPr>
-        <w:t>Scatter Plot</w:t>
-      </w:r>
-      <w:r>
-        <w:rPr>
-          <w:rFonts w:cstheme="minorHAnsi"/>
-          <w:sz w:val="24"/>
-          <w:szCs w:val="24"/>
-          <w:lang w:val="en-US"/>
-        </w:rPr>
-        <w:t>]</w:t>
+          <w:b/>
+          <w:sz w:val="24"/>
+          <w:szCs w:val="24"/>
+        </w:rPr>
+      </w:pPr>
+      <w:r>
+        <w:rPr>
+          <w:rFonts w:cstheme="minorHAnsi"/>
+          <w:b/>
+          <w:sz w:val="24"/>
+          <w:szCs w:val="24"/>
+        </w:rPr>
+        <w:t xml:space="preserve">  Subplot (e): UV Index Distribution [Histogram]</w:t>
       </w:r>
     </w:p>
     <w:p>
@@ -882,78 +1382,64 @@
           <w:rFonts w:cstheme="minorHAnsi"/>
           <w:sz w:val="24"/>
           <w:szCs w:val="24"/>
-        </w:rPr>
-      </w:pPr>
-      <w:r>
-        <w:rPr>
-          <w:rFonts w:cstheme="minorHAnsi"/>
-          <w:sz w:val="24"/>
-          <w:szCs w:val="24"/>
-        </w:rPr>
-        <w:t xml:space="preserve">    • X-axis: Humidity (%); Y-axis: Temperature (°C)</w:t>
-      </w:r>
-      <w:r>
-        <w:rPr>
-          <w:rFonts w:cstheme="minorHAnsi"/>
-          <w:sz w:val="24"/>
-          <w:szCs w:val="24"/>
-        </w:rPr>
-        <w:br/>
-      </w:r>
-      <w:r>
-        <w:rPr>
-          <w:rFonts w:cstheme="minorHAnsi"/>
-          <w:sz w:val="24"/>
-          <w:szCs w:val="24"/>
-        </w:rPr>
-        <w:t xml:space="preserve">    • Points coloured by UV Index</w:t>
-      </w:r>
-      <w:r>
-        <w:rPr>
-          <w:rFonts w:cstheme="minorHAnsi"/>
-          <w:sz w:val="24"/>
-          <w:szCs w:val="24"/>
-          <w:lang w:val="en-US"/>
-        </w:rPr>
-        <w:t>.</w:t>
-      </w:r>
-      <w:r>
-        <w:rPr>
-          <w:rFonts w:cstheme="minorHAnsi"/>
-          <w:sz w:val="24"/>
-          <w:szCs w:val="24"/>
-        </w:rPr>
-        <w:br/>
-      </w:r>
-      <w:r>
-        <w:rPr>
-          <w:rFonts w:cstheme="minorHAnsi"/>
-          <w:sz w:val="24"/>
-          <w:szCs w:val="24"/>
-        </w:rPr>
-        <w:t xml:space="preserve">    • Insight: Moderate negative correlation between humidity and temperature;</w:t>
-      </w:r>
-      <w:r>
-        <w:rPr>
-          <w:rFonts w:cstheme="minorHAnsi"/>
-          <w:sz w:val="24"/>
-          <w:szCs w:val="24"/>
-        </w:rPr>
-        <w:br/>
-      </w:r>
-      <w:r>
-        <w:rPr>
-          <w:rFonts w:cstheme="minorHAnsi"/>
-          <w:sz w:val="24"/>
-          <w:szCs w:val="24"/>
-        </w:rPr>
-        <w:t xml:space="preserve">      higher UV index concentrates in drier, hotter regions.</w:t>
-      </w:r>
-      <w:r>
-        <w:rPr>
-          <w:rFonts w:cstheme="minorHAnsi"/>
-          <w:sz w:val="24"/>
-          <w:szCs w:val="24"/>
+          <w:lang w:val="en-US"/>
+        </w:rPr>
+      </w:pPr>
+      <w:r>
+        <w:rPr>
+          <w:rFonts w:cstheme="minorHAnsi"/>
+          <w:sz w:val="24"/>
+          <w:szCs w:val="24"/>
+        </w:rPr>
+        <w:t xml:space="preserve">    • 30-bin histogram of UV index values.</w:t>
+      </w:r>
+      <w:r>
+        <w:rPr>
+          <w:rFonts w:cstheme="minorHAnsi"/>
+          <w:sz w:val="24"/>
+          <w:szCs w:val="24"/>
+        </w:rPr>
+        <w:br/>
+      </w:r>
+      <w:r>
+        <w:rPr>
+          <w:rFonts w:cstheme="minorHAnsi"/>
+          <w:sz w:val="24"/>
+          <w:szCs w:val="24"/>
+        </w:rPr>
+        <w:t xml:space="preserve">    • Mean UV value overlaid as vertical dashed line.</w:t>
+      </w:r>
+      <w:r>
+        <w:rPr>
+          <w:rFonts w:cstheme="minorHAnsi"/>
+          <w:sz w:val="24"/>
+          <w:szCs w:val="24"/>
+        </w:rPr>
+        <w:br/>
+      </w:r>
+      <w:r>
+        <w:rPr>
+          <w:rFonts w:cstheme="minorHAnsi"/>
+          <w:sz w:val="24"/>
+          <w:szCs w:val="24"/>
+        </w:rPr>
+        <w:t xml:space="preserve">    • Insight: </w:t>
+      </w:r>
+      <w:r>
+        <w:rPr>
+          <w:rFonts w:cstheme="minorHAnsi"/>
+          <w:sz w:val="24"/>
+          <w:szCs w:val="24"/>
+          <w:lang w:val="en-US"/>
+        </w:rPr>
+        <w:t>Most of the records have UV-index within [0 – 1] range.</w:t>
+      </w:r>
+      <w:r>
+        <w:rPr>
+          <w:rFonts w:cstheme="minorHAnsi"/>
+          <w:sz w:val="24"/>
+          <w:szCs w:val="24"/>
+          <w:lang w:val="en-US"/>
         </w:rPr>
         <w:br/>
       </w:r>
@@ -963,145 +1449,24 @@
         <w:ind w:left="-720" w:right="-874"/>
         <w:rPr>
           <w:rFonts w:cstheme="minorHAnsi"/>
-          <w:sz w:val="24"/>
-          <w:szCs w:val="24"/>
-        </w:rPr>
-      </w:pPr>
-      <w:r>
-        <w:rPr>
-          <w:rFonts w:cstheme="minorHAnsi"/>
-          <w:sz w:val="24"/>
-          <w:szCs w:val="24"/>
-        </w:rPr>
-        <w:t xml:space="preserve">  Subplot (c): Average Precipitation by Continent [Horizontal Bar Chart]</w:t>
-      </w:r>
-    </w:p>
-    <w:p>
-      <w:pPr>
-        <w:ind w:left="-720" w:right="-874"/>
-        <w:rPr>
-          <w:rFonts w:cstheme="minorHAnsi"/>
-          <w:sz w:val="24"/>
-          <w:szCs w:val="24"/>
-          <w:lang w:val="en-US"/>
-        </w:rPr>
-      </w:pPr>
-      <w:r>
-        <w:rPr>
-          <w:rFonts w:cstheme="minorHAnsi"/>
-          <w:sz w:val="24"/>
-          <w:szCs w:val="24"/>
-        </w:rPr>
-        <w:lastRenderedPageBreak/>
-        <w:t xml:space="preserve">    • Mean precipitation (mm) per continent, sorted ascending.</w:t>
-      </w:r>
-      <w:r>
-        <w:rPr>
-          <w:rFonts w:cstheme="minorHAnsi"/>
-          <w:sz w:val="24"/>
-          <w:szCs w:val="24"/>
-        </w:rPr>
-        <w:br/>
-      </w:r>
-      <w:r>
-        <w:rPr>
-          <w:rFonts w:cstheme="minorHAnsi"/>
-          <w:sz w:val="24"/>
-          <w:szCs w:val="24"/>
-        </w:rPr>
-        <w:t xml:space="preserve">    • Values annotated at bar ends.</w:t>
-      </w:r>
-      <w:r>
-        <w:rPr>
-          <w:rFonts w:cstheme="minorHAnsi"/>
-          <w:sz w:val="24"/>
-          <w:szCs w:val="24"/>
-        </w:rPr>
-        <w:br/>
-      </w:r>
-      <w:r>
-        <w:rPr>
-          <w:rFonts w:cstheme="minorHAnsi"/>
-          <w:sz w:val="24"/>
-          <w:szCs w:val="24"/>
-        </w:rPr>
-        <w:t xml:space="preserve">    • Insight: </w:t>
-      </w:r>
-      <w:r>
-        <w:rPr>
-          <w:rFonts w:cstheme="minorHAnsi"/>
-          <w:sz w:val="24"/>
-          <w:szCs w:val="24"/>
-          <w:lang w:val="en-US"/>
-        </w:rPr>
-        <w:t>Europe and Africa</w:t>
-      </w:r>
-      <w:r>
-        <w:rPr>
-          <w:rFonts w:cstheme="minorHAnsi"/>
-          <w:sz w:val="24"/>
-          <w:szCs w:val="24"/>
-        </w:rPr>
-        <w:t xml:space="preserve"> typically have the highest mean</w:t>
-      </w:r>
-      <w:r>
-        <w:rPr>
-          <w:rFonts w:cstheme="minorHAnsi"/>
-          <w:sz w:val="24"/>
-          <w:szCs w:val="24"/>
-          <w:lang w:val="en-US"/>
-        </w:rPr>
-        <w:t xml:space="preserve"> p</w:t>
-      </w:r>
-      <w:r>
-        <w:rPr>
-          <w:rFonts w:cstheme="minorHAnsi"/>
-          <w:sz w:val="24"/>
-          <w:szCs w:val="24"/>
-        </w:rPr>
-        <w:t>recipitation</w:t>
-      </w:r>
-      <w:r>
-        <w:rPr>
-          <w:rFonts w:cstheme="minorHAnsi"/>
-          <w:sz w:val="24"/>
-          <w:szCs w:val="24"/>
-          <w:lang w:val="en-US"/>
-        </w:rPr>
-        <w:t>.</w:t>
-      </w:r>
-    </w:p>
-    <w:p>
-      <w:pPr>
-        <w:ind w:left="-720" w:right="-874"/>
-        <w:rPr>
-          <w:rFonts w:cstheme="minorHAnsi"/>
-          <w:sz w:val="24"/>
-          <w:szCs w:val="24"/>
-        </w:rPr>
-      </w:pPr>
-    </w:p>
-    <w:p>
-      <w:pPr>
-        <w:ind w:left="-720" w:right="-874"/>
-        <w:rPr>
-          <w:rFonts w:cstheme="minorHAnsi"/>
-          <w:sz w:val="24"/>
-          <w:szCs w:val="24"/>
-          <w:lang w:val="en-US"/>
-        </w:rPr>
-      </w:pPr>
-      <w:r>
-        <w:rPr>
-          <w:rFonts w:cstheme="minorHAnsi"/>
-          <w:sz w:val="24"/>
-          <w:szCs w:val="24"/>
-        </w:rPr>
-        <w:t xml:space="preserve">  Subplot (d): Wind Speed vs Atmospheric Pressure </w:t>
-      </w:r>
-      <w:r>
-        <w:rPr>
-          <w:rFonts w:cstheme="minorHAnsi"/>
+          <w:b/>
+          <w:sz w:val="24"/>
+          <w:szCs w:val="24"/>
+        </w:rPr>
+      </w:pPr>
+      <w:r>
+        <w:rPr>
+          <w:rFonts w:cstheme="minorHAnsi"/>
+          <w:b/>
+          <w:sz w:val="24"/>
+          <w:szCs w:val="24"/>
+        </w:rPr>
+        <w:t xml:space="preserve">  Subplot (f): Average Visibility by Continent </w:t>
+      </w:r>
+      <w:r>
+        <w:rPr>
+          <w:rFonts w:cstheme="minorHAnsi"/>
+          <w:b/>
           <w:sz w:val="24"/>
           <w:szCs w:val="24"/>
           <w:lang w:val="en-US"/>
@@ -1111,253 +1476,7 @@
       <w:r>
         <w:rPr>
           <w:rFonts w:cstheme="minorHAnsi"/>
-          <w:sz w:val="24"/>
-          <w:szCs w:val="24"/>
-        </w:rPr>
-        <w:t>Scatter Plot</w:t>
-      </w:r>
-      <w:r>
-        <w:rPr>
-          <w:rFonts w:cstheme="minorHAnsi"/>
-          <w:sz w:val="24"/>
-          <w:szCs w:val="24"/>
-          <w:lang w:val="en-US"/>
-        </w:rPr>
-        <w:t>]</w:t>
-      </w:r>
-    </w:p>
-    <w:p>
-      <w:pPr>
-        <w:ind w:left="-720" w:right="-874"/>
-        <w:rPr>
-          <w:rFonts w:cstheme="minorHAnsi"/>
-          <w:sz w:val="24"/>
-          <w:szCs w:val="24"/>
-        </w:rPr>
-      </w:pPr>
-      <w:r>
-        <w:rPr>
-          <w:rFonts w:cstheme="minorHAnsi"/>
-          <w:sz w:val="24"/>
-          <w:szCs w:val="24"/>
-        </w:rPr>
-        <w:t xml:space="preserve">    • X-axis: Pressure (mb); Y-axis: Wind Speed (kph)</w:t>
-      </w:r>
-      <w:r>
-        <w:rPr>
-          <w:rFonts w:cstheme="minorHAnsi"/>
-          <w:sz w:val="24"/>
-          <w:szCs w:val="24"/>
-        </w:rPr>
-        <w:br/>
-      </w:r>
-      <w:r>
-        <w:rPr>
-          <w:rFonts w:cstheme="minorHAnsi"/>
-          <w:sz w:val="24"/>
-          <w:szCs w:val="24"/>
-        </w:rPr>
-        <w:t xml:space="preserve">    • Insight: Higher cloud cover tends to appear at moderate pressure ranges</w:t>
-      </w:r>
-      <w:r>
-        <w:rPr>
-          <w:rFonts w:cstheme="minorHAnsi"/>
-          <w:sz w:val="24"/>
-          <w:szCs w:val="24"/>
-          <w:lang w:val="en-US"/>
-        </w:rPr>
-        <w:t>. Also, w</w:t>
-      </w:r>
-      <w:r>
-        <w:rPr>
-          <w:rFonts w:cstheme="minorHAnsi"/>
-          <w:sz w:val="24"/>
-          <w:szCs w:val="24"/>
-          <w:lang w:val="en-US"/>
-        </w:rPr>
-        <w:t xml:space="preserve">ind speed </w:t>
-      </w:r>
-      <w:r>
-        <w:rPr>
-          <w:rFonts w:cstheme="minorHAnsi"/>
-          <w:sz w:val="24"/>
-          <w:szCs w:val="24"/>
-          <w:lang w:val="en-US"/>
-        </w:rPr>
-        <w:t xml:space="preserve">tends to </w:t>
-      </w:r>
-      <w:r>
-        <w:rPr>
-          <w:rFonts w:cstheme="minorHAnsi"/>
-          <w:sz w:val="24"/>
-          <w:szCs w:val="24"/>
-          <w:lang w:val="en-US"/>
-        </w:rPr>
-        <w:br/>
-        <w:t xml:space="preserve">       </w:t>
-      </w:r>
-      <w:r>
-        <w:rPr>
-          <w:rFonts w:cstheme="minorHAnsi"/>
-          <w:sz w:val="24"/>
-          <w:szCs w:val="24"/>
-          <w:lang w:val="en-US"/>
-        </w:rPr>
-        <w:t xml:space="preserve">increase </w:t>
-      </w:r>
-      <w:r>
-        <w:rPr>
-          <w:rFonts w:cstheme="minorHAnsi"/>
-          <w:sz w:val="24"/>
-          <w:szCs w:val="24"/>
-          <w:lang w:val="en-US"/>
-        </w:rPr>
-        <w:t>as A</w:t>
-      </w:r>
-      <w:r>
-        <w:rPr>
-          <w:rFonts w:cstheme="minorHAnsi"/>
-          <w:sz w:val="24"/>
-          <w:szCs w:val="24"/>
-          <w:lang w:val="en-US"/>
-        </w:rPr>
-        <w:t>tmospheric pressure decreases</w:t>
-      </w:r>
-      <w:r>
-        <w:rPr>
-          <w:rFonts w:cstheme="minorHAnsi"/>
-          <w:sz w:val="24"/>
-          <w:szCs w:val="24"/>
-          <w:lang w:val="en-US"/>
-        </w:rPr>
-        <w:t>.</w:t>
-      </w:r>
-      <w:r>
-        <w:rPr>
-          <w:rFonts w:cstheme="minorHAnsi"/>
-          <w:sz w:val="24"/>
-          <w:szCs w:val="24"/>
-          <w:lang w:val="en-US"/>
-        </w:rPr>
-        <w:br/>
-      </w:r>
-    </w:p>
-    <w:p>
-      <w:pPr>
-        <w:ind w:left="-720" w:right="-874"/>
-        <w:rPr>
-          <w:rFonts w:cstheme="minorHAnsi"/>
-          <w:sz w:val="24"/>
-          <w:szCs w:val="24"/>
-        </w:rPr>
-      </w:pPr>
-      <w:r>
-        <w:rPr>
-          <w:rFonts w:cstheme="minorHAnsi"/>
-          <w:sz w:val="24"/>
-          <w:szCs w:val="24"/>
-        </w:rPr>
-        <w:t xml:space="preserve">  Subplot (e): UV Index Distribution [Histogram]</w:t>
-      </w:r>
-    </w:p>
-    <w:p>
-      <w:pPr>
-        <w:ind w:left="-720" w:right="-874"/>
-        <w:rPr>
-          <w:rFonts w:cstheme="minorHAnsi"/>
-          <w:sz w:val="24"/>
-          <w:szCs w:val="24"/>
-          <w:lang w:val="en-US"/>
-        </w:rPr>
-      </w:pPr>
-      <w:r>
-        <w:rPr>
-          <w:rFonts w:cstheme="minorHAnsi"/>
-          <w:sz w:val="24"/>
-          <w:szCs w:val="24"/>
-        </w:rPr>
-        <w:t xml:space="preserve">    • 30-bin histogram of UV index values.</w:t>
-      </w:r>
-      <w:r>
-        <w:rPr>
-          <w:rFonts w:cstheme="minorHAnsi"/>
-          <w:sz w:val="24"/>
-          <w:szCs w:val="24"/>
-        </w:rPr>
-        <w:br/>
-      </w:r>
-      <w:r>
-        <w:rPr>
-          <w:rFonts w:cstheme="minorHAnsi"/>
-          <w:sz w:val="24"/>
-          <w:szCs w:val="24"/>
-        </w:rPr>
-        <w:t xml:space="preserve">    • Mean UV value overlaid as vertical dashed line.</w:t>
-      </w:r>
-      <w:r>
-        <w:rPr>
-          <w:rFonts w:cstheme="minorHAnsi"/>
-          <w:sz w:val="24"/>
-          <w:szCs w:val="24"/>
-        </w:rPr>
-        <w:br/>
-      </w:r>
-      <w:r>
-        <w:rPr>
-          <w:rFonts w:cstheme="minorHAnsi"/>
-          <w:sz w:val="24"/>
-          <w:szCs w:val="24"/>
-        </w:rPr>
-        <w:t xml:space="preserve">    • Insight: </w:t>
-      </w:r>
-      <w:r>
-        <w:rPr>
-          <w:rFonts w:cstheme="minorHAnsi"/>
-          <w:sz w:val="24"/>
-          <w:szCs w:val="24"/>
-          <w:lang w:val="en-US"/>
-        </w:rPr>
-        <w:t>Most of the records have UV-index within [0 – 1] range.</w:t>
-      </w:r>
-      <w:r>
-        <w:rPr>
-          <w:rFonts w:cstheme="minorHAnsi"/>
-          <w:sz w:val="24"/>
-          <w:szCs w:val="24"/>
-          <w:lang w:val="en-US"/>
-        </w:rPr>
-        <w:br/>
-      </w:r>
-    </w:p>
-    <w:p>
-      <w:pPr>
-        <w:ind w:left="-720" w:right="-874"/>
-        <w:rPr>
-          <w:rFonts w:cstheme="minorHAnsi"/>
-          <w:sz w:val="24"/>
-          <w:szCs w:val="24"/>
-        </w:rPr>
-      </w:pPr>
-      <w:r>
-        <w:rPr>
-          <w:rFonts w:cstheme="minorHAnsi"/>
-          <w:sz w:val="24"/>
-          <w:szCs w:val="24"/>
-        </w:rPr>
-        <w:t xml:space="preserve">  Subplot (f): Average Visibility by Continent </w:t>
-      </w:r>
-      <w:r>
-        <w:rPr>
-          <w:rFonts w:cstheme="minorHAnsi"/>
-          <w:sz w:val="24"/>
-          <w:szCs w:val="24"/>
-          <w:lang w:val="en-US"/>
-        </w:rPr>
-        <w:t>[</w:t>
-      </w:r>
-      <w:r>
-        <w:rPr>
-          <w:rFonts w:cstheme="minorHAnsi"/>
+          <w:b/>
           <w:sz w:val="24"/>
           <w:szCs w:val="24"/>
         </w:rPr>
@@ -1366,6 +1485,7 @@
       <w:r>
         <w:rPr>
           <w:rFonts w:cstheme="minorHAnsi"/>
+          <w:b/>
           <w:sz w:val="24"/>
           <w:szCs w:val="24"/>
           <w:lang w:val="en-US"/>
@@ -1461,7 +1581,6 @@
           <w:sz w:val="24"/>
           <w:szCs w:val="24"/>
         </w:rPr>
-        <w:lastRenderedPageBreak/>
         <w:drawing>
           <wp:inline distT="0" distB="0" distL="0" distR="0" wp14:anchorId="6A3B7A4F" wp14:editId="127515F6">
             <wp:extent cx="7336973" cy="5891917"/>
@@ -1518,13 +1637,15 @@
         <w:jc w:val="center"/>
         <w:rPr>
           <w:rFonts w:cstheme="minorHAnsi"/>
-          <w:sz w:val="24"/>
-          <w:szCs w:val="24"/>
-        </w:rPr>
-      </w:pPr>
-      <w:r>
-        <w:rPr>
-          <w:rFonts w:cstheme="minorHAnsi"/>
+          <w:i/>
+          <w:sz w:val="24"/>
+          <w:szCs w:val="24"/>
+        </w:rPr>
+      </w:pPr>
+      <w:r>
+        <w:rPr>
+          <w:rFonts w:cstheme="minorHAnsi"/>
+          <w:i/>
           <w:sz w:val="24"/>
           <w:szCs w:val="24"/>
         </w:rPr>
@@ -1547,13 +1668,15 @@
         <w:ind w:left="-720" w:right="-874"/>
         <w:rPr>
           <w:rFonts w:cstheme="minorHAnsi"/>
-          <w:sz w:val="24"/>
-          <w:szCs w:val="24"/>
-        </w:rPr>
-      </w:pPr>
-      <w:r>
-        <w:rPr>
-          <w:rFonts w:cstheme="minorHAnsi"/>
+          <w:b/>
+          <w:sz w:val="24"/>
+          <w:szCs w:val="24"/>
+        </w:rPr>
+      </w:pPr>
+      <w:r>
+        <w:rPr>
+          <w:rFonts w:cstheme="minorHAnsi"/>
+          <w:b/>
           <w:sz w:val="24"/>
           <w:szCs w:val="24"/>
         </w:rPr>
@@ -1562,6 +1685,7 @@
       <w:r>
         <w:rPr>
           <w:rFonts w:cstheme="minorHAnsi"/>
+          <w:b/>
           <w:sz w:val="24"/>
           <w:szCs w:val="24"/>
           <w:lang w:val="en-US"/>
@@ -1571,6 +1695,7 @@
       <w:r>
         <w:rPr>
           <w:rFonts w:cstheme="minorHAnsi"/>
+          <w:b/>
           <w:sz w:val="24"/>
           <w:szCs w:val="24"/>
         </w:rPr>
@@ -1579,6 +1704,7 @@
       <w:r>
         <w:rPr>
           <w:rFonts w:cstheme="minorHAnsi"/>
+          <w:b/>
           <w:sz w:val="24"/>
           <w:szCs w:val="24"/>
           <w:lang w:val="en-US"/>
@@ -1593,7 +1719,6 @@
           <w:rFonts w:cstheme="minorHAnsi"/>
           <w:sz w:val="24"/>
           <w:szCs w:val="24"/>
-          <w:lang w:val="en-US"/>
         </w:rPr>
       </w:pPr>
       <w:r>
@@ -1737,21 +1862,6 @@
         </w:rPr>
         <w:t xml:space="preserve"> </w:t>
       </w:r>
-    </w:p>
-    <w:p>
-      <w:pPr>
-        <w:pStyle w:val="ListParagraph"/>
-        <w:numPr>
-          <w:ilvl w:val="0"/>
-          <w:numId w:val="17"/>
-        </w:numPr>
-        <w:ind w:right="-874"/>
-        <w:rPr>
-          <w:rFonts w:cstheme="minorHAnsi"/>
-          <w:sz w:val="24"/>
-          <w:szCs w:val="24"/>
-        </w:rPr>
-      </w:pPr>
       <w:r>
         <w:rPr>
           <w:rFonts w:cstheme="minorHAnsi"/>
@@ -1769,29 +1879,42 @@
         </w:rPr>
         <w:t>.</w:t>
       </w:r>
-    </w:p>
-    <w:p>
-      <w:pPr>
-        <w:pStyle w:val="ListParagraph"/>
-        <w:numPr>
-          <w:ilvl w:val="0"/>
-          <w:numId w:val="17"/>
-        </w:numPr>
-        <w:ind w:right="-874"/>
-        <w:rPr>
-          <w:rFonts w:cstheme="minorHAnsi"/>
-          <w:sz w:val="24"/>
-          <w:szCs w:val="24"/>
-        </w:rPr>
-      </w:pPr>
-      <w:r>
-        <w:rPr>
-          <w:rFonts w:cstheme="minorHAnsi"/>
-          <w:sz w:val="24"/>
-          <w:szCs w:val="24"/>
-          <w:lang w:val="en-US"/>
-        </w:rPr>
-        <w:t>Ozone has highest correlations with temperature and UV-index.</w:t>
+      <w:r>
+        <w:rPr>
+          <w:rFonts w:cstheme="minorHAnsi"/>
+          <w:sz w:val="24"/>
+          <w:szCs w:val="24"/>
+          <w:lang w:val="en-US"/>
+        </w:rPr>
+        <w:t xml:space="preserve"> Also, </w:t>
+      </w:r>
+      <w:r>
+        <w:rPr>
+          <w:rFonts w:cstheme="minorHAnsi"/>
+          <w:sz w:val="24"/>
+          <w:szCs w:val="24"/>
+          <w:lang w:val="en-US"/>
+        </w:rPr>
+        <w:t xml:space="preserve">Ozone has highest correlations </w:t>
+      </w:r>
+      <w:r>
+        <w:rPr>
+          <w:rFonts w:cstheme="minorHAnsi"/>
+          <w:sz w:val="24"/>
+          <w:szCs w:val="24"/>
+          <w:lang w:val="en-US"/>
+        </w:rPr>
+        <w:br/>
+        <w:t xml:space="preserve">       </w:t>
+      </w:r>
+      <w:r>
+        <w:rPr>
+          <w:rFonts w:cstheme="minorHAnsi"/>
+          <w:sz w:val="24"/>
+          <w:szCs w:val="24"/>
+          <w:lang w:val="en-US"/>
+        </w:rPr>
+        <w:t>with temperature and UV-index.</w:t>
       </w:r>
     </w:p>
     <w:p>
@@ -1799,13 +1922,15 @@
         <w:ind w:left="-720" w:right="-874"/>
         <w:rPr>
           <w:rFonts w:cstheme="minorHAnsi"/>
-          <w:sz w:val="24"/>
-          <w:szCs w:val="24"/>
-        </w:rPr>
-      </w:pPr>
-      <w:r>
-        <w:rPr>
-          <w:rFonts w:cstheme="minorHAnsi"/>
+          <w:b/>
+          <w:sz w:val="24"/>
+          <w:szCs w:val="24"/>
+        </w:rPr>
+      </w:pPr>
+      <w:r>
+        <w:rPr>
+          <w:rFonts w:cstheme="minorHAnsi"/>
+          <w:b/>
           <w:sz w:val="24"/>
           <w:szCs w:val="24"/>
         </w:rPr>
@@ -1814,14 +1939,26 @@
       <w:r>
         <w:rPr>
           <w:rFonts w:cstheme="minorHAnsi"/>
-          <w:sz w:val="24"/>
-          <w:szCs w:val="24"/>
-        </w:rPr>
-        <w:br/>
-      </w:r>
-      <w:r>
-        <w:rPr>
-          <w:rFonts w:cstheme="minorHAnsi"/>
+          <w:b/>
+          <w:sz w:val="24"/>
+          <w:szCs w:val="24"/>
+        </w:rPr>
+        <w:br/>
+      </w:r>
+      <w:r>
+        <w:rPr>
+          <w:rFonts w:cstheme="minorHAnsi"/>
+          <w:b/>
+          <w:sz w:val="24"/>
+          <w:szCs w:val="24"/>
+          <w:lang w:val="en-US"/>
+        </w:rPr>
+        <w:t xml:space="preserve">  </w:t>
+      </w:r>
+      <w:r>
+        <w:rPr>
+          <w:rFonts w:cstheme="minorHAnsi"/>
+          <w:b/>
           <w:sz w:val="24"/>
           <w:szCs w:val="24"/>
         </w:rPr>
@@ -1893,7 +2030,41 @@
           <w:sz w:val="24"/>
           <w:szCs w:val="24"/>
         </w:rPr>
-        <w:t>countries top the list</w:t>
+        <w:t xml:space="preserve">countries </w:t>
+      </w:r>
+      <w:r>
+        <w:rPr>
+          <w:rFonts w:cstheme="minorHAnsi"/>
+          <w:sz w:val="24"/>
+          <w:szCs w:val="24"/>
+          <w:lang w:val="en-US"/>
+        </w:rPr>
+        <w:t xml:space="preserve">are on </w:t>
+      </w:r>
+      <w:r>
+        <w:rPr>
+          <w:rFonts w:cstheme="minorHAnsi"/>
+          <w:sz w:val="24"/>
+          <w:szCs w:val="24"/>
+        </w:rPr>
+        <w:t>top</w:t>
+      </w:r>
+      <w:r>
+        <w:rPr>
+          <w:rFonts w:cstheme="minorHAnsi"/>
+          <w:sz w:val="24"/>
+          <w:szCs w:val="24"/>
+          <w:lang w:val="en-US"/>
+        </w:rPr>
+        <w:t xml:space="preserve"> of</w:t>
+      </w:r>
+      <w:r>
+        <w:rPr>
+          <w:rFonts w:cstheme="minorHAnsi"/>
+          <w:sz w:val="24"/>
+          <w:szCs w:val="24"/>
+        </w:rPr>
+        <w:t xml:space="preserve"> the list</w:t>
       </w:r>
       <w:r>
         <w:rPr>
@@ -1920,13 +2091,15 @@
         <w:ind w:left="-720" w:right="-874"/>
         <w:rPr>
           <w:rFonts w:cstheme="minorHAnsi"/>
-          <w:sz w:val="24"/>
-          <w:szCs w:val="24"/>
-        </w:rPr>
-      </w:pPr>
-      <w:r>
-        <w:rPr>
-          <w:rFonts w:cstheme="minorHAnsi"/>
+          <w:b/>
+          <w:sz w:val="24"/>
+          <w:szCs w:val="24"/>
+        </w:rPr>
+      </w:pPr>
+      <w:r>
+        <w:rPr>
+          <w:rFonts w:cstheme="minorHAnsi"/>
+          <w:b/>
           <w:sz w:val="24"/>
           <w:szCs w:val="24"/>
         </w:rPr>
@@ -2078,13 +2251,15 @@
         <w:ind w:left="-720" w:right="-874"/>
         <w:rPr>
           <w:rFonts w:cstheme="minorHAnsi"/>
-          <w:sz w:val="24"/>
-          <w:szCs w:val="24"/>
-        </w:rPr>
-      </w:pPr>
-      <w:r>
-        <w:rPr>
-          <w:rFonts w:cstheme="minorHAnsi"/>
+          <w:b/>
+          <w:sz w:val="24"/>
+          <w:szCs w:val="24"/>
+        </w:rPr>
+      </w:pPr>
+      <w:r>
+        <w:rPr>
+          <w:rFonts w:cstheme="minorHAnsi"/>
+          <w:b/>
           <w:sz w:val="24"/>
           <w:szCs w:val="24"/>
         </w:rPr>
@@ -2093,6 +2268,7 @@
       <w:r>
         <w:rPr>
           <w:rFonts w:cstheme="minorHAnsi"/>
+          <w:b/>
           <w:sz w:val="24"/>
           <w:szCs w:val="24"/>
           <w:lang w:val="en-US"/>
@@ -2102,6 +2278,7 @@
       <w:r>
         <w:rPr>
           <w:rFonts w:cstheme="minorHAnsi"/>
+          <w:b/>
           <w:sz w:val="24"/>
           <w:szCs w:val="24"/>
         </w:rPr>
@@ -2110,6 +2287,7 @@
       <w:r>
         <w:rPr>
           <w:rFonts w:cstheme="minorHAnsi"/>
+          <w:b/>
           <w:sz w:val="24"/>
           <w:szCs w:val="24"/>
           <w:lang w:val="en-US"/>
@@ -2148,27 +2326,43 @@
           <w:sz w:val="24"/>
           <w:szCs w:val="24"/>
         </w:rPr>
-        <w:t xml:space="preserve">    • Points coloured by humidity (Y</w:t>
-      </w:r>
-      <w:proofErr w:type="spellStart"/>
-      <w:r>
-        <w:rPr>
-          <w:rFonts w:cstheme="minorHAnsi"/>
-          <w:sz w:val="24"/>
-          <w:szCs w:val="24"/>
-          <w:lang w:val="en-US"/>
-        </w:rPr>
-        <w:t>ellow</w:t>
-      </w:r>
-      <w:proofErr w:type="spellEnd"/>
-      <w:r>
-        <w:rPr>
-          <w:rFonts w:cstheme="minorHAnsi"/>
-          <w:sz w:val="24"/>
-          <w:szCs w:val="24"/>
-          <w:lang w:val="en-US"/>
-        </w:rPr>
-        <w:t xml:space="preserve"> or Red</w:t>
+        <w:t xml:space="preserve">    • Points coloured by humidity (</w:t>
+      </w:r>
+      <w:r>
+        <w:rPr>
+          <w:rFonts w:cstheme="minorHAnsi"/>
+          <w:sz w:val="24"/>
+          <w:szCs w:val="24"/>
+          <w:lang w:val="en-US"/>
+        </w:rPr>
+        <w:t>yellow</w:t>
+      </w:r>
+      <w:r>
+        <w:rPr>
+          <w:rFonts w:cstheme="minorHAnsi"/>
+          <w:sz w:val="24"/>
+          <w:szCs w:val="24"/>
+          <w:lang w:val="en-US"/>
+        </w:rPr>
+        <w:t xml:space="preserve"> or </w:t>
+      </w:r>
+      <w:r>
+        <w:rPr>
+          <w:rFonts w:cstheme="minorHAnsi"/>
+          <w:sz w:val="24"/>
+          <w:szCs w:val="24"/>
+          <w:lang w:val="en-US"/>
+        </w:rPr>
+        <w:t>r</w:t>
+      </w:r>
+      <w:r>
+        <w:rPr>
+          <w:rFonts w:cstheme="minorHAnsi"/>
+          <w:sz w:val="24"/>
+          <w:szCs w:val="24"/>
+          <w:lang w:val="en-US"/>
+        </w:rPr>
+        <w:t>ed</w:t>
       </w:r>
       <w:r>
         <w:rPr>
@@ -2266,14 +2460,16 @@
         <w:ind w:left="-720" w:right="-874"/>
         <w:rPr>
           <w:rFonts w:cstheme="minorHAnsi"/>
-          <w:sz w:val="24"/>
-          <w:szCs w:val="24"/>
-          <w:lang w:val="en-US"/>
-        </w:rPr>
-      </w:pPr>
-      <w:r>
-        <w:rPr>
-          <w:rFonts w:cstheme="minorHAnsi"/>
+          <w:b/>
+          <w:sz w:val="24"/>
+          <w:szCs w:val="24"/>
+          <w:lang w:val="en-US"/>
+        </w:rPr>
+      </w:pPr>
+      <w:r>
+        <w:rPr>
+          <w:rFonts w:cstheme="minorHAnsi"/>
+          <w:b/>
           <w:sz w:val="24"/>
           <w:szCs w:val="24"/>
         </w:rPr>
@@ -2282,6 +2478,7 @@
       <w:r>
         <w:rPr>
           <w:rFonts w:cstheme="minorHAnsi"/>
+          <w:b/>
           <w:sz w:val="24"/>
           <w:szCs w:val="24"/>
           <w:lang w:val="en-US"/>
@@ -2291,6 +2488,7 @@
       <w:r>
         <w:rPr>
           <w:rFonts w:cstheme="minorHAnsi"/>
+          <w:b/>
           <w:sz w:val="24"/>
           <w:szCs w:val="24"/>
         </w:rPr>
@@ -2299,6 +2497,7 @@
       <w:r>
         <w:rPr>
           <w:rFonts w:cstheme="minorHAnsi"/>
+          <w:b/>
           <w:sz w:val="24"/>
           <w:szCs w:val="24"/>
           <w:lang w:val="en-US"/>
@@ -2406,6 +2605,7 @@
         <w:rPr>
           <w:noProof/>
         </w:rPr>
+        <w:lastRenderedPageBreak/>
         <w:drawing>
           <wp:inline distT="0" distB="0" distL="0" distR="0" wp14:anchorId="4840732A" wp14:editId="4361A0AA">
             <wp:extent cx="7299434" cy="5215499"/>
@@ -2462,10 +2662,372 @@
         <w:jc w:val="center"/>
         <w:rPr>
           <w:rFonts w:cstheme="minorHAnsi"/>
-          <w:sz w:val="24"/>
-          <w:szCs w:val="24"/>
-        </w:rPr>
-      </w:pPr>
+          <w:i/>
+          <w:sz w:val="24"/>
+          <w:szCs w:val="24"/>
+        </w:rPr>
+      </w:pPr>
+      <w:r>
+        <w:rPr>
+          <w:rFonts w:cstheme="minorHAnsi"/>
+          <w:i/>
+          <w:sz w:val="24"/>
+          <w:szCs w:val="24"/>
+        </w:rPr>
+        <w:t>FIGURE 3 — FEATURE IMPORTANCE</w:t>
+      </w:r>
+      <w:r>
+        <w:rPr>
+          <w:rFonts w:cstheme="minorHAnsi"/>
+          <w:i/>
+          <w:sz w:val="24"/>
+          <w:szCs w:val="24"/>
+          <w:lang w:val="en-US"/>
+        </w:rPr>
+        <w:t xml:space="preserve"> IN</w:t>
+      </w:r>
+      <w:r>
+        <w:rPr>
+          <w:rFonts w:cstheme="minorHAnsi"/>
+          <w:i/>
+          <w:sz w:val="24"/>
+          <w:szCs w:val="24"/>
+        </w:rPr>
+        <w:t xml:space="preserve"> PREDICTING TEMPERATURE</w:t>
+      </w:r>
+    </w:p>
+    <w:p>
+      <w:pPr>
+        <w:ind w:left="-720" w:right="-874"/>
+        <w:rPr>
+          <w:rFonts w:cstheme="minorHAnsi"/>
+          <w:b/>
+          <w:sz w:val="24"/>
+          <w:szCs w:val="24"/>
+        </w:rPr>
+      </w:pPr>
+      <w:r>
+        <w:rPr>
+          <w:rFonts w:cstheme="minorHAnsi"/>
+          <w:b/>
+          <w:sz w:val="24"/>
+          <w:szCs w:val="24"/>
+        </w:rPr>
+        <w:br/>
+      </w:r>
+      <w:r>
+        <w:rPr>
+          <w:rFonts w:cstheme="minorHAnsi"/>
+          <w:b/>
+          <w:sz w:val="24"/>
+          <w:szCs w:val="24"/>
+          <w:lang w:val="en-US"/>
+        </w:rPr>
+        <w:t xml:space="preserve">  </w:t>
+      </w:r>
+      <w:r>
+        <w:rPr>
+          <w:rFonts w:cstheme="minorHAnsi"/>
+          <w:b/>
+          <w:sz w:val="24"/>
+          <w:szCs w:val="24"/>
+        </w:rPr>
+        <w:t>Subplot (a): Random Forest Feature Importance [Horizontal Bar]</w:t>
+      </w:r>
+    </w:p>
+    <w:p>
+      <w:pPr>
+        <w:ind w:left="-720" w:right="-874"/>
+        <w:rPr>
+          <w:rFonts w:cstheme="minorHAnsi"/>
+          <w:sz w:val="24"/>
+          <w:szCs w:val="24"/>
+        </w:rPr>
+      </w:pPr>
+      <w:r>
+        <w:rPr>
+          <w:rFonts w:cstheme="minorHAnsi"/>
+          <w:sz w:val="24"/>
+          <w:szCs w:val="24"/>
+        </w:rPr>
+        <w:t xml:space="preserve">    • RandomForestRegressor: 200 estimators, max_depth=8, random_state=42</w:t>
+      </w:r>
+      <w:r>
+        <w:rPr>
+          <w:rFonts w:cstheme="minorHAnsi"/>
+          <w:sz w:val="24"/>
+          <w:szCs w:val="24"/>
+        </w:rPr>
+        <w:br/>
+      </w:r>
+      <w:r>
+        <w:rPr>
+          <w:rFonts w:cstheme="minorHAnsi"/>
+          <w:sz w:val="24"/>
+          <w:szCs w:val="24"/>
+        </w:rPr>
+        <w:t xml:space="preserve">    • Top features: latitude, humidity, uv_index, pressure_mb</w:t>
+      </w:r>
+      <w:r>
+        <w:rPr>
+          <w:rFonts w:cstheme="minorHAnsi"/>
+          <w:sz w:val="24"/>
+          <w:szCs w:val="24"/>
+        </w:rPr>
+        <w:br/>
+      </w:r>
+    </w:p>
+    <w:p>
+      <w:pPr>
+        <w:ind w:left="-720" w:right="-874"/>
+        <w:rPr>
+          <w:rFonts w:cstheme="minorHAnsi"/>
+          <w:b/>
+          <w:sz w:val="24"/>
+          <w:szCs w:val="24"/>
+        </w:rPr>
+      </w:pPr>
+      <w:r>
+        <w:rPr>
+          <w:rFonts w:cstheme="minorHAnsi"/>
+          <w:b/>
+          <w:sz w:val="24"/>
+          <w:szCs w:val="24"/>
+        </w:rPr>
+        <w:t xml:space="preserve">  Subplot (b): Gradient Boosting Feature Importance [Horizontal Bar]</w:t>
+      </w:r>
+    </w:p>
+    <w:p>
+      <w:pPr>
+        <w:ind w:left="-720" w:right="-874"/>
+        <w:rPr>
+          <w:rFonts w:cstheme="minorHAnsi"/>
+          <w:sz w:val="24"/>
+          <w:szCs w:val="24"/>
+        </w:rPr>
+      </w:pPr>
+      <w:r>
+        <w:rPr>
+          <w:rFonts w:cstheme="minorHAnsi"/>
+          <w:sz w:val="24"/>
+          <w:szCs w:val="24"/>
+        </w:rPr>
+        <w:t xml:space="preserve">    • GradientBoostingRegressor: 150 estimators, max_depth=4, random_state=42</w:t>
+      </w:r>
+      <w:r>
+        <w:rPr>
+          <w:rFonts w:cstheme="minorHAnsi"/>
+          <w:sz w:val="24"/>
+          <w:szCs w:val="24"/>
+        </w:rPr>
+        <w:br/>
+      </w:r>
+      <w:r>
+        <w:rPr>
+          <w:rFonts w:cstheme="minorHAnsi"/>
+          <w:sz w:val="24"/>
+          <w:szCs w:val="24"/>
+        </w:rPr>
+        <w:t xml:space="preserve">    • </w:t>
+      </w:r>
+      <w:r>
+        <w:rPr>
+          <w:rFonts w:cstheme="minorHAnsi"/>
+          <w:sz w:val="24"/>
+          <w:szCs w:val="24"/>
+        </w:rPr>
+        <w:t>Top features: latitude, humidity, uv_index, pressure_mb</w:t>
+      </w:r>
+      <w:r>
+        <w:rPr>
+          <w:rFonts w:cstheme="minorHAnsi"/>
+          <w:sz w:val="24"/>
+          <w:szCs w:val="24"/>
+        </w:rPr>
+        <w:br/>
+      </w:r>
+    </w:p>
+    <w:p>
+      <w:pPr>
+        <w:ind w:left="-720" w:right="-874"/>
+        <w:rPr>
+          <w:rFonts w:cstheme="minorHAnsi"/>
+          <w:b/>
+          <w:sz w:val="24"/>
+          <w:szCs w:val="24"/>
+        </w:rPr>
+      </w:pPr>
+      <w:r>
+        <w:rPr>
+          <w:rFonts w:cstheme="minorHAnsi"/>
+          <w:b/>
+          <w:sz w:val="24"/>
+          <w:szCs w:val="24"/>
+        </w:rPr>
+        <w:t xml:space="preserve">  Subplot (c): Permutation Importance (±SD) [Horizontal Bar with Error Bars]</w:t>
+      </w:r>
+    </w:p>
+    <w:p>
+      <w:pPr>
+        <w:ind w:left="-720" w:right="-874"/>
+        <w:rPr>
+          <w:rFonts w:cstheme="minorHAnsi"/>
+          <w:sz w:val="24"/>
+          <w:szCs w:val="24"/>
+        </w:rPr>
+      </w:pPr>
+      <w:r>
+        <w:rPr>
+          <w:rFonts w:cstheme="minorHAnsi"/>
+          <w:sz w:val="24"/>
+          <w:szCs w:val="24"/>
+        </w:rPr>
+        <w:t xml:space="preserve">    • 15 repeats of permutation importance using the Random Forest model.</w:t>
+      </w:r>
+      <w:r>
+        <w:rPr>
+          <w:rFonts w:cstheme="minorHAnsi"/>
+          <w:sz w:val="24"/>
+          <w:szCs w:val="24"/>
+        </w:rPr>
+        <w:br/>
+      </w:r>
+      <w:r>
+        <w:rPr>
+          <w:rFonts w:cstheme="minorHAnsi"/>
+          <w:sz w:val="24"/>
+          <w:szCs w:val="24"/>
+        </w:rPr>
+        <w:t xml:space="preserve">    • Error bars (±1 SD) indicate stability of each feature's importance.</w:t>
+      </w:r>
+      <w:r>
+        <w:rPr>
+          <w:rFonts w:cstheme="minorHAnsi"/>
+          <w:sz w:val="24"/>
+          <w:szCs w:val="24"/>
+        </w:rPr>
+        <w:br/>
+      </w:r>
+      <w:r>
+        <w:rPr>
+          <w:rFonts w:cstheme="minorHAnsi"/>
+          <w:sz w:val="24"/>
+          <w:szCs w:val="24"/>
+        </w:rPr>
+        <w:t xml:space="preserve">    • </w:t>
+      </w:r>
+      <w:r>
+        <w:rPr>
+          <w:rFonts w:cstheme="minorHAnsi"/>
+          <w:sz w:val="24"/>
+          <w:szCs w:val="24"/>
+        </w:rPr>
+        <w:t>Top features: latitude, humidity, uv_index, pressure_mb</w:t>
+      </w:r>
+      <w:r>
+        <w:rPr>
+          <w:rFonts w:cstheme="minorHAnsi"/>
+          <w:sz w:val="24"/>
+          <w:szCs w:val="24"/>
+        </w:rPr>
+        <w:br/>
+      </w:r>
+    </w:p>
+    <w:p>
+      <w:pPr>
+        <w:ind w:left="-720" w:right="-874"/>
+        <w:rPr>
+          <w:rFonts w:cstheme="minorHAnsi"/>
+          <w:b/>
+          <w:sz w:val="24"/>
+          <w:szCs w:val="24"/>
+        </w:rPr>
+      </w:pPr>
+      <w:r>
+        <w:rPr>
+          <w:rFonts w:cstheme="minorHAnsi"/>
+          <w:b/>
+          <w:sz w:val="24"/>
+          <w:szCs w:val="24"/>
+        </w:rPr>
+        <w:t>Subplot (d): PCA Scree Plot [Bar + Line]</w:t>
+      </w:r>
+    </w:p>
+    <w:p>
+      <w:pPr>
+        <w:ind w:left="-720" w:right="-874"/>
+        <w:rPr>
+          <w:rFonts w:cstheme="minorHAnsi"/>
+          <w:sz w:val="24"/>
+          <w:szCs w:val="24"/>
+        </w:rPr>
+      </w:pPr>
+      <w:r>
+        <w:rPr>
+          <w:rFonts w:cstheme="minorHAnsi"/>
+          <w:sz w:val="24"/>
+          <w:szCs w:val="24"/>
+        </w:rPr>
+        <w:t xml:space="preserve">    • Data standardised with StandardScaler; PCA fitted on 11 features.</w:t>
+      </w:r>
+      <w:r>
+        <w:rPr>
+          <w:rFonts w:cstheme="minorHAnsi"/>
+          <w:sz w:val="24"/>
+          <w:szCs w:val="24"/>
+        </w:rPr>
+        <w:br/>
+      </w:r>
+      <w:r>
+        <w:rPr>
+          <w:rFonts w:cstheme="minorHAnsi"/>
+          <w:sz w:val="24"/>
+          <w:szCs w:val="24"/>
+        </w:rPr>
+        <w:t xml:space="preserve">    • Bar char</w:t>
+      </w:r>
+      <w:r>
+        <w:rPr>
+          <w:rFonts w:cstheme="minorHAnsi"/>
+          <w:sz w:val="24"/>
+          <w:szCs w:val="24"/>
+          <w:lang w:val="en-US"/>
+        </w:rPr>
+        <w:t>t shows</w:t>
+      </w:r>
+      <w:r>
+        <w:rPr>
+          <w:rFonts w:cstheme="minorHAnsi"/>
+          <w:sz w:val="24"/>
+          <w:szCs w:val="24"/>
+        </w:rPr>
+        <w:t xml:space="preserve"> % </w:t>
+      </w:r>
+      <w:r>
+        <w:rPr>
+          <w:rFonts w:cstheme="minorHAnsi"/>
+          <w:sz w:val="24"/>
+          <w:szCs w:val="24"/>
+          <w:lang w:val="en-US"/>
+        </w:rPr>
+        <w:t xml:space="preserve">of </w:t>
+      </w:r>
+      <w:r>
+        <w:rPr>
+          <w:rFonts w:cstheme="minorHAnsi"/>
+          <w:sz w:val="24"/>
+          <w:szCs w:val="24"/>
+        </w:rPr>
+        <w:t>variance explained per principal component.</w:t>
+      </w:r>
+      <w:r>
+        <w:rPr>
+          <w:rFonts w:cstheme="minorHAnsi"/>
+          <w:sz w:val="24"/>
+          <w:szCs w:val="24"/>
+        </w:rPr>
+        <w:br/>
+      </w:r>
       <w:r>
         <w:rPr>
           <w:rFonts w:cstheme="minorHAnsi"/>
@@ -2473,24 +3035,16 @@
           <w:szCs w:val="24"/>
         </w:rPr>
         <w:lastRenderedPageBreak/>
-        <w:t>FIGURE 3 — FEATURE IMPORTANCE</w:t>
-      </w:r>
-      <w:r>
-        <w:rPr>
-          <w:rFonts w:cstheme="minorHAnsi"/>
-          <w:sz w:val="24"/>
-          <w:szCs w:val="24"/>
-          <w:lang w:val="en-US"/>
-        </w:rPr>
-        <w:t xml:space="preserve"> IN</w:t>
-      </w:r>
-      <w:r>
-        <w:rPr>
-          <w:rFonts w:cstheme="minorHAnsi"/>
-          <w:sz w:val="24"/>
-          <w:szCs w:val="24"/>
-        </w:rPr>
-        <w:t xml:space="preserve"> PREDICTING TEMPERATURE</w:t>
+        <w:t xml:space="preserve">    • 95% cumulative variance reference line (dashed teal) overlaid.</w:t>
+      </w:r>
+      <w:r>
+        <w:rPr>
+          <w:rFonts w:cstheme="minorHAnsi"/>
+          <w:sz w:val="24"/>
+          <w:szCs w:val="24"/>
+          <w:lang w:val="en-US"/>
+        </w:rPr>
+        <w:br/>
       </w:r>
     </w:p>
     <w:p>
@@ -2498,25 +3052,153 @@
         <w:ind w:left="-720" w:right="-874"/>
         <w:rPr>
           <w:rFonts w:cstheme="minorHAnsi"/>
-          <w:sz w:val="24"/>
-          <w:szCs w:val="24"/>
-        </w:rPr>
-      </w:pPr>
-      <w:r>
-        <w:rPr>
-          <w:rFonts w:cstheme="minorHAnsi"/>
-          <w:sz w:val="24"/>
-          <w:szCs w:val="24"/>
-        </w:rPr>
-        <w:br/>
-      </w:r>
-      <w:r>
-        <w:rPr>
-          <w:rFonts w:cstheme="minorHAnsi"/>
-          <w:sz w:val="24"/>
-          <w:szCs w:val="24"/>
-        </w:rPr>
-        <w:t>Subplot (a): Random Forest Feature Importance [Horizontal Bar]</w:t>
+          <w:b/>
+          <w:sz w:val="24"/>
+          <w:szCs w:val="24"/>
+        </w:rPr>
+      </w:pPr>
+      <w:r>
+        <w:rPr>
+          <w:rFonts w:cstheme="minorHAnsi"/>
+          <w:b/>
+          <w:sz w:val="24"/>
+          <w:szCs w:val="24"/>
+        </w:rPr>
+        <w:t xml:space="preserve">  Subplot (e): Absolute Pearson Correlation with Temperature [Horizontal Bar]</w:t>
+      </w:r>
+      <w:r>
+        <w:rPr>
+          <w:rFonts w:cstheme="minorHAnsi"/>
+          <w:b/>
+          <w:sz w:val="24"/>
+          <w:szCs w:val="24"/>
+        </w:rPr>
+        <w:br/>
+      </w:r>
+      <w:r>
+        <w:rPr>
+          <w:rFonts w:cstheme="minorHAnsi"/>
+          <w:b/>
+          <w:sz w:val="24"/>
+          <w:szCs w:val="24"/>
+        </w:rPr>
+        <w:t xml:space="preserve">    • </w:t>
+      </w:r>
+      <w:r>
+        <w:rPr>
+          <w:rFonts w:cstheme="minorHAnsi"/>
+          <w:sz w:val="24"/>
+          <w:szCs w:val="24"/>
+        </w:rPr>
+        <w:t>Direct linear correlation of each feature with temperature_celsius.</w:t>
+      </w:r>
+      <w:r>
+        <w:rPr>
+          <w:rFonts w:cstheme="minorHAnsi"/>
+          <w:sz w:val="24"/>
+          <w:szCs w:val="24"/>
+        </w:rPr>
+        <w:br/>
+      </w:r>
+      <w:r>
+        <w:rPr>
+          <w:rFonts w:cstheme="minorHAnsi"/>
+          <w:sz w:val="24"/>
+          <w:szCs w:val="24"/>
+        </w:rPr>
+        <w:t xml:space="preserve">    • </w:t>
+      </w:r>
+      <w:r>
+        <w:rPr>
+          <w:rFonts w:cstheme="minorHAnsi"/>
+          <w:sz w:val="24"/>
+          <w:szCs w:val="24"/>
+        </w:rPr>
+        <w:t xml:space="preserve">Insight: </w:t>
+      </w:r>
+      <w:r>
+        <w:rPr>
+          <w:rFonts w:cstheme="minorHAnsi"/>
+          <w:sz w:val="24"/>
+          <w:szCs w:val="24"/>
+          <w:lang w:val="en-US"/>
+        </w:rPr>
+        <w:t>UV i</w:t>
+      </w:r>
+      <w:r>
+        <w:rPr>
+          <w:rFonts w:cstheme="minorHAnsi"/>
+          <w:sz w:val="24"/>
+          <w:szCs w:val="24"/>
+          <w:lang w:val="en-US"/>
+        </w:rPr>
+        <w:t>ndex</w:t>
+      </w:r>
+      <w:r>
+        <w:rPr>
+          <w:rFonts w:cstheme="minorHAnsi"/>
+          <w:sz w:val="24"/>
+          <w:szCs w:val="24"/>
+        </w:rPr>
+        <w:t xml:space="preserve"> </w:t>
+      </w:r>
+      <w:r>
+        <w:rPr>
+          <w:rFonts w:cstheme="minorHAnsi"/>
+          <w:sz w:val="24"/>
+          <w:szCs w:val="24"/>
+        </w:rPr>
+        <w:t>shows the strongest linear relationship</w:t>
+      </w:r>
+      <w:r>
+        <w:rPr>
+          <w:rFonts w:cstheme="minorHAnsi"/>
+          <w:sz w:val="24"/>
+          <w:szCs w:val="24"/>
+          <w:lang w:val="en-US"/>
+        </w:rPr>
+        <w:t>, while</w:t>
+      </w:r>
+      <w:r>
+        <w:rPr>
+          <w:rFonts w:cstheme="minorHAnsi"/>
+          <w:sz w:val="24"/>
+          <w:szCs w:val="24"/>
+        </w:rPr>
+        <w:t xml:space="preserve"> </w:t>
+      </w:r>
+      <w:r>
+        <w:rPr>
+          <w:rFonts w:cstheme="minorHAnsi"/>
+          <w:sz w:val="24"/>
+          <w:szCs w:val="24"/>
+        </w:rPr>
+        <w:t>latitude</w:t>
+      </w:r>
+      <w:r>
+        <w:rPr>
+          <w:rFonts w:cstheme="minorHAnsi"/>
+          <w:sz w:val="24"/>
+          <w:szCs w:val="24"/>
+          <w:lang w:val="en-US"/>
+        </w:rPr>
+        <w:t xml:space="preserve"> </w:t>
+      </w:r>
+      <w:r>
+        <w:rPr>
+          <w:rFonts w:cstheme="minorHAnsi"/>
+          <w:sz w:val="24"/>
+          <w:szCs w:val="24"/>
+        </w:rPr>
+        <w:t>also shows notable correlation.</w:t>
+      </w:r>
+      <w:r>
+        <w:rPr>
+          <w:rFonts w:cstheme="minorHAnsi"/>
+          <w:sz w:val="24"/>
+          <w:szCs w:val="24"/>
+        </w:rPr>
+        <w:br/>
       </w:r>
     </w:p>
     <w:p>
@@ -2524,429 +3206,26 @@
         <w:ind w:left="-720" w:right="-874"/>
         <w:rPr>
           <w:rFonts w:cstheme="minorHAnsi"/>
-          <w:sz w:val="24"/>
-          <w:szCs w:val="24"/>
-        </w:rPr>
-      </w:pPr>
-      <w:r>
-        <w:rPr>
-          <w:rFonts w:cstheme="minorHAnsi"/>
-          <w:sz w:val="24"/>
-          <w:szCs w:val="24"/>
-        </w:rPr>
-        <w:t xml:space="preserve">    • RandomForestRegressor: 200 estimators, max_depth=8, random_state=42</w:t>
-      </w:r>
-      <w:r>
-        <w:rPr>
-          <w:rFonts w:cstheme="minorHAnsi"/>
-          <w:sz w:val="24"/>
-          <w:szCs w:val="24"/>
-        </w:rPr>
-        <w:br/>
-      </w:r>
-      <w:r>
-        <w:rPr>
-          <w:rFonts w:cstheme="minorHAnsi"/>
-          <w:sz w:val="24"/>
-          <w:szCs w:val="24"/>
-        </w:rPr>
-        <w:t xml:space="preserve">    • Top features: latitude, humidity, uv_index, pressure_mb</w:t>
+          <w:b/>
+          <w:sz w:val="24"/>
+          <w:szCs w:val="24"/>
+        </w:rPr>
+      </w:pPr>
+      <w:r>
+        <w:rPr>
+          <w:rFonts w:cstheme="minorHAnsi"/>
+          <w:b/>
+          <w:sz w:val="24"/>
+          <w:szCs w:val="24"/>
+        </w:rPr>
+        <w:t xml:space="preserve">  Subplot (f): Feature Rank Comparison Across Techniques [Annotated Heatmap]</w:t>
       </w:r>
     </w:p>
     <w:p>
       <w:pPr>
         <w:ind w:left="-720" w:right="-874"/>
         <w:rPr>
-          <w:rFonts w:cstheme="minorHAnsi"/>
-          <w:sz w:val="24"/>
-          <w:szCs w:val="24"/>
-        </w:rPr>
-      </w:pPr>
-    </w:p>
-    <w:p>
-      <w:pPr>
-        <w:ind w:left="-720" w:right="-874"/>
-        <w:rPr>
-          <w:rFonts w:cstheme="minorHAnsi"/>
-          <w:sz w:val="24"/>
-          <w:szCs w:val="24"/>
-        </w:rPr>
-      </w:pPr>
-      <w:r>
-        <w:rPr>
-          <w:rFonts w:cstheme="minorHAnsi"/>
-          <w:sz w:val="24"/>
-          <w:szCs w:val="24"/>
-        </w:rPr>
-        <w:t xml:space="preserve">  Subplot (b): Gradient Boosting Feature Importance [Horizontal Bar]</w:t>
-      </w:r>
-    </w:p>
-    <w:p>
-      <w:pPr>
-        <w:ind w:left="-720" w:right="-874"/>
-        <w:rPr>
-          <w:rFonts w:cstheme="minorHAnsi"/>
-          <w:sz w:val="24"/>
-          <w:szCs w:val="24"/>
-          <w:lang w:val="en-US"/>
-        </w:rPr>
-      </w:pPr>
-      <w:r>
-        <w:rPr>
-          <w:rFonts w:cstheme="minorHAnsi"/>
-          <w:sz w:val="24"/>
-          <w:szCs w:val="24"/>
-        </w:rPr>
-        <w:t xml:space="preserve">    • GradientBoostingRegressor: 150 estimators, max_depth=4, random_state=42</w:t>
-      </w:r>
-      <w:r>
-        <w:rPr>
-          <w:rFonts w:cstheme="minorHAnsi"/>
-          <w:sz w:val="24"/>
-          <w:szCs w:val="24"/>
-        </w:rPr>
-        <w:br/>
-      </w:r>
-      <w:r>
-        <w:rPr>
-          <w:rFonts w:cstheme="minorHAnsi"/>
-          <w:sz w:val="24"/>
-          <w:szCs w:val="24"/>
-        </w:rPr>
-        <w:t xml:space="preserve">    • Generally agrees with Random Forest; slight re-ordering in mid-tier</w:t>
-      </w:r>
-      <w:r>
-        <w:rPr>
-          <w:rFonts w:cstheme="minorHAnsi"/>
-          <w:sz w:val="24"/>
-          <w:szCs w:val="24"/>
-          <w:lang w:val="en-US"/>
-        </w:rPr>
-        <w:t xml:space="preserve"> </w:t>
-      </w:r>
-      <w:r>
-        <w:rPr>
-          <w:rFonts w:cstheme="minorHAnsi"/>
-          <w:sz w:val="24"/>
-          <w:szCs w:val="24"/>
-        </w:rPr>
-        <w:t>features.</w:t>
-      </w:r>
-    </w:p>
-    <w:p>
-      <w:pPr>
-        <w:ind w:left="-720" w:right="-874"/>
-        <w:rPr>
-          <w:rFonts w:cstheme="minorHAnsi"/>
-          <w:sz w:val="24"/>
-          <w:szCs w:val="24"/>
-        </w:rPr>
-      </w:pPr>
-    </w:p>
-    <w:p>
-      <w:pPr>
-        <w:ind w:left="-720" w:right="-874"/>
-        <w:rPr>
-          <w:rFonts w:cstheme="minorHAnsi"/>
-          <w:sz w:val="24"/>
-          <w:szCs w:val="24"/>
-        </w:rPr>
-      </w:pPr>
-      <w:r>
-        <w:rPr>
-          <w:rFonts w:cstheme="minorHAnsi"/>
-          <w:sz w:val="24"/>
-          <w:szCs w:val="24"/>
-        </w:rPr>
-        <w:t xml:space="preserve">  Subplot (c): Permutation Importance (±SD) [Horizontal Bar with Error Bars]</w:t>
-      </w:r>
-    </w:p>
-    <w:p>
-      <w:pPr>
-        <w:ind w:left="-720" w:right="-874"/>
-        <w:rPr>
-          <w:rFonts w:cstheme="minorHAnsi"/>
-          <w:sz w:val="24"/>
-          <w:szCs w:val="24"/>
-        </w:rPr>
-      </w:pPr>
-      <w:r>
-        <w:rPr>
-          <w:rFonts w:cstheme="minorHAnsi"/>
-          <w:sz w:val="24"/>
-          <w:szCs w:val="24"/>
-        </w:rPr>
-        <w:t xml:space="preserve">    • 15 repeats of permutation importance using the Random Forest model.</w:t>
-      </w:r>
-      <w:r>
-        <w:rPr>
-          <w:rFonts w:cstheme="minorHAnsi"/>
-          <w:sz w:val="24"/>
-          <w:szCs w:val="24"/>
-        </w:rPr>
-        <w:br/>
-      </w:r>
-      <w:r>
-        <w:rPr>
-          <w:rFonts w:cstheme="minorHAnsi"/>
-          <w:sz w:val="24"/>
-          <w:szCs w:val="24"/>
-        </w:rPr>
-        <w:t xml:space="preserve">    • Error bars (±1 SD) indicate stability of each feature's importance.</w:t>
-      </w:r>
-      <w:r>
-        <w:rPr>
-          <w:rFonts w:cstheme="minorHAnsi"/>
-          <w:sz w:val="24"/>
-          <w:szCs w:val="24"/>
-        </w:rPr>
-        <w:br/>
-      </w:r>
-      <w:r>
-        <w:rPr>
-          <w:rFonts w:cstheme="minorHAnsi"/>
-          <w:sz w:val="24"/>
-          <w:szCs w:val="24"/>
-        </w:rPr>
-        <w:t xml:space="preserve">    • Top features: latitude and humidity most impactful; small error bars</w:t>
-      </w:r>
-      <w:r>
-        <w:rPr>
-          <w:rFonts w:cstheme="minorHAnsi"/>
-          <w:sz w:val="24"/>
-          <w:szCs w:val="24"/>
-          <w:lang w:val="en-US"/>
-        </w:rPr>
-        <w:t xml:space="preserve"> </w:t>
-      </w:r>
-      <w:r>
-        <w:rPr>
-          <w:rFonts w:cstheme="minorHAnsi"/>
-          <w:sz w:val="24"/>
-          <w:szCs w:val="24"/>
-        </w:rPr>
-        <w:t>indicate reliable estimates.</w:t>
-      </w:r>
-    </w:p>
-    <w:p>
-      <w:pPr>
-        <w:ind w:left="-720" w:right="-874"/>
-        <w:rPr>
-          <w:rFonts w:cstheme="minorHAnsi"/>
-          <w:sz w:val="24"/>
-          <w:szCs w:val="24"/>
-        </w:rPr>
-      </w:pPr>
-      <w:r>
-        <w:rPr>
-          <w:rFonts w:cstheme="minorHAnsi"/>
-          <w:sz w:val="24"/>
-          <w:szCs w:val="24"/>
-        </w:rPr>
-        <w:br/>
-      </w:r>
-      <w:r>
-        <w:rPr>
-          <w:rFonts w:cstheme="minorHAnsi"/>
-          <w:sz w:val="24"/>
-          <w:szCs w:val="24"/>
-        </w:rPr>
-        <w:t xml:space="preserve">  Subplot (d): PCA Scree Plot [Bar + Line]</w:t>
-      </w:r>
-    </w:p>
-    <w:p>
-      <w:pPr>
-        <w:ind w:left="-720" w:right="-874"/>
-        <w:rPr>
-          <w:rFonts w:cstheme="minorHAnsi"/>
-          <w:sz w:val="24"/>
-          <w:szCs w:val="24"/>
-        </w:rPr>
-      </w:pPr>
-      <w:r>
-        <w:rPr>
-          <w:rFonts w:cstheme="minorHAnsi"/>
-          <w:sz w:val="24"/>
-          <w:szCs w:val="24"/>
-        </w:rPr>
-        <w:t xml:space="preserve">    • Data standardised with StandardScaler; PCA fitted on 11 features.</w:t>
-      </w:r>
-      <w:r>
-        <w:rPr>
-          <w:rFonts w:cstheme="minorHAnsi"/>
-          <w:sz w:val="24"/>
-          <w:szCs w:val="24"/>
-        </w:rPr>
-        <w:br/>
-      </w:r>
-      <w:r>
-        <w:rPr>
-          <w:rFonts w:cstheme="minorHAnsi"/>
-          <w:sz w:val="24"/>
-          <w:szCs w:val="24"/>
-        </w:rPr>
-        <w:t xml:space="preserve">    • Bar char</w:t>
-      </w:r>
-      <w:r>
-        <w:rPr>
-          <w:rFonts w:cstheme="minorHAnsi"/>
-          <w:sz w:val="24"/>
-          <w:szCs w:val="24"/>
-          <w:lang w:val="en-US"/>
-        </w:rPr>
-        <w:t>t shows</w:t>
-      </w:r>
-      <w:r>
-        <w:rPr>
-          <w:rFonts w:cstheme="minorHAnsi"/>
-          <w:sz w:val="24"/>
-          <w:szCs w:val="24"/>
-        </w:rPr>
-        <w:t xml:space="preserve"> % </w:t>
-      </w:r>
-      <w:r>
-        <w:rPr>
-          <w:rFonts w:cstheme="minorHAnsi"/>
-          <w:sz w:val="24"/>
-          <w:szCs w:val="24"/>
-          <w:lang w:val="en-US"/>
-        </w:rPr>
-        <w:t xml:space="preserve">of </w:t>
-      </w:r>
-      <w:r>
-        <w:rPr>
-          <w:rFonts w:cstheme="minorHAnsi"/>
-          <w:sz w:val="24"/>
-          <w:szCs w:val="24"/>
-        </w:rPr>
-        <w:t>variance explained per principal component.</w:t>
-      </w:r>
-      <w:r>
-        <w:rPr>
-          <w:rFonts w:cstheme="minorHAnsi"/>
-          <w:sz w:val="24"/>
-          <w:szCs w:val="24"/>
-        </w:rPr>
-        <w:br/>
-      </w:r>
-      <w:r>
-        <w:rPr>
-          <w:rFonts w:cstheme="minorHAnsi"/>
-          <w:sz w:val="24"/>
-          <w:szCs w:val="24"/>
-        </w:rPr>
-        <w:t xml:space="preserve">    • 95% cumulative variance reference line (dashed teal) overlaid.</w:t>
-      </w:r>
-      <w:r>
-        <w:rPr>
-          <w:rFonts w:cstheme="minorHAnsi"/>
-          <w:sz w:val="24"/>
-          <w:szCs w:val="24"/>
-          <w:lang w:val="en-US"/>
-        </w:rPr>
-        <w:br/>
-      </w:r>
-    </w:p>
-    <w:p>
-      <w:pPr>
-        <w:ind w:left="-720" w:right="-874"/>
-        <w:rPr>
-          <w:rFonts w:cstheme="minorHAnsi"/>
-          <w:sz w:val="24"/>
-          <w:szCs w:val="24"/>
-        </w:rPr>
-      </w:pPr>
-      <w:r>
-        <w:rPr>
-          <w:rFonts w:cstheme="minorHAnsi"/>
-          <w:sz w:val="24"/>
-          <w:szCs w:val="24"/>
-        </w:rPr>
-        <w:t xml:space="preserve">  Subplot (e): Absolute Pearson Correlation with Temperature [Horizontal Bar]</w:t>
-      </w:r>
-      <w:r>
-        <w:rPr>
-          <w:rFonts w:cstheme="minorHAnsi"/>
-          <w:sz w:val="24"/>
-          <w:szCs w:val="24"/>
-        </w:rPr>
-        <w:br/>
-      </w:r>
-      <w:r>
-        <w:rPr>
-          <w:rFonts w:cstheme="minorHAnsi"/>
-          <w:sz w:val="24"/>
-          <w:szCs w:val="24"/>
-        </w:rPr>
-        <w:t xml:space="preserve">    • Direct linear correlation of each feature with temperature_celsius.</w:t>
-      </w:r>
-      <w:r>
-        <w:rPr>
-          <w:rFonts w:cstheme="minorHAnsi"/>
-          <w:sz w:val="24"/>
-          <w:szCs w:val="24"/>
-        </w:rPr>
-        <w:br/>
-      </w:r>
-      <w:r>
-        <w:rPr>
-          <w:rFonts w:cstheme="minorHAnsi"/>
-          <w:sz w:val="24"/>
-          <w:szCs w:val="24"/>
-        </w:rPr>
-        <w:t xml:space="preserve">    • latitude shows the strongest linear relationship</w:t>
-      </w:r>
-      <w:r>
-        <w:rPr>
-          <w:rFonts w:cstheme="minorHAnsi"/>
-          <w:sz w:val="24"/>
-          <w:szCs w:val="24"/>
-          <w:lang w:val="en-US"/>
-        </w:rPr>
-        <w:t>, while</w:t>
-      </w:r>
-      <w:r>
-        <w:rPr>
-          <w:rFonts w:cstheme="minorHAnsi"/>
-          <w:sz w:val="24"/>
-          <w:szCs w:val="24"/>
-        </w:rPr>
-        <w:t xml:space="preserve"> humidity also shows notable correlation.</w:t>
-      </w:r>
-      <w:r>
-        <w:rPr>
-          <w:rFonts w:cstheme="minorHAnsi"/>
-          <w:sz w:val="24"/>
-          <w:szCs w:val="24"/>
-        </w:rPr>
-        <w:br/>
-      </w:r>
-    </w:p>
-    <w:p>
-      <w:pPr>
-        <w:ind w:left="-720" w:right="-874"/>
-        <w:rPr>
-          <w:rFonts w:cstheme="minorHAnsi"/>
-          <w:sz w:val="24"/>
-          <w:szCs w:val="24"/>
-        </w:rPr>
-      </w:pPr>
-      <w:r>
-        <w:rPr>
-          <w:rFonts w:cstheme="minorHAnsi"/>
-          <w:sz w:val="24"/>
-          <w:szCs w:val="24"/>
-        </w:rPr>
-        <w:t xml:space="preserve">  Subplot (f): Feature Rank Comparison Across Techniques [Annotated Heatmap]</w:t>
-      </w:r>
-    </w:p>
-    <w:p>
-      <w:pPr>
-        <w:ind w:left="-720" w:right="-874"/>
-        <w:rPr>
-          <w:rFonts w:cstheme="minorHAnsi"/>
-          <w:sz w:val="24"/>
-          <w:szCs w:val="24"/>
+          <w:noProof/>
         </w:rPr>
       </w:pPr>
       <w:r>
@@ -3054,7 +3333,24 @@
           <w:sz w:val="24"/>
           <w:szCs w:val="24"/>
         </w:rPr>
-        <w:t xml:space="preserve">    • Insight: latitude consistently ranks #1 across all four methods</w:t>
+        <w:t xml:space="preserve">    • Insight: latitude consistently ranks #1 across </w:t>
+      </w:r>
+      <w:r>
+        <w:rPr>
+          <w:rFonts w:cstheme="minorHAnsi"/>
+          <w:sz w:val="24"/>
+          <w:szCs w:val="24"/>
+          <w:lang w:val="en-US"/>
+        </w:rPr>
+        <w:t>3</w:t>
+      </w:r>
+      <w:r>
+        <w:rPr>
+          <w:rFonts w:cstheme="minorHAnsi"/>
+          <w:sz w:val="24"/>
+          <w:szCs w:val="24"/>
+        </w:rPr>
+        <w:t xml:space="preserve"> methods</w:t>
       </w:r>
       <w:r>
         <w:rPr>
@@ -3065,41 +3361,37 @@
         </w:rPr>
         <w:t>.</w:t>
       </w:r>
-    </w:p>
-    <w:p>
-      <w:pPr>
-        <w:ind w:left="-720" w:right="-874"/>
-        <w:rPr>
-          <w:rFonts w:cstheme="minorHAnsi"/>
-          <w:sz w:val="24"/>
-          <w:szCs w:val="24"/>
-        </w:rPr>
-      </w:pPr>
+      <w:r>
+        <w:rPr>
+          <w:rFonts w:cstheme="minorHAnsi"/>
+          <w:sz w:val="24"/>
+          <w:szCs w:val="24"/>
+        </w:rPr>
+        <w:br/>
+      </w:r>
+      <w:r>
+        <w:rPr>
+          <w:rFonts w:cstheme="minorHAnsi"/>
+          <w:sz w:val="24"/>
+          <w:szCs w:val="24"/>
+        </w:rPr>
+        <w:br/>
+      </w:r>
     </w:p>
     <w:p>
       <w:pPr>
         <w:ind w:left="-1260" w:right="-874"/>
         <w:jc w:val="center"/>
         <w:rPr>
+          <w:rFonts w:cstheme="minorHAnsi"/>
+          <w:sz w:val="24"/>
+          <w:szCs w:val="24"/>
+        </w:rPr>
+      </w:pPr>
+      <w:r>
+        <w:rPr>
           <w:noProof/>
         </w:rPr>
-      </w:pPr>
-    </w:p>
-    <w:p>
-      <w:pPr>
-        <w:ind w:left="-1260" w:right="-874"/>
-        <w:jc w:val="center"/>
-        <w:rPr>
-          <w:rFonts w:cstheme="minorHAnsi"/>
-          <w:sz w:val="24"/>
-          <w:szCs w:val="24"/>
-        </w:rPr>
-      </w:pPr>
-      <w:r>
-        <w:rPr>
-          <w:noProof/>
-        </w:rPr>
-        <w:lastRenderedPageBreak/>
         <w:drawing>
           <wp:inline distT="0" distB="0" distL="0" distR="0" wp14:anchorId="16353890" wp14:editId="5ADE9E73">
             <wp:extent cx="7343775" cy="6004489"/>
@@ -3156,13 +3448,15 @@
         <w:jc w:val="center"/>
         <w:rPr>
           <w:rFonts w:cstheme="minorHAnsi"/>
-          <w:sz w:val="24"/>
-          <w:szCs w:val="24"/>
-        </w:rPr>
-      </w:pPr>
-      <w:r>
-        <w:rPr>
-          <w:rFonts w:cstheme="minorHAnsi"/>
+          <w:i/>
+          <w:sz w:val="24"/>
+          <w:szCs w:val="24"/>
+        </w:rPr>
+      </w:pPr>
+      <w:r>
+        <w:rPr>
+          <w:rFonts w:cstheme="minorHAnsi"/>
+          <w:i/>
           <w:sz w:val="24"/>
           <w:szCs w:val="24"/>
         </w:rPr>
@@ -3184,16 +3478,19 @@
         <w:ind w:left="-720" w:right="-874"/>
         <w:rPr>
           <w:rFonts w:cstheme="minorHAnsi"/>
-          <w:sz w:val="24"/>
-          <w:szCs w:val="24"/>
-        </w:rPr>
-      </w:pPr>
-      <w:r>
-        <w:rPr>
-          <w:rFonts w:cstheme="minorHAnsi"/>
-          <w:sz w:val="24"/>
-          <w:szCs w:val="24"/>
-        </w:rPr>
+          <w:b/>
+          <w:sz w:val="24"/>
+          <w:szCs w:val="24"/>
+        </w:rPr>
+      </w:pPr>
+      <w:r>
+        <w:rPr>
+          <w:rFonts w:cstheme="minorHAnsi"/>
+          <w:b/>
+          <w:sz w:val="24"/>
+          <w:szCs w:val="24"/>
+        </w:rPr>
+        <w:lastRenderedPageBreak/>
         <w:t>Subplot (a): Global Temperature Map [Full-Width Scatter Map]</w:t>
       </w:r>
     </w:p>
@@ -3202,9 +3499,9 @@
         <w:ind w:left="-720" w:right="-874"/>
         <w:rPr>
           <w:rFonts w:cstheme="minorHAnsi"/>
-          <w:sz w:val="24"/>
-          <w:szCs w:val="24"/>
-          <w:lang w:val="en-US"/>
+          <w:b/>
+          <w:sz w:val="24"/>
+          <w:szCs w:val="24"/>
         </w:rPr>
       </w:pPr>
       <w:r>
@@ -3305,16 +3602,176 @@
         </w:rPr>
         <w:t>in orange-red.</w:t>
       </w:r>
+      <w:r>
+        <w:rPr>
+          <w:rFonts w:cstheme="minorHAnsi"/>
+          <w:sz w:val="24"/>
+          <w:szCs w:val="24"/>
+          <w:lang w:val="en-US"/>
+        </w:rPr>
+        <w:br/>
+      </w:r>
+      <w:r>
+        <w:rPr>
+          <w:rFonts w:cstheme="minorHAnsi"/>
+          <w:sz w:val="24"/>
+          <w:szCs w:val="24"/>
+          <w:lang w:val="en-US"/>
+        </w:rPr>
+        <w:br/>
+      </w:r>
+      <w:r>
+        <w:rPr>
+          <w:rFonts w:cstheme="minorHAnsi"/>
+          <w:b/>
+          <w:sz w:val="24"/>
+          <w:szCs w:val="24"/>
+        </w:rPr>
+        <w:t xml:space="preserve">  Subplot (b): PM2.5 Pollution — Spatial Distribution [Bubble Map]</w:t>
+      </w:r>
     </w:p>
     <w:p>
       <w:pPr>
         <w:ind w:left="-720" w:right="-874"/>
         <w:rPr>
           <w:rFonts w:cstheme="minorHAnsi"/>
-          <w:sz w:val="24"/>
-          <w:szCs w:val="24"/>
-        </w:rPr>
-      </w:pPr>
+          <w:b/>
+          <w:sz w:val="24"/>
+          <w:szCs w:val="24"/>
+        </w:rPr>
+      </w:pPr>
+      <w:r>
+        <w:rPr>
+          <w:rFonts w:cstheme="minorHAnsi"/>
+          <w:sz w:val="24"/>
+          <w:szCs w:val="24"/>
+        </w:rPr>
+        <w:t xml:space="preserve">    • </w:t>
+      </w:r>
+      <w:r>
+        <w:rPr>
+          <w:rFonts w:cstheme="minorHAnsi"/>
+          <w:sz w:val="24"/>
+          <w:szCs w:val="24"/>
+        </w:rPr>
+        <w:t>Longitude on X-axis, Latitude on Y-axis</w:t>
+      </w:r>
+      <w:r>
+        <w:rPr>
+          <w:rFonts w:cstheme="minorHAnsi"/>
+          <w:sz w:val="24"/>
+          <w:szCs w:val="24"/>
+          <w:lang w:val="en-US"/>
+        </w:rPr>
+        <w:t>, and</w:t>
+      </w:r>
+      <w:r>
+        <w:rPr>
+          <w:rFonts w:cstheme="minorHAnsi"/>
+          <w:sz w:val="24"/>
+          <w:szCs w:val="24"/>
+        </w:rPr>
+        <w:t xml:space="preserve"> bubble size = PM2.5 value / 15</w:t>
+      </w:r>
+      <w:r>
+        <w:rPr>
+          <w:rFonts w:cstheme="minorHAnsi"/>
+          <w:sz w:val="24"/>
+          <w:szCs w:val="24"/>
+        </w:rPr>
+        <w:br/>
+      </w:r>
+      <w:r>
+        <w:rPr>
+          <w:rFonts w:cstheme="minorHAnsi"/>
+          <w:sz w:val="24"/>
+          <w:szCs w:val="24"/>
+        </w:rPr>
+        <w:t xml:space="preserve">    • Insight: High PM2.5 clusters in South Asia, East Asia, and Middle East</w:t>
+      </w:r>
+      <w:r>
+        <w:rPr>
+          <w:rFonts w:cstheme="minorHAnsi"/>
+          <w:sz w:val="24"/>
+          <w:szCs w:val="24"/>
+          <w:lang w:val="en-US"/>
+        </w:rPr>
+        <w:t>.</w:t>
+      </w:r>
+      <w:r>
+        <w:rPr>
+          <w:rFonts w:cstheme="minorHAnsi"/>
+          <w:sz w:val="24"/>
+          <w:szCs w:val="24"/>
+          <w:lang w:val="en-US"/>
+        </w:rPr>
+        <w:t xml:space="preserve"> </w:t>
+      </w:r>
+      <w:r>
+        <w:rPr>
+          <w:rFonts w:cstheme="minorHAnsi"/>
+          <w:sz w:val="24"/>
+          <w:szCs w:val="24"/>
+          <w:lang w:val="en-US"/>
+        </w:rPr>
+        <w:br/>
+      </w:r>
+      <w:r>
+        <w:rPr>
+          <w:rFonts w:cstheme="minorHAnsi"/>
+          <w:sz w:val="24"/>
+          <w:szCs w:val="24"/>
+          <w:lang w:val="en-US"/>
+        </w:rPr>
+        <w:br/>
+      </w:r>
+      <w:r>
+        <w:rPr>
+          <w:rFonts w:cstheme="minorHAnsi"/>
+          <w:b/>
+          <w:sz w:val="24"/>
+          <w:szCs w:val="24"/>
+        </w:rPr>
+        <w:t xml:space="preserve">  Subplot</w:t>
+      </w:r>
+      <w:r>
+        <w:rPr>
+          <w:rFonts w:cstheme="minorHAnsi"/>
+          <w:b/>
+          <w:sz w:val="24"/>
+          <w:szCs w:val="24"/>
+        </w:rPr>
+        <w:t xml:space="preserve"> (c): Temperature vs Absolute Latitude </w:t>
+      </w:r>
+      <w:r>
+        <w:rPr>
+          <w:rFonts w:cstheme="minorHAnsi"/>
+          <w:b/>
+          <w:sz w:val="24"/>
+          <w:szCs w:val="24"/>
+          <w:lang w:val="en-US"/>
+        </w:rPr>
+        <w:t>[</w:t>
+      </w:r>
+      <w:r>
+        <w:rPr>
+          <w:rFonts w:cstheme="minorHAnsi"/>
+          <w:b/>
+          <w:sz w:val="24"/>
+          <w:szCs w:val="24"/>
+        </w:rPr>
+        <w:t>Scatter + Regression Band</w:t>
+      </w:r>
+      <w:r>
+        <w:rPr>
+          <w:rFonts w:cstheme="minorHAnsi"/>
+          <w:b/>
+          <w:sz w:val="24"/>
+          <w:szCs w:val="24"/>
+          <w:lang w:val="en-US"/>
+        </w:rPr>
+        <w:t>]</w:t>
+      </w:r>
     </w:p>
     <w:p>
       <w:pPr>
@@ -3323,157 +3780,15 @@
           <w:rFonts w:cstheme="minorHAnsi"/>
           <w:sz w:val="24"/>
           <w:szCs w:val="24"/>
-        </w:rPr>
-      </w:pPr>
-      <w:r>
-        <w:rPr>
-          <w:rFonts w:cstheme="minorHAnsi"/>
-          <w:sz w:val="24"/>
-          <w:szCs w:val="24"/>
-        </w:rPr>
-        <w:t xml:space="preserve">  Subplot (b): PM2.5 Pollution — Spatial Distribution [Bubble Map]</w:t>
-      </w:r>
-    </w:p>
-    <w:p>
-      <w:pPr>
-        <w:ind w:left="-720" w:right="-874"/>
-        <w:rPr>
-          <w:rFonts w:cstheme="minorHAnsi"/>
-          <w:sz w:val="24"/>
-          <w:szCs w:val="24"/>
-          <w:lang w:val="en-US"/>
-        </w:rPr>
-      </w:pPr>
-      <w:r>
-        <w:rPr>
-          <w:rFonts w:cstheme="minorHAnsi"/>
-          <w:sz w:val="24"/>
-          <w:szCs w:val="24"/>
-        </w:rPr>
-        <w:t xml:space="preserve">    • </w:t>
-      </w:r>
-      <w:r>
-        <w:rPr>
-          <w:rFonts w:cstheme="minorHAnsi"/>
-          <w:sz w:val="24"/>
-          <w:szCs w:val="24"/>
-        </w:rPr>
-        <w:t>Longitude on X-axis, Latitude on Y-axis</w:t>
-      </w:r>
-      <w:r>
-        <w:rPr>
-          <w:rFonts w:cstheme="minorHAnsi"/>
-          <w:sz w:val="24"/>
-          <w:szCs w:val="24"/>
-          <w:lang w:val="en-US"/>
-        </w:rPr>
-        <w:t>, and</w:t>
-      </w:r>
-      <w:r>
-        <w:rPr>
-          <w:rFonts w:cstheme="minorHAnsi"/>
-          <w:sz w:val="24"/>
-          <w:szCs w:val="24"/>
-        </w:rPr>
-        <w:t xml:space="preserve"> bubble size = PM2.5 value / 15</w:t>
-      </w:r>
-      <w:r>
-        <w:rPr>
-          <w:rFonts w:cstheme="minorHAnsi"/>
-          <w:sz w:val="24"/>
-          <w:szCs w:val="24"/>
-        </w:rPr>
-        <w:br/>
-      </w:r>
-      <w:r>
-        <w:rPr>
-          <w:rFonts w:cstheme="minorHAnsi"/>
-          <w:sz w:val="24"/>
-          <w:szCs w:val="24"/>
-        </w:rPr>
-        <w:t xml:space="preserve">    • Insight: High PM2.5 clusters in South Asia, East Asia, and Middle East</w:t>
-      </w:r>
-      <w:r>
-        <w:rPr>
-          <w:rFonts w:cstheme="minorHAnsi"/>
-          <w:sz w:val="24"/>
-          <w:szCs w:val="24"/>
-          <w:lang w:val="en-US"/>
-        </w:rPr>
-        <w:t>.</w:t>
-      </w:r>
-    </w:p>
-    <w:p>
-      <w:pPr>
-        <w:ind w:left="-720" w:right="-874"/>
-        <w:rPr>
-          <w:rFonts w:cstheme="minorHAnsi"/>
-          <w:sz w:val="24"/>
-          <w:szCs w:val="24"/>
-        </w:rPr>
-      </w:pPr>
-    </w:p>
-    <w:p>
-      <w:pPr>
-        <w:ind w:left="-720" w:right="-874"/>
-        <w:rPr>
-          <w:rFonts w:cstheme="minorHAnsi"/>
-          <w:sz w:val="24"/>
-          <w:szCs w:val="24"/>
-        </w:rPr>
-      </w:pPr>
-      <w:r>
-        <w:rPr>
-          <w:rFonts w:cstheme="minorHAnsi"/>
-          <w:sz w:val="24"/>
-          <w:szCs w:val="24"/>
-        </w:rPr>
-        <w:t xml:space="preserve">  Subplot (c): Temperature vs Absolute Latitude </w:t>
-      </w:r>
-      <w:r>
-        <w:rPr>
-          <w:rFonts w:cstheme="minorHAnsi"/>
-          <w:sz w:val="24"/>
-          <w:szCs w:val="24"/>
-          <w:lang w:val="en-US"/>
-        </w:rPr>
-        <w:t>[</w:t>
-      </w:r>
-      <w:r>
-        <w:rPr>
-          <w:rFonts w:cstheme="minorHAnsi"/>
-          <w:sz w:val="24"/>
-          <w:szCs w:val="24"/>
-        </w:rPr>
-        <w:t>Scatter + Regression Band</w:t>
-      </w:r>
-      <w:r>
-        <w:rPr>
-          <w:rFonts w:cstheme="minorHAnsi"/>
-          <w:sz w:val="24"/>
-          <w:szCs w:val="24"/>
-          <w:lang w:val="en-US"/>
-        </w:rPr>
-        <w:t>]</w:t>
-      </w:r>
-    </w:p>
-    <w:p>
-      <w:pPr>
-        <w:ind w:left="-720" w:right="-874"/>
-        <w:rPr>
-          <w:rFonts w:cstheme="minorHAnsi"/>
-          <w:sz w:val="24"/>
-          <w:szCs w:val="24"/>
-          <w:lang w:val="en-US"/>
-        </w:rPr>
-      </w:pPr>
-      <w:r>
-        <w:rPr>
-          <w:rFonts w:cstheme="minorHAnsi"/>
-          <w:sz w:val="24"/>
-          <w:szCs w:val="24"/>
-        </w:rPr>
-        <w:lastRenderedPageBreak/>
+          <w:lang w:val="en-US"/>
+        </w:rPr>
+      </w:pPr>
+      <w:r>
+        <w:rPr>
+          <w:rFonts w:cstheme="minorHAnsi"/>
+          <w:sz w:val="24"/>
+          <w:szCs w:val="24"/>
+        </w:rPr>
         <w:t xml:space="preserve">    • X-axis: |Latitude| (0–80°); Y-axis: temperature_celsius.</w:t>
       </w:r>
       <w:r>
@@ -3601,6 +3916,7 @@
         <w:rPr>
           <w:noProof/>
         </w:rPr>
+        <w:lastRenderedPageBreak/>
         <w:drawing>
           <wp:inline distT="0" distB="0" distL="0" distR="0">
             <wp:extent cx="7251023" cy="5882186"/>
@@ -3657,13 +3973,15 @@
         <w:jc w:val="center"/>
         <w:rPr>
           <w:rFonts w:cstheme="minorHAnsi"/>
-          <w:sz w:val="24"/>
-          <w:szCs w:val="24"/>
-        </w:rPr>
-      </w:pPr>
-      <w:r>
-        <w:rPr>
-          <w:rFonts w:cstheme="minorHAnsi"/>
+          <w:i/>
+          <w:sz w:val="24"/>
+          <w:szCs w:val="24"/>
+        </w:rPr>
+      </w:pPr>
+      <w:r>
+        <w:rPr>
+          <w:rFonts w:cstheme="minorHAnsi"/>
+          <w:i/>
           <w:sz w:val="24"/>
           <w:szCs w:val="24"/>
         </w:rPr>
@@ -3672,6 +3990,7 @@
       <w:r>
         <w:rPr>
           <w:rFonts w:cstheme="minorHAnsi"/>
+          <w:i/>
           <w:sz w:val="24"/>
           <w:szCs w:val="24"/>
         </w:rPr>
@@ -3683,13 +4002,15 @@
         <w:ind w:left="-720" w:right="-874"/>
         <w:rPr>
           <w:rFonts w:cstheme="minorHAnsi"/>
-          <w:sz w:val="24"/>
-          <w:szCs w:val="24"/>
-        </w:rPr>
-      </w:pPr>
-      <w:r>
-        <w:rPr>
-          <w:rFonts w:cstheme="minorHAnsi"/>
+          <w:b/>
+          <w:sz w:val="24"/>
+          <w:szCs w:val="24"/>
+        </w:rPr>
+      </w:pPr>
+      <w:r>
+        <w:rPr>
+          <w:rFonts w:cstheme="minorHAnsi"/>
+          <w:b/>
           <w:sz w:val="24"/>
           <w:szCs w:val="24"/>
         </w:rPr>
@@ -3819,13 +4140,15 @@
         <w:ind w:left="-720" w:right="-874"/>
         <w:rPr>
           <w:rFonts w:cstheme="minorHAnsi"/>
-          <w:sz w:val="24"/>
-          <w:szCs w:val="24"/>
-        </w:rPr>
-      </w:pPr>
-      <w:r>
-        <w:rPr>
-          <w:rFonts w:cstheme="minorHAnsi"/>
+          <w:b/>
+          <w:sz w:val="24"/>
+          <w:szCs w:val="24"/>
+        </w:rPr>
+      </w:pPr>
+      <w:r>
+        <w:rPr>
+          <w:rFonts w:cstheme="minorHAnsi"/>
+          <w:b/>
           <w:sz w:val="24"/>
           <w:szCs w:val="24"/>
         </w:rPr>
@@ -3848,24 +4171,148 @@
           <w:sz w:val="24"/>
           <w:szCs w:val="24"/>
         </w:rPr>
+        <w:t xml:space="preserve">    • Four metrics: Temperature (°C), Humidity (%), Wind (kph), PM2.5 (μg/m³).</w:t>
+      </w:r>
+      <w:r>
+        <w:rPr>
+          <w:rFonts w:cstheme="minorHAnsi"/>
+          <w:sz w:val="24"/>
+          <w:szCs w:val="24"/>
+        </w:rPr>
+        <w:br/>
+      </w:r>
+      <w:r>
+        <w:rPr>
+          <w:rFonts w:cstheme="minorHAnsi"/>
+          <w:sz w:val="24"/>
+          <w:szCs w:val="24"/>
+        </w:rPr>
+        <w:t xml:space="preserve">    • Grouped bars per continent with distinct accent colours.</w:t>
+      </w:r>
+      <w:r>
+        <w:rPr>
+          <w:rFonts w:cstheme="minorHAnsi"/>
+          <w:sz w:val="24"/>
+          <w:szCs w:val="24"/>
+        </w:rPr>
+        <w:br/>
+      </w:r>
+      <w:r>
+        <w:rPr>
+          <w:rFonts w:cstheme="minorHAnsi"/>
+          <w:sz w:val="24"/>
+          <w:szCs w:val="24"/>
+        </w:rPr>
+        <w:t xml:space="preserve">    • Insight: </w:t>
+      </w:r>
+      <w:r>
+        <w:rPr>
+          <w:rFonts w:cstheme="minorHAnsi"/>
+          <w:sz w:val="24"/>
+          <w:szCs w:val="24"/>
+          <w:lang w:val="en-US"/>
+        </w:rPr>
+        <w:t>North America with highest humidity</w:t>
+      </w:r>
+      <w:r>
+        <w:rPr>
+          <w:rFonts w:cstheme="minorHAnsi"/>
+          <w:sz w:val="24"/>
+          <w:szCs w:val="24"/>
+        </w:rPr>
+        <w:t>;</w:t>
+      </w:r>
+      <w:r>
+        <w:rPr>
+          <w:rFonts w:cstheme="minorHAnsi"/>
+          <w:sz w:val="24"/>
+          <w:szCs w:val="24"/>
+          <w:lang w:val="en-US"/>
+        </w:rPr>
+        <w:t xml:space="preserve"> </w:t>
+      </w:r>
+      <w:r>
+        <w:rPr>
+          <w:rFonts w:cstheme="minorHAnsi"/>
+          <w:sz w:val="24"/>
+          <w:szCs w:val="24"/>
+        </w:rPr>
+        <w:t>Asia shows the highest PM2.5</w:t>
+      </w:r>
+      <w:r>
+        <w:rPr>
+          <w:rFonts w:cstheme="minorHAnsi"/>
+          <w:sz w:val="24"/>
+          <w:szCs w:val="24"/>
+          <w:lang w:val="en-US"/>
+        </w:rPr>
+        <w:t>.</w:t>
+      </w:r>
+    </w:p>
+    <w:p>
+      <w:pPr>
+        <w:ind w:left="-720" w:right="-874"/>
+        <w:rPr>
+          <w:rFonts w:cstheme="minorHAnsi"/>
+          <w:sz w:val="24"/>
+          <w:szCs w:val="24"/>
+        </w:rPr>
+      </w:pPr>
+    </w:p>
+    <w:p>
+      <w:pPr>
+        <w:ind w:left="-720" w:right="-874"/>
+        <w:rPr>
+          <w:rFonts w:cstheme="minorHAnsi"/>
+          <w:b/>
+          <w:sz w:val="24"/>
+          <w:szCs w:val="24"/>
+        </w:rPr>
+      </w:pPr>
+      <w:r>
+        <w:rPr>
+          <w:rFonts w:cstheme="minorHAnsi"/>
+          <w:b/>
+          <w:sz w:val="24"/>
+          <w:szCs w:val="24"/>
+        </w:rPr>
+        <w:t xml:space="preserve">  Subplot (c): Temperature Violin by Continent</w:t>
+      </w:r>
+    </w:p>
+    <w:p>
+      <w:pPr>
+        <w:ind w:left="-720" w:right="-874"/>
+        <w:rPr>
+          <w:rFonts w:cstheme="minorHAnsi"/>
+          <w:sz w:val="24"/>
+          <w:szCs w:val="24"/>
+          <w:lang w:val="en-US"/>
+        </w:rPr>
+      </w:pPr>
+      <w:r>
+        <w:rPr>
+          <w:rFonts w:cstheme="minorHAnsi"/>
+          <w:sz w:val="24"/>
+          <w:szCs w:val="24"/>
+        </w:rPr>
         <w:lastRenderedPageBreak/>
-        <w:t xml:space="preserve">    • Four metrics: Temperature (°C), Humidity (%), Wind (kph), PM2.5 (μg/m³).</w:t>
-      </w:r>
-      <w:r>
-        <w:rPr>
-          <w:rFonts w:cstheme="minorHAnsi"/>
-          <w:sz w:val="24"/>
-          <w:szCs w:val="24"/>
-        </w:rPr>
-        <w:br/>
-      </w:r>
-      <w:r>
-        <w:rPr>
-          <w:rFonts w:cstheme="minorHAnsi"/>
-          <w:sz w:val="24"/>
-          <w:szCs w:val="24"/>
-        </w:rPr>
-        <w:t xml:space="preserve">    • Grouped bars per continent with distinct accent colours.</w:t>
+        <w:t xml:space="preserve">    • Violin plots showing full distribution of temperature °C per continent.</w:t>
+      </w:r>
+      <w:r>
+        <w:rPr>
+          <w:rFonts w:cstheme="minorHAnsi"/>
+          <w:sz w:val="24"/>
+          <w:szCs w:val="24"/>
+        </w:rPr>
+        <w:br/>
+      </w:r>
+      <w:r>
+        <w:rPr>
+          <w:rFonts w:cstheme="minorHAnsi"/>
+          <w:sz w:val="24"/>
+          <w:szCs w:val="24"/>
+        </w:rPr>
+        <w:t xml:space="preserve">    • White median indicator lines; body colours per continent.</w:t>
       </w:r>
       <w:r>
         <w:rPr>
@@ -3890,15 +4337,104 @@
           <w:szCs w:val="24"/>
           <w:lang w:val="en-US"/>
         </w:rPr>
-        <w:t>North America with highest humidity</w:t>
-      </w:r>
-      <w:r>
-        <w:rPr>
-          <w:rFonts w:cstheme="minorHAnsi"/>
-          <w:sz w:val="24"/>
-          <w:szCs w:val="24"/>
-        </w:rPr>
-        <w:t>;</w:t>
+        <w:t>Europe and Asia had wide range of temperatures.</w:t>
+      </w:r>
+    </w:p>
+    <w:p>
+      <w:pPr>
+        <w:ind w:left="-720" w:right="-874"/>
+        <w:rPr>
+          <w:rFonts w:cstheme="minorHAnsi"/>
+          <w:sz w:val="24"/>
+          <w:szCs w:val="24"/>
+        </w:rPr>
+      </w:pPr>
+    </w:p>
+    <w:p>
+      <w:pPr>
+        <w:ind w:left="-720" w:right="-874"/>
+        <w:rPr>
+          <w:rFonts w:cstheme="minorHAnsi"/>
+          <w:b/>
+          <w:sz w:val="24"/>
+          <w:szCs w:val="24"/>
+        </w:rPr>
+      </w:pPr>
+      <w:r>
+        <w:rPr>
+          <w:rFonts w:cstheme="minorHAnsi"/>
+          <w:b/>
+          <w:sz w:val="24"/>
+          <w:szCs w:val="24"/>
+        </w:rPr>
+        <w:t xml:space="preserve">  Subplot (d): Country-Level Z-Score Heatmap</w:t>
+      </w:r>
+    </w:p>
+    <w:p>
+      <w:pPr>
+        <w:ind w:left="-720" w:right="-874"/>
+        <w:rPr>
+          <w:rFonts w:cstheme="minorHAnsi"/>
+          <w:sz w:val="24"/>
+          <w:szCs w:val="24"/>
+          <w:lang w:val="en-US"/>
+        </w:rPr>
+      </w:pPr>
+      <w:r>
+        <w:rPr>
+          <w:rFonts w:cstheme="minorHAnsi"/>
+          <w:sz w:val="24"/>
+          <w:szCs w:val="24"/>
+        </w:rPr>
+        <w:t xml:space="preserve">    • Metrics: Temp, Humidity, Wind, UV, PM2.5, Visibility.</w:t>
+      </w:r>
+      <w:r>
+        <w:rPr>
+          <w:rFonts w:cstheme="minorHAnsi"/>
+          <w:sz w:val="24"/>
+          <w:szCs w:val="24"/>
+        </w:rPr>
+        <w:br/>
+      </w:r>
+      <w:r>
+        <w:rPr>
+          <w:rFonts w:cstheme="minorHAnsi"/>
+          <w:sz w:val="24"/>
+          <w:szCs w:val="24"/>
+        </w:rPr>
+        <w:t xml:space="preserve">    • Each country's normalised deviation from the mean (Z-score).</w:t>
+      </w:r>
+      <w:r>
+        <w:rPr>
+          <w:rFonts w:cstheme="minorHAnsi"/>
+          <w:sz w:val="24"/>
+          <w:szCs w:val="24"/>
+        </w:rPr>
+        <w:br/>
+      </w:r>
+      <w:r>
+        <w:rPr>
+          <w:rFonts w:cstheme="minorHAnsi"/>
+          <w:sz w:val="24"/>
+          <w:szCs w:val="24"/>
+        </w:rPr>
+        <w:t xml:space="preserve">    • Coloured with a diverging red–navy–indigo palette.</w:t>
+      </w:r>
+      <w:r>
+        <w:rPr>
+          <w:rFonts w:cstheme="minorHAnsi"/>
+          <w:sz w:val="24"/>
+          <w:szCs w:val="24"/>
+        </w:rPr>
+        <w:br/>
+      </w:r>
+      <w:r>
+        <w:rPr>
+          <w:rFonts w:cstheme="minorHAnsi"/>
+          <w:sz w:val="24"/>
+          <w:szCs w:val="24"/>
+        </w:rPr>
+        <w:t xml:space="preserve">    • Insight: Enables identification of countries that are extreme outliers</w:t>
       </w:r>
       <w:r>
         <w:rPr>
@@ -3915,7 +4451,7 @@
           <w:sz w:val="24"/>
           <w:szCs w:val="24"/>
         </w:rPr>
-        <w:t>Asia shows the highest PM2.5</w:t>
+        <w:t>on any single metric</w:t>
       </w:r>
       <w:r>
         <w:rPr>
@@ -3942,172 +4478,64 @@
         <w:ind w:left="-720" w:right="-874"/>
         <w:rPr>
           <w:rFonts w:cstheme="minorHAnsi"/>
-          <w:sz w:val="24"/>
-          <w:szCs w:val="24"/>
-        </w:rPr>
-      </w:pPr>
-      <w:r>
-        <w:rPr>
-          <w:rFonts w:cstheme="minorHAnsi"/>
-          <w:sz w:val="24"/>
-          <w:szCs w:val="24"/>
-        </w:rPr>
-        <w:t xml:space="preserve">  Subplot (c): Temperature Violin by Continent</w:t>
+          <w:b/>
+          <w:sz w:val="24"/>
+          <w:szCs w:val="24"/>
+        </w:rPr>
+      </w:pPr>
+      <w:r>
+        <w:rPr>
+          <w:rFonts w:cstheme="minorHAnsi"/>
+          <w:b/>
+          <w:sz w:val="24"/>
+          <w:szCs w:val="24"/>
+        </w:rPr>
+        <w:t xml:space="preserve">  Subplot (e): PM2.5 Distribution by Continent [Box Plot]</w:t>
       </w:r>
     </w:p>
     <w:p>
       <w:pPr>
         <w:ind w:left="-720" w:right="-874"/>
-        <w:rPr>
-          <w:rFonts w:cstheme="minorHAnsi"/>
-          <w:sz w:val="24"/>
-          <w:szCs w:val="24"/>
-          <w:lang w:val="en-US"/>
-        </w:rPr>
-      </w:pPr>
-      <w:r>
-        <w:rPr>
-          <w:rFonts w:cstheme="minorHAnsi"/>
-          <w:sz w:val="24"/>
-          <w:szCs w:val="24"/>
-        </w:rPr>
-        <w:t xml:space="preserve">    • Violin plots showing full distribution of temperature °C per continent.</w:t>
-      </w:r>
-      <w:r>
-        <w:rPr>
-          <w:rFonts w:cstheme="minorHAnsi"/>
-          <w:sz w:val="24"/>
-          <w:szCs w:val="24"/>
-        </w:rPr>
-        <w:br/>
-      </w:r>
-      <w:r>
-        <w:rPr>
-          <w:rFonts w:cstheme="minorHAnsi"/>
-          <w:sz w:val="24"/>
-          <w:szCs w:val="24"/>
-        </w:rPr>
-        <w:t xml:space="preserve">    • White median indicator lines; body colours per continent.</w:t>
-      </w:r>
-      <w:r>
-        <w:rPr>
-          <w:rFonts w:cstheme="minorHAnsi"/>
-          <w:sz w:val="24"/>
-          <w:szCs w:val="24"/>
-        </w:rPr>
-        <w:br/>
-      </w:r>
-      <w:r>
-        <w:rPr>
-          <w:rFonts w:cstheme="minorHAnsi"/>
-          <w:sz w:val="24"/>
-          <w:szCs w:val="24"/>
-        </w:rPr>
-        <w:t xml:space="preserve">    • Insight: </w:t>
-      </w:r>
-      <w:r>
-        <w:rPr>
-          <w:rFonts w:cstheme="minorHAnsi"/>
-          <w:sz w:val="24"/>
-          <w:szCs w:val="24"/>
-          <w:lang w:val="en-US"/>
-        </w:rPr>
-        <w:t>Europe and Asia had wide range of temperatures.</w:t>
-      </w:r>
-    </w:p>
-    <w:p>
-      <w:pPr>
-        <w:ind w:left="-720" w:right="-874"/>
-        <w:rPr>
-          <w:rFonts w:cstheme="minorHAnsi"/>
-          <w:sz w:val="24"/>
-          <w:szCs w:val="24"/>
-        </w:rPr>
-      </w:pPr>
-    </w:p>
-    <w:p>
-      <w:pPr>
-        <w:ind w:left="-720" w:right="-874"/>
-        <w:rPr>
-          <w:rFonts w:cstheme="minorHAnsi"/>
-          <w:sz w:val="24"/>
-          <w:szCs w:val="24"/>
-        </w:rPr>
-      </w:pPr>
-      <w:r>
-        <w:rPr>
-          <w:rFonts w:cstheme="minorHAnsi"/>
-          <w:sz w:val="24"/>
-          <w:szCs w:val="24"/>
-        </w:rPr>
-        <w:t xml:space="preserve">  Subplot (d): Country-Level Z-Score Heatmap</w:t>
-      </w:r>
-    </w:p>
-    <w:p>
-      <w:pPr>
-        <w:ind w:left="-720" w:right="-874"/>
-        <w:rPr>
-          <w:rFonts w:cstheme="minorHAnsi"/>
-          <w:sz w:val="24"/>
-          <w:szCs w:val="24"/>
-          <w:lang w:val="en-US"/>
-        </w:rPr>
-      </w:pPr>
-      <w:r>
-        <w:rPr>
-          <w:rFonts w:cstheme="minorHAnsi"/>
-          <w:sz w:val="24"/>
-          <w:szCs w:val="24"/>
-        </w:rPr>
-        <w:t xml:space="preserve">    • Metrics: Temp, Humidity, Wind, UV, PM2.5, Visibility.</w:t>
-      </w:r>
-      <w:r>
-        <w:rPr>
-          <w:rFonts w:cstheme="minorHAnsi"/>
-          <w:sz w:val="24"/>
-          <w:szCs w:val="24"/>
-        </w:rPr>
-        <w:br/>
-      </w:r>
-      <w:r>
-        <w:rPr>
-          <w:rFonts w:cstheme="minorHAnsi"/>
-          <w:sz w:val="24"/>
-          <w:szCs w:val="24"/>
-        </w:rPr>
-        <w:t xml:space="preserve">    • Each country's normalised deviation from the mean (Z-score).</w:t>
-      </w:r>
-      <w:r>
-        <w:rPr>
-          <w:rFonts w:cstheme="minorHAnsi"/>
-          <w:sz w:val="24"/>
-          <w:szCs w:val="24"/>
-        </w:rPr>
-        <w:br/>
-      </w:r>
-      <w:r>
-        <w:rPr>
-          <w:rFonts w:cstheme="minorHAnsi"/>
-          <w:sz w:val="24"/>
-          <w:szCs w:val="24"/>
-        </w:rPr>
-        <w:t xml:space="preserve">    • Coloured with a diverging red–navy–indigo palette.</w:t>
-      </w:r>
-      <w:r>
-        <w:rPr>
-          <w:rFonts w:cstheme="minorHAnsi"/>
-          <w:sz w:val="24"/>
-          <w:szCs w:val="24"/>
-        </w:rPr>
-        <w:br/>
-      </w:r>
-      <w:r>
-        <w:rPr>
-          <w:rFonts w:cstheme="minorHAnsi"/>
-          <w:sz w:val="24"/>
-          <w:szCs w:val="24"/>
-        </w:rPr>
-        <w:t xml:space="preserve">    • Insight: Enables identification of countries that are extreme outliers</w:t>
+      </w:pPr>
+      <w:r>
+        <w:rPr>
+          <w:rFonts w:cstheme="minorHAnsi"/>
+          <w:sz w:val="24"/>
+          <w:szCs w:val="24"/>
+        </w:rPr>
+        <w:t xml:space="preserve">    • Same 7-continent breakdown; boxes coloured per continent.</w:t>
+      </w:r>
+      <w:r>
+        <w:rPr>
+          <w:rFonts w:cstheme="minorHAnsi"/>
+          <w:sz w:val="24"/>
+          <w:szCs w:val="24"/>
+        </w:rPr>
+        <w:br/>
+      </w:r>
+      <w:r>
+        <w:rPr>
+          <w:rFonts w:cstheme="minorHAnsi"/>
+          <w:sz w:val="24"/>
+          <w:szCs w:val="24"/>
+        </w:rPr>
+        <w:t xml:space="preserve">    • WHO guideline of 35 μg/m³ overlaid as a dashed red line.</w:t>
+      </w:r>
+      <w:r>
+        <w:rPr>
+          <w:rFonts w:cstheme="minorHAnsi"/>
+          <w:sz w:val="24"/>
+          <w:szCs w:val="24"/>
+        </w:rPr>
+        <w:br/>
+      </w:r>
+      <w:r>
+        <w:rPr>
+          <w:rFonts w:cstheme="minorHAnsi"/>
+          <w:sz w:val="24"/>
+          <w:szCs w:val="24"/>
+        </w:rPr>
+        <w:t xml:space="preserve">    • Insight: Asia's median PM2.5 significantly exceeds the WHO guideline;</w:t>
       </w:r>
       <w:r>
         <w:rPr>
@@ -4124,89 +4552,49 @@
           <w:sz w:val="24"/>
           <w:szCs w:val="24"/>
         </w:rPr>
-        <w:t>on any single metric</w:t>
-      </w:r>
-      <w:r>
-        <w:rPr>
-          <w:rFonts w:cstheme="minorHAnsi"/>
-          <w:sz w:val="24"/>
-          <w:szCs w:val="24"/>
-          <w:lang w:val="en-US"/>
-        </w:rPr>
-        <w:t>.</w:t>
-      </w:r>
-    </w:p>
-    <w:p>
-      <w:pPr>
-        <w:ind w:left="-720" w:right="-874"/>
-        <w:rPr>
-          <w:rFonts w:cstheme="minorHAnsi"/>
-          <w:sz w:val="24"/>
-          <w:szCs w:val="24"/>
-        </w:rPr>
-      </w:pPr>
-    </w:p>
-    <w:p>
-      <w:pPr>
-        <w:ind w:left="-720" w:right="-874"/>
-        <w:rPr>
-          <w:rFonts w:cstheme="minorHAnsi"/>
-          <w:sz w:val="24"/>
-          <w:szCs w:val="24"/>
-        </w:rPr>
-      </w:pPr>
-      <w:r>
-        <w:rPr>
-          <w:rFonts w:cstheme="minorHAnsi"/>
-          <w:sz w:val="24"/>
-          <w:szCs w:val="24"/>
-        </w:rPr>
-        <w:t xml:space="preserve">  Subplot (e): PM2.5 Distribution by Continent [Box Plot]</w:t>
-      </w:r>
-    </w:p>
-    <w:p>
-      <w:pPr>
-        <w:ind w:left="-720" w:right="-874"/>
-      </w:pPr>
-      <w:r>
-        <w:rPr>
-          <w:rFonts w:cstheme="minorHAnsi"/>
-          <w:sz w:val="24"/>
-          <w:szCs w:val="24"/>
-        </w:rPr>
-        <w:t xml:space="preserve">    • Same 7-continent breakdown; boxes coloured per continent.</w:t>
-      </w:r>
-      <w:r>
-        <w:rPr>
-          <w:rFonts w:cstheme="minorHAnsi"/>
-          <w:sz w:val="24"/>
-          <w:szCs w:val="24"/>
-        </w:rPr>
-        <w:br/>
-      </w:r>
-      <w:r>
-        <w:rPr>
-          <w:rFonts w:cstheme="minorHAnsi"/>
-          <w:sz w:val="24"/>
-          <w:szCs w:val="24"/>
-        </w:rPr>
-        <w:t xml:space="preserve">    • WHO guideline of 35 μg/m³ overlaid as a dashed red line.</w:t>
-      </w:r>
-      <w:r>
-        <w:rPr>
-          <w:rFonts w:cstheme="minorHAnsi"/>
-          <w:sz w:val="24"/>
-          <w:szCs w:val="24"/>
-        </w:rPr>
-        <w:br/>
-      </w:r>
-      <w:r>
-        <w:rPr>
-          <w:rFonts w:cstheme="minorHAnsi"/>
-          <w:sz w:val="24"/>
-          <w:szCs w:val="24"/>
-        </w:rPr>
-        <w:t xml:space="preserve">    • Insight: Asia's median PM2.5 significantly exceeds the WHO guideline;</w:t>
+        <w:t xml:space="preserve">Africa and South America hover </w:t>
+      </w:r>
+      <w:r>
+        <w:rPr>
+          <w:rFonts w:cstheme="minorHAnsi"/>
+          <w:sz w:val="24"/>
+          <w:szCs w:val="24"/>
+        </w:rPr>
+        <w:br/>
+      </w:r>
+      <w:r>
+        <w:rPr>
+          <w:rFonts w:cstheme="minorHAnsi"/>
+          <w:sz w:val="24"/>
+          <w:szCs w:val="24"/>
+          <w:lang w:val="en-US"/>
+        </w:rPr>
+        <w:t xml:space="preserve">       </w:t>
+      </w:r>
+      <w:r>
+        <w:rPr>
+          <w:rFonts w:cstheme="minorHAnsi"/>
+          <w:sz w:val="24"/>
+          <w:szCs w:val="24"/>
+        </w:rPr>
+        <w:t xml:space="preserve">near the boundary; </w:t>
+      </w:r>
+      <w:r>
+        <w:rPr>
+          <w:rFonts w:cstheme="minorHAnsi"/>
+          <w:sz w:val="24"/>
+          <w:szCs w:val="24"/>
+          <w:lang w:val="en-US"/>
+        </w:rPr>
+        <w:t>North America</w:t>
+      </w:r>
+      <w:r>
+        <w:rPr>
+          <w:rFonts w:cstheme="minorHAnsi"/>
+          <w:sz w:val="24"/>
+          <w:szCs w:val="24"/>
+        </w:rPr>
+        <w:t xml:space="preserve"> and Oceania are</w:t>
       </w:r>
       <w:r>
         <w:rPr>
@@ -4223,65 +4611,6 @@
           <w:sz w:val="24"/>
           <w:szCs w:val="24"/>
         </w:rPr>
-        <w:t xml:space="preserve">Africa and South America hover </w:t>
-      </w:r>
-      <w:r>
-        <w:rPr>
-          <w:rFonts w:cstheme="minorHAnsi"/>
-          <w:sz w:val="24"/>
-          <w:szCs w:val="24"/>
-        </w:rPr>
-        <w:br/>
-      </w:r>
-      <w:r>
-        <w:rPr>
-          <w:rFonts w:cstheme="minorHAnsi"/>
-          <w:sz w:val="24"/>
-          <w:szCs w:val="24"/>
-          <w:lang w:val="en-US"/>
-        </w:rPr>
-        <w:t xml:space="preserve">       </w:t>
-      </w:r>
-      <w:r>
-        <w:rPr>
-          <w:rFonts w:cstheme="minorHAnsi"/>
-          <w:sz w:val="24"/>
-          <w:szCs w:val="24"/>
-        </w:rPr>
-        <w:t xml:space="preserve">near the boundary; </w:t>
-      </w:r>
-      <w:r>
-        <w:rPr>
-          <w:rFonts w:cstheme="minorHAnsi"/>
-          <w:sz w:val="24"/>
-          <w:szCs w:val="24"/>
-          <w:lang w:val="en-US"/>
-        </w:rPr>
-        <w:t>North America</w:t>
-      </w:r>
-      <w:r>
-        <w:rPr>
-          <w:rFonts w:cstheme="minorHAnsi"/>
-          <w:sz w:val="24"/>
-          <w:szCs w:val="24"/>
-        </w:rPr>
-        <w:t xml:space="preserve"> and Oceania are</w:t>
-      </w:r>
-      <w:r>
-        <w:rPr>
-          <w:rFonts w:cstheme="minorHAnsi"/>
-          <w:sz w:val="24"/>
-          <w:szCs w:val="24"/>
-          <w:lang w:val="en-US"/>
-        </w:rPr>
-        <w:t xml:space="preserve"> </w:t>
-      </w:r>
-      <w:r>
-        <w:rPr>
-          <w:rFonts w:cstheme="minorHAnsi"/>
-          <w:sz w:val="24"/>
-          <w:szCs w:val="24"/>
-        </w:rPr>
         <w:t>well below it.</w:t>
       </w:r>
       <w:r>
@@ -4289,6 +4618,15 @@
           <w:rFonts w:cstheme="minorHAnsi"/>
           <w:sz w:val="24"/>
           <w:szCs w:val="24"/>
+        </w:rPr>
+        <w:br/>
+      </w:r>
+      <w:r>
+        <w:rPr>
+          <w:rFonts w:cstheme="minorHAnsi"/>
+          <w:sz w:val="24"/>
+          <w:szCs w:val="24"/>
+          <w:lang w:val="en-US"/>
         </w:rPr>
         <w:br/>
       </w:r>
@@ -4361,14 +4699,16 @@
         <w:jc w:val="center"/>
         <w:rPr>
           <w:rFonts w:cstheme="minorHAnsi"/>
-          <w:sz w:val="24"/>
-          <w:szCs w:val="24"/>
-          <w:lang w:val="en-US"/>
-        </w:rPr>
-      </w:pPr>
-      <w:r>
-        <w:rPr>
-          <w:rFonts w:cstheme="minorHAnsi"/>
+          <w:i/>
+          <w:sz w:val="24"/>
+          <w:szCs w:val="24"/>
+          <w:lang w:val="en-US"/>
+        </w:rPr>
+      </w:pPr>
+      <w:r>
+        <w:rPr>
+          <w:rFonts w:cstheme="minorHAnsi"/>
+          <w:i/>
           <w:sz w:val="24"/>
           <w:szCs w:val="24"/>
           <w:lang w:val="en-US"/>
@@ -4378,6 +4718,9 @@
     </w:p>
     <w:p>
       <w:pPr>
+        <w:pBdr>
+          <w:bottom w:val="single" w:sz="6" w:space="1" w:color="auto"/>
+        </w:pBdr>
         <w:ind w:left="-720" w:right="-874"/>
         <w:rPr>
           <w:rFonts w:cstheme="minorHAnsi"/>
@@ -4404,28 +4747,85 @@
           <w:szCs w:val="24"/>
           <w:lang w:val="en-US"/>
         </w:rPr>
+        <w:br/>
+      </w:r>
+    </w:p>
+    <w:p>
+      <w:pPr>
+        <w:pStyle w:val="ListParagraph"/>
+        <w:ind w:left="-360" w:right="-874"/>
+        <w:jc w:val="center"/>
+        <w:rPr>
+          <w:rFonts w:cstheme="minorHAnsi"/>
+          <w:b/>
+          <w:sz w:val="32"/>
+          <w:szCs w:val="32"/>
+          <w:lang w:val="en-US"/>
+        </w:rPr>
+      </w:pPr>
+      <w:r>
+        <w:rPr>
+          <w:rFonts w:cstheme="minorHAnsi"/>
+          <w:b/>
+          <w:sz w:val="32"/>
+          <w:szCs w:val="32"/>
+          <w:lang w:val="en-US"/>
+        </w:rPr>
         <w:t>Advanced EDA</w:t>
       </w:r>
+      <w:r>
+        <w:rPr>
+          <w:rFonts w:cstheme="minorHAnsi"/>
+          <w:b/>
+          <w:sz w:val="32"/>
+          <w:szCs w:val="32"/>
+          <w:lang w:val="en-US"/>
+        </w:rPr>
+        <w:t xml:space="preserve"> </w:t>
+      </w:r>
+      <w:r>
+        <w:rPr>
+          <w:rFonts w:cstheme="minorHAnsi"/>
+          <w:b/>
+          <w:sz w:val="32"/>
+          <w:szCs w:val="24"/>
+          <w:lang w:val="en-US"/>
+        </w:rPr>
+        <w:t xml:space="preserve">— </w:t>
+      </w:r>
+      <w:r>
+        <w:rPr>
+          <w:rFonts w:cstheme="minorHAnsi"/>
+          <w:b/>
+          <w:sz w:val="32"/>
+          <w:szCs w:val="32"/>
+          <w:lang w:val="en-US"/>
+        </w:rPr>
+        <w:t>Anomalies Detection</w:t>
+      </w:r>
+      <w:r>
+        <w:rPr>
+          <w:rFonts w:cstheme="minorHAnsi"/>
+          <w:b/>
+          <w:sz w:val="32"/>
+          <w:szCs w:val="32"/>
+          <w:lang w:val="en-US"/>
+        </w:rPr>
+        <w:t xml:space="preserve"> and Outlier Analysis</w:t>
+      </w:r>
     </w:p>
     <w:p>
       <w:pPr>
         <w:ind w:left="-720" w:right="-874"/>
-        <w:rPr>
-          <w:rFonts w:cstheme="minorHAnsi"/>
-          <w:sz w:val="24"/>
-          <w:szCs w:val="24"/>
-          <w:lang w:val="en-US"/>
-        </w:rPr>
-      </w:pPr>
-      <w:r>
-        <w:rPr>
-          <w:rFonts w:cstheme="minorHAnsi"/>
-          <w:sz w:val="24"/>
-          <w:szCs w:val="24"/>
-          <w:lang w:val="en-US"/>
-        </w:rPr>
-        <w:t>Anomalies Detection</w:t>
-      </w:r>
+        <w:jc w:val="center"/>
+        <w:rPr>
+          <w:rFonts w:cstheme="minorHAnsi"/>
+          <w:b/>
+          <w:sz w:val="32"/>
+          <w:szCs w:val="24"/>
+          <w:lang w:val="en-US"/>
+        </w:rPr>
+      </w:pPr>
     </w:p>
     <w:p>
       <w:pPr>
@@ -4498,28 +4898,80 @@
         <w:jc w:val="center"/>
         <w:rPr>
           <w:rFonts w:cstheme="minorHAnsi"/>
-          <w:sz w:val="24"/>
-          <w:szCs w:val="24"/>
-          <w:lang w:val="en-US"/>
-        </w:rPr>
-      </w:pPr>
-      <w:r>
-        <w:rPr>
-          <w:rFonts w:cstheme="minorHAnsi"/>
-          <w:sz w:val="24"/>
-          <w:szCs w:val="24"/>
-          <w:lang w:val="en-US"/>
-        </w:rPr>
-        <w:t xml:space="preserve">FIGURE 7 </w:t>
-      </w:r>
-      <w:r>
-        <w:rPr>
-          <w:rFonts w:cstheme="minorHAnsi"/>
-          <w:sz w:val="24"/>
-          <w:szCs w:val="24"/>
-          <w:lang w:val="en-US"/>
-        </w:rPr>
-        <w:t>—</w:t>
+          <w:i/>
+          <w:sz w:val="24"/>
+          <w:szCs w:val="24"/>
+          <w:lang w:val="en-US"/>
+        </w:rPr>
+      </w:pPr>
+      <w:r>
+        <w:rPr>
+          <w:rFonts w:cstheme="minorHAnsi"/>
+          <w:i/>
+          <w:sz w:val="24"/>
+          <w:szCs w:val="24"/>
+          <w:lang w:val="en-US"/>
+        </w:rPr>
+        <w:t xml:space="preserve">FIGURE 7 — </w:t>
+      </w:r>
+      <w:r>
+        <w:rPr>
+          <w:rFonts w:cstheme="minorHAnsi"/>
+          <w:i/>
+          <w:sz w:val="24"/>
+          <w:szCs w:val="24"/>
+          <w:lang w:val="en-US"/>
+        </w:rPr>
+        <w:softHyphen/>
+      </w:r>
+      <w:r>
+        <w:rPr>
+          <w:rFonts w:cstheme="minorHAnsi"/>
+          <w:i/>
+          <w:sz w:val="24"/>
+          <w:szCs w:val="24"/>
+          <w:lang w:val="en-US"/>
+        </w:rPr>
+        <w:t>Z-Score, Modified Z-Score, &amp; IQR</w:t>
+      </w:r>
+    </w:p>
+    <w:p>
+      <w:pPr>
+        <w:ind w:left="-720" w:right="-874"/>
+        <w:rPr>
+          <w:rFonts w:cstheme="minorHAnsi"/>
+          <w:sz w:val="24"/>
+          <w:szCs w:val="24"/>
+          <w:lang w:val="en-US"/>
+        </w:rPr>
+      </w:pPr>
+      <w:r>
+        <w:rPr>
+          <w:rFonts w:cstheme="minorHAnsi"/>
+          <w:sz w:val="24"/>
+          <w:szCs w:val="24"/>
+          <w:lang w:val="en-US"/>
+        </w:rPr>
+        <w:br/>
+      </w:r>
+      <w:r>
+        <w:rPr>
+          <w:rFonts w:cstheme="minorHAnsi"/>
+          <w:b/>
+          <w:sz w:val="24"/>
+          <w:szCs w:val="24"/>
+          <w:lang w:val="en-US"/>
+        </w:rPr>
+        <w:t>METHOD 1 —</w:t>
+      </w:r>
+      <w:r>
+        <w:rPr>
+          <w:rFonts w:cstheme="minorHAnsi"/>
+          <w:sz w:val="24"/>
+          <w:szCs w:val="24"/>
+          <w:lang w:val="en-US"/>
+        </w:rPr>
+        <w:t xml:space="preserve"> Z-Score Method: A value is flagged as an outlier if |z| &gt; 3 (i.e., more than 3 standard</w:t>
       </w:r>
       <w:r>
         <w:rPr>
@@ -4537,16 +4989,25 @@
           <w:szCs w:val="24"/>
           <w:lang w:val="en-US"/>
         </w:rPr>
-        <w:softHyphen/>
-      </w:r>
-      <w:r>
-        <w:rPr>
-          <w:rFonts w:cstheme="minorHAnsi"/>
-          <w:sz w:val="24"/>
-          <w:szCs w:val="24"/>
-          <w:lang w:val="en-US"/>
-        </w:rPr>
-        <w:t>Z-Score, Modified Z-Score, &amp; IQR</w:t>
+        <w:t>deviations</w:t>
+      </w:r>
+      <w:r>
+        <w:rPr>
+          <w:rFonts w:cstheme="minorHAnsi"/>
+          <w:sz w:val="24"/>
+          <w:szCs w:val="24"/>
+          <w:lang w:val="en-US"/>
+        </w:rPr>
+        <w:t xml:space="preserve"> (SD)</w:t>
+      </w:r>
+      <w:r>
+        <w:rPr>
+          <w:rFonts w:cstheme="minorHAnsi"/>
+          <w:sz w:val="24"/>
+          <w:szCs w:val="24"/>
+          <w:lang w:val="en-US"/>
+        </w:rPr>
+        <w:t xml:space="preserve"> from the column mean). </w:t>
       </w:r>
     </w:p>
     <w:p>
@@ -4562,20 +5023,31 @@
       <w:r>
         <w:rPr>
           <w:rFonts w:cstheme="minorHAnsi"/>
-          <w:sz w:val="24"/>
-          <w:szCs w:val="24"/>
-          <w:lang w:val="en-US"/>
-        </w:rPr>
-        <w:br/>
-      </w:r>
-      <w:r>
-        <w:rPr>
-          <w:rFonts w:cstheme="minorHAnsi"/>
-          <w:sz w:val="24"/>
-          <w:szCs w:val="24"/>
-          <w:lang w:val="en-US"/>
-        </w:rPr>
-        <w:t>METHOD 1 — Z-Score Method: A value is flagged as an outlier if |z| &gt; 3 (i.e., more than 3 standard</w:t>
+          <w:b/>
+          <w:sz w:val="24"/>
+          <w:szCs w:val="24"/>
+          <w:lang w:val="en-US"/>
+        </w:rPr>
+        <w:br/>
+      </w:r>
+      <w:r>
+        <w:rPr>
+          <w:rFonts w:cstheme="minorHAnsi"/>
+          <w:b/>
+          <w:sz w:val="24"/>
+          <w:szCs w:val="24"/>
+          <w:lang w:val="en-US"/>
+        </w:rPr>
+        <w:t>METHOD 2 —</w:t>
+      </w:r>
+      <w:r>
+        <w:rPr>
+          <w:rFonts w:cstheme="minorHAnsi"/>
+          <w:sz w:val="24"/>
+          <w:szCs w:val="24"/>
+          <w:lang w:val="en-US"/>
+        </w:rPr>
+        <w:t xml:space="preserve"> IQR (Interquartile Range) Method:</w:t>
       </w:r>
       <w:r>
         <w:rPr>
@@ -4593,25 +5065,7 @@
           <w:szCs w:val="24"/>
           <w:lang w:val="en-US"/>
         </w:rPr>
-        <w:t>deviations</w:t>
-      </w:r>
-      <w:r>
-        <w:rPr>
-          <w:rFonts w:cstheme="minorHAnsi"/>
-          <w:sz w:val="24"/>
-          <w:szCs w:val="24"/>
-          <w:lang w:val="en-US"/>
-        </w:rPr>
-        <w:t xml:space="preserve"> (SD)</w:t>
-      </w:r>
-      <w:r>
-        <w:rPr>
-          <w:rFonts w:cstheme="minorHAnsi"/>
-          <w:sz w:val="24"/>
-          <w:szCs w:val="24"/>
-          <w:lang w:val="en-US"/>
-        </w:rPr>
-        <w:t xml:space="preserve"> from the column mean). </w:t>
+        <w:t>Values outside this range are flagged as outliers.</w:t>
       </w:r>
     </w:p>
     <w:p>
@@ -4631,25 +5085,53 @@
           <w:szCs w:val="24"/>
           <w:lang w:val="en-US"/>
         </w:rPr>
-        <w:t>METHOD 2 — IQR (Interquartile Range) Method:</w:t>
-      </w:r>
-      <w:r>
-        <w:rPr>
-          <w:rFonts w:cstheme="minorHAnsi"/>
-          <w:sz w:val="24"/>
-          <w:szCs w:val="24"/>
-          <w:lang w:val="en-US"/>
-        </w:rPr>
-        <w:t xml:space="preserve"> </w:t>
-      </w:r>
-      <w:r>
-        <w:rPr>
-          <w:rFonts w:cstheme="minorHAnsi"/>
-          <w:sz w:val="24"/>
-          <w:szCs w:val="24"/>
-          <w:lang w:val="en-US"/>
-        </w:rPr>
-        <w:t>Values outside this range are flagged as outliers.</w:t>
+        <w:t xml:space="preserve">    • Lower bound = Q1 </w:t>
+      </w:r>
+      <w:r>
+        <w:rPr>
+          <w:rFonts w:cstheme="minorHAnsi"/>
+          <w:sz w:val="24"/>
+          <w:szCs w:val="24"/>
+          <w:lang w:val="en-US"/>
+        </w:rPr>
+        <w:t>–</w:t>
+      </w:r>
+      <w:r>
+        <w:rPr>
+          <w:rFonts w:cstheme="minorHAnsi"/>
+          <w:sz w:val="24"/>
+          <w:szCs w:val="24"/>
+          <w:lang w:val="en-US"/>
+        </w:rPr>
+        <w:t xml:space="preserve"> 1.5 × IQR</w:t>
+      </w:r>
+      <w:r>
+        <w:rPr>
+          <w:rFonts w:cstheme="minorHAnsi"/>
+          <w:sz w:val="24"/>
+          <w:szCs w:val="24"/>
+          <w:lang w:val="en-US"/>
+        </w:rPr>
+        <w:br/>
+        <w:t xml:space="preserve">    </w:t>
+      </w:r>
+      <w:r>
+        <w:rPr>
+          <w:rFonts w:cstheme="minorHAnsi"/>
+          <w:sz w:val="24"/>
+          <w:szCs w:val="24"/>
+          <w:lang w:val="en-US"/>
+        </w:rPr>
+        <w:t xml:space="preserve">• Upper bound = Q3 + 1.5 × IQR </w:t>
+      </w:r>
+      <w:r>
+        <w:rPr>
+          <w:rFonts w:cstheme="minorHAnsi"/>
+          <w:sz w:val="24"/>
+          <w:szCs w:val="24"/>
+          <w:lang w:val="en-US"/>
+        </w:rPr>
+        <w:br/>
       </w:r>
     </w:p>
     <w:p>
@@ -4665,50 +5147,21 @@
       <w:r>
         <w:rPr>
           <w:rFonts w:cstheme="minorHAnsi"/>
-          <w:sz w:val="24"/>
-          <w:szCs w:val="24"/>
-          <w:lang w:val="en-US"/>
-        </w:rPr>
-        <w:t xml:space="preserve">    • Lower bound = Q1 − 1.5 × IQR</w:t>
-      </w:r>
-      <w:r>
-        <w:rPr>
-          <w:rFonts w:cstheme="minorHAnsi"/>
-          <w:sz w:val="24"/>
-          <w:szCs w:val="24"/>
-          <w:lang w:val="en-US"/>
-        </w:rPr>
-        <w:br/>
-        <w:t xml:space="preserve">    </w:t>
-      </w:r>
-      <w:r>
-        <w:rPr>
-          <w:rFonts w:cstheme="minorHAnsi"/>
-          <w:sz w:val="24"/>
-          <w:szCs w:val="24"/>
-          <w:lang w:val="en-US"/>
-        </w:rPr>
-        <w:t xml:space="preserve">• Upper bound = Q3 + 1.5 × IQR </w:t>
-      </w:r>
-    </w:p>
-    <w:p>
-      <w:pPr>
-        <w:ind w:left="-720" w:right="-874"/>
-        <w:rPr>
-          <w:rFonts w:cstheme="minorHAnsi"/>
-          <w:sz w:val="24"/>
-          <w:szCs w:val="24"/>
-          <w:lang w:val="en-US"/>
-        </w:rPr>
-      </w:pPr>
-      <w:r>
-        <w:rPr>
-          <w:rFonts w:cstheme="minorHAnsi"/>
-          <w:sz w:val="24"/>
-          <w:szCs w:val="24"/>
-          <w:lang w:val="en-US"/>
-        </w:rPr>
-        <w:t>METHOD 3 — Modified Z-Score Method:</w:t>
+          <w:b/>
+          <w:sz w:val="24"/>
+          <w:szCs w:val="24"/>
+          <w:lang w:val="en-US"/>
+        </w:rPr>
+        <w:t>METHOD 3 —</w:t>
+      </w:r>
+      <w:r>
+        <w:rPr>
+          <w:rFonts w:cstheme="minorHAnsi"/>
+          <w:sz w:val="24"/>
+          <w:szCs w:val="24"/>
+          <w:lang w:val="en-US"/>
+        </w:rPr>
+        <w:t xml:space="preserve"> Modified Z-Score Method:</w:t>
       </w:r>
       <w:r>
         <w:rPr>
@@ -4867,41 +5320,26 @@
         <w:jc w:val="center"/>
         <w:rPr>
           <w:rFonts w:cstheme="minorHAnsi"/>
-          <w:sz w:val="24"/>
-          <w:szCs w:val="24"/>
-          <w:lang w:val="en-US"/>
-        </w:rPr>
-      </w:pPr>
-      <w:r>
-        <w:rPr>
-          <w:rFonts w:cstheme="minorHAnsi"/>
-          <w:sz w:val="24"/>
-          <w:szCs w:val="24"/>
-          <w:lang w:val="en-US"/>
-        </w:rPr>
-        <w:t xml:space="preserve">FIGURE 8 </w:t>
-      </w:r>
-      <w:r>
-        <w:rPr>
-          <w:rFonts w:cstheme="minorHAnsi"/>
-          <w:sz w:val="24"/>
-          <w:szCs w:val="24"/>
-          <w:lang w:val="en-US"/>
-        </w:rPr>
-        <w:t>—</w:t>
-      </w:r>
-      <w:r>
-        <w:rPr>
-          <w:rFonts w:cstheme="minorHAnsi"/>
-          <w:sz w:val="24"/>
-          <w:szCs w:val="24"/>
-          <w:lang w:val="en-US"/>
-        </w:rPr>
-        <w:t xml:space="preserve"> </w:t>
-      </w:r>
-      <w:r>
-        <w:rPr>
-          <w:rFonts w:cstheme="minorHAnsi"/>
+          <w:i/>
+          <w:sz w:val="24"/>
+          <w:szCs w:val="24"/>
+          <w:lang w:val="en-US"/>
+        </w:rPr>
+      </w:pPr>
+      <w:r>
+        <w:rPr>
+          <w:rFonts w:cstheme="minorHAnsi"/>
+          <w:i/>
+          <w:sz w:val="24"/>
+          <w:szCs w:val="24"/>
+          <w:lang w:val="en-US"/>
+        </w:rPr>
+        <w:t xml:space="preserve">FIGURE 8 — </w:t>
+      </w:r>
+      <w:r>
+        <w:rPr>
+          <w:rFonts w:cstheme="minorHAnsi"/>
+          <w:i/>
           <w:sz w:val="24"/>
           <w:szCs w:val="24"/>
           <w:lang w:val="en-US"/>
@@ -4932,10 +5370,19 @@
       <w:r>
         <w:rPr>
           <w:rFonts w:cstheme="minorHAnsi"/>
-          <w:sz w:val="24"/>
-          <w:szCs w:val="24"/>
-        </w:rPr>
-        <w:t>Isolation Forest: Detects anomalies by randomly isolating data points</w:t>
+          <w:b/>
+          <w:sz w:val="24"/>
+          <w:szCs w:val="24"/>
+        </w:rPr>
+        <w:t>Isolation Forest:</w:t>
+      </w:r>
+      <w:r>
+        <w:rPr>
+          <w:rFonts w:cstheme="minorHAnsi"/>
+          <w:sz w:val="24"/>
+          <w:szCs w:val="24"/>
+        </w:rPr>
+        <w:t xml:space="preserve"> Detects anomalies by randomly isolating data points</w:t>
       </w:r>
       <w:r>
         <w:rPr>
@@ -4965,10 +5412,19 @@
       <w:r>
         <w:rPr>
           <w:rFonts w:cstheme="minorHAnsi"/>
-          <w:sz w:val="24"/>
-          <w:szCs w:val="24"/>
-        </w:rPr>
-        <w:t>Local Outlier Factor (LOF): Finds anomalies by comparing how densely a point’s neighborhood is packed</w:t>
+          <w:b/>
+          <w:sz w:val="24"/>
+          <w:szCs w:val="24"/>
+        </w:rPr>
+        <w:t>Local Outlier Factor (LOF):</w:t>
+      </w:r>
+      <w:r>
+        <w:rPr>
+          <w:rFonts w:cstheme="minorHAnsi"/>
+          <w:sz w:val="24"/>
+          <w:szCs w:val="24"/>
+        </w:rPr>
+        <w:t xml:space="preserve"> Finds anomalies by comparing how densely a point’s neighborhood is packed</w:t>
       </w:r>
       <w:r>
         <w:rPr>
@@ -4998,10 +5454,19 @@
       <w:r>
         <w:rPr>
           <w:rFonts w:cstheme="minorHAnsi"/>
-          <w:sz w:val="24"/>
-          <w:szCs w:val="24"/>
-        </w:rPr>
-        <w:t>Density-Based Spatial Clustering of Applications with Noise (DBSCAN): Groups points into clusters based on density, labeling sparse points as anomalies.</w:t>
+          <w:b/>
+          <w:sz w:val="24"/>
+          <w:szCs w:val="24"/>
+        </w:rPr>
+        <w:t>Density-Based Spatial Clustering of Applications with Noise (DBSCAN):</w:t>
+      </w:r>
+      <w:r>
+        <w:rPr>
+          <w:rFonts w:cstheme="minorHAnsi"/>
+          <w:sz w:val="24"/>
+          <w:szCs w:val="24"/>
+        </w:rPr>
+        <w:t xml:space="preserve"> Groups points into clusters based on density, labeling sparse points as anomalies.</w:t>
       </w:r>
       <w:r>
         <w:rPr>
@@ -5085,40 +5550,25 @@
         <w:jc w:val="center"/>
         <w:rPr>
           <w:rFonts w:cstheme="minorHAnsi"/>
-          <w:sz w:val="24"/>
-          <w:szCs w:val="24"/>
-        </w:rPr>
-      </w:pPr>
-      <w:r>
-        <w:rPr>
-          <w:rFonts w:cstheme="minorHAnsi"/>
-          <w:sz w:val="24"/>
-          <w:szCs w:val="24"/>
-          <w:lang w:val="en-US"/>
-        </w:rPr>
-        <w:t xml:space="preserve">FIGURE 9 </w:t>
-      </w:r>
-      <w:r>
-        <w:rPr>
-          <w:rFonts w:cstheme="minorHAnsi"/>
-          <w:sz w:val="24"/>
-          <w:szCs w:val="24"/>
-          <w:lang w:val="en-US"/>
-        </w:rPr>
-        <w:t>—</w:t>
-      </w:r>
-      <w:r>
-        <w:rPr>
-          <w:rFonts w:cstheme="minorHAnsi"/>
-          <w:sz w:val="24"/>
-          <w:szCs w:val="24"/>
-          <w:lang w:val="en-US"/>
-        </w:rPr>
-        <w:t xml:space="preserve"> </w:t>
-      </w:r>
-      <w:r>
-        <w:rPr>
-          <w:rFonts w:cstheme="minorHAnsi"/>
+          <w:i/>
+          <w:sz w:val="24"/>
+          <w:szCs w:val="24"/>
+        </w:rPr>
+      </w:pPr>
+      <w:r>
+        <w:rPr>
+          <w:rFonts w:cstheme="minorHAnsi"/>
+          <w:i/>
+          <w:sz w:val="24"/>
+          <w:szCs w:val="24"/>
+          <w:lang w:val="en-US"/>
+        </w:rPr>
+        <w:t xml:space="preserve">FIGURE 9 — </w:t>
+      </w:r>
+      <w:r>
+        <w:rPr>
+          <w:rFonts w:cstheme="minorHAnsi"/>
+          <w:i/>
           <w:sz w:val="24"/>
           <w:szCs w:val="24"/>
           <w:lang w:val="en-US"/>
@@ -5233,14 +5683,16 @@
         <w:jc w:val="center"/>
         <w:rPr>
           <w:rFonts w:cstheme="minorHAnsi"/>
-          <w:sz w:val="24"/>
-          <w:szCs w:val="24"/>
-          <w:lang w:val="en-US"/>
-        </w:rPr>
-      </w:pPr>
-      <w:r>
-        <w:rPr>
-          <w:rFonts w:cstheme="minorHAnsi"/>
+          <w:i/>
+          <w:sz w:val="24"/>
+          <w:szCs w:val="24"/>
+          <w:lang w:val="en-US"/>
+        </w:rPr>
+      </w:pPr>
+      <w:r>
+        <w:rPr>
+          <w:rFonts w:cstheme="minorHAnsi"/>
+          <w:i/>
           <w:sz w:val="24"/>
           <w:szCs w:val="24"/>
           <w:lang w:val="en-US"/>
@@ -5250,6 +5702,7 @@
       <w:r>
         <w:rPr>
           <w:rFonts w:cstheme="minorHAnsi"/>
+          <w:i/>
           <w:sz w:val="24"/>
           <w:szCs w:val="24"/>
           <w:lang w:val="en-US"/>
@@ -5259,6 +5712,49 @@
       <w:r>
         <w:rPr>
           <w:rFonts w:cstheme="minorHAnsi"/>
+          <w:i/>
+          <w:sz w:val="24"/>
+          <w:szCs w:val="24"/>
+          <w:lang w:val="en-US"/>
+        </w:rPr>
+        <w:t xml:space="preserve"> — Rolling Mean Outlier Detection In TEMPERATURE, HUMIDITY, WIND SPEED, PRESSURE, &amp; AIR QUALITY PM2.5</w:t>
+      </w:r>
+    </w:p>
+    <w:p>
+      <w:pPr>
+        <w:pBdr>
+          <w:bottom w:val="single" w:sz="6" w:space="1" w:color="auto"/>
+        </w:pBdr>
+        <w:ind w:left="-720" w:right="-874"/>
+        <w:rPr>
+          <w:rFonts w:cstheme="minorHAnsi"/>
+          <w:sz w:val="24"/>
+          <w:szCs w:val="24"/>
+          <w:lang w:val="en-US"/>
+        </w:rPr>
+      </w:pPr>
+      <w:r>
+        <w:rPr>
+          <w:rFonts w:cstheme="minorHAnsi"/>
+          <w:sz w:val="24"/>
+          <w:szCs w:val="24"/>
+          <w:lang w:val="en-US"/>
+        </w:rPr>
+        <w:br/>
+      </w:r>
+      <w:r>
+        <w:rPr>
+          <w:rFonts w:cstheme="minorHAnsi"/>
+          <w:b/>
+          <w:sz w:val="24"/>
+          <w:szCs w:val="24"/>
+          <w:lang w:val="en-US"/>
+        </w:rPr>
+        <w:t>Formula:</w:t>
+      </w:r>
+      <w:r>
+        <w:rPr>
+          <w:rFonts w:cstheme="minorHAnsi"/>
           <w:sz w:val="24"/>
           <w:szCs w:val="24"/>
           <w:lang w:val="en-US"/>
@@ -5272,115 +5768,43 @@
           <w:szCs w:val="24"/>
           <w:lang w:val="en-US"/>
         </w:rPr>
-        <w:t>—</w:t>
-      </w:r>
-      <w:r>
-        <w:rPr>
-          <w:rFonts w:cstheme="minorHAnsi"/>
-          <w:sz w:val="24"/>
-          <w:szCs w:val="24"/>
-          <w:lang w:val="en-US"/>
-        </w:rPr>
-        <w:t xml:space="preserve"> Rolling Mean Outlier Detection In TEMPERATURE</w:t>
-      </w:r>
-      <w:r>
-        <w:rPr>
-          <w:rFonts w:cstheme="minorHAnsi"/>
-          <w:sz w:val="24"/>
-          <w:szCs w:val="24"/>
-          <w:lang w:val="en-US"/>
-        </w:rPr>
-        <w:t xml:space="preserve">, </w:t>
-      </w:r>
-      <w:r>
-        <w:rPr>
-          <w:rFonts w:cstheme="minorHAnsi"/>
-          <w:sz w:val="24"/>
-          <w:szCs w:val="24"/>
-          <w:lang w:val="en-US"/>
-        </w:rPr>
-        <w:t>HUMIDITY</w:t>
-      </w:r>
-      <w:r>
-        <w:rPr>
-          <w:rFonts w:cstheme="minorHAnsi"/>
-          <w:sz w:val="24"/>
-          <w:szCs w:val="24"/>
-          <w:lang w:val="en-US"/>
-        </w:rPr>
-        <w:t xml:space="preserve">, </w:t>
-      </w:r>
-      <w:r>
-        <w:rPr>
-          <w:rFonts w:cstheme="minorHAnsi"/>
-          <w:sz w:val="24"/>
-          <w:szCs w:val="24"/>
-          <w:lang w:val="en-US"/>
-        </w:rPr>
-        <w:t>WIND SPEED</w:t>
-      </w:r>
-      <w:r>
-        <w:rPr>
-          <w:rFonts w:cstheme="minorHAnsi"/>
-          <w:sz w:val="24"/>
-          <w:szCs w:val="24"/>
-          <w:lang w:val="en-US"/>
-        </w:rPr>
-        <w:t xml:space="preserve">, </w:t>
-      </w:r>
-      <w:r>
-        <w:rPr>
-          <w:rFonts w:cstheme="minorHAnsi"/>
-          <w:sz w:val="24"/>
-          <w:szCs w:val="24"/>
-          <w:lang w:val="en-US"/>
-        </w:rPr>
-        <w:t>PRESSURE</w:t>
-      </w:r>
-      <w:r>
-        <w:rPr>
-          <w:rFonts w:cstheme="minorHAnsi"/>
-          <w:sz w:val="24"/>
-          <w:szCs w:val="24"/>
-          <w:lang w:val="en-US"/>
-        </w:rPr>
-        <w:t>,</w:t>
-      </w:r>
-      <w:r>
-        <w:rPr>
-          <w:rFonts w:cstheme="minorHAnsi"/>
-          <w:sz w:val="24"/>
-          <w:szCs w:val="24"/>
-          <w:lang w:val="en-US"/>
-        </w:rPr>
-        <w:t xml:space="preserve"> &amp;</w:t>
-      </w:r>
-      <w:r>
-        <w:rPr>
-          <w:rFonts w:cstheme="minorHAnsi"/>
-          <w:sz w:val="24"/>
-          <w:szCs w:val="24"/>
-          <w:lang w:val="en-US"/>
-        </w:rPr>
-        <w:t xml:space="preserve"> </w:t>
-      </w:r>
-      <w:r>
-        <w:rPr>
-          <w:rFonts w:cstheme="minorHAnsi"/>
-          <w:sz w:val="24"/>
-          <w:szCs w:val="24"/>
-          <w:lang w:val="en-US"/>
-        </w:rPr>
-        <w:t xml:space="preserve">AIR QUALITY </w:t>
-      </w:r>
-      <w:r>
-        <w:rPr>
-          <w:rFonts w:cstheme="minorHAnsi"/>
-          <w:sz w:val="24"/>
-          <w:szCs w:val="24"/>
-          <w:lang w:val="en-US"/>
-        </w:rPr>
-        <w:t>PM2.5</w:t>
+        <w:t xml:space="preserve">Rolling Mean ± </w:t>
+      </w:r>
+      <w:r>
+        <w:rPr>
+          <w:rFonts w:cstheme="minorHAnsi"/>
+          <w:sz w:val="24"/>
+          <w:szCs w:val="24"/>
+          <w:lang w:val="en-US"/>
+        </w:rPr>
+        <w:t>(</w:t>
+      </w:r>
+      <w:r>
+        <w:rPr>
+          <w:rFonts w:cstheme="minorHAnsi"/>
+          <w:sz w:val="24"/>
+          <w:szCs w:val="24"/>
+          <w:lang w:val="en-US"/>
+        </w:rPr>
+        <w:t>3</w:t>
+      </w:r>
+      <w:r>
+        <w:rPr>
+          <w:rFonts w:cstheme="minorHAnsi"/>
+          <w:sz w:val="24"/>
+          <w:szCs w:val="24"/>
+          <w:lang w:val="en-US"/>
+        </w:rPr>
+        <w:t xml:space="preserve"> * Rolling Standard Deviation)</w:t>
+      </w:r>
+      <w:r>
+        <w:rPr>
+          <w:rFonts w:cstheme="minorHAnsi"/>
+          <w:sz w:val="24"/>
+          <w:szCs w:val="24"/>
+          <w:lang w:val="en-US"/>
+        </w:rPr>
+        <w:br/>
       </w:r>
     </w:p>
     <w:p>
@@ -5393,82 +5817,6 @@
           <w:lang w:val="en-US"/>
         </w:rPr>
       </w:pPr>
-      <w:r>
-        <w:rPr>
-          <w:rFonts w:cstheme="minorHAnsi"/>
-          <w:sz w:val="24"/>
-          <w:szCs w:val="24"/>
-          <w:lang w:val="en-US"/>
-        </w:rPr>
-        <w:t xml:space="preserve">Formula: </w:t>
-      </w:r>
-      <w:r>
-        <w:rPr>
-          <w:rFonts w:cstheme="minorHAnsi"/>
-          <w:sz w:val="24"/>
-          <w:szCs w:val="24"/>
-          <w:lang w:val="en-US"/>
-        </w:rPr>
-        <w:t xml:space="preserve">Rolling Mean ± </w:t>
-      </w:r>
-      <w:r>
-        <w:rPr>
-          <w:rFonts w:cstheme="minorHAnsi"/>
-          <w:sz w:val="24"/>
-          <w:szCs w:val="24"/>
-          <w:lang w:val="en-US"/>
-        </w:rPr>
-        <w:t>(</w:t>
-      </w:r>
-      <w:r>
-        <w:rPr>
-          <w:rFonts w:cstheme="minorHAnsi"/>
-          <w:sz w:val="24"/>
-          <w:szCs w:val="24"/>
-          <w:lang w:val="en-US"/>
-        </w:rPr>
-        <w:t>3</w:t>
-      </w:r>
-      <w:r>
-        <w:rPr>
-          <w:rFonts w:cstheme="minorHAnsi"/>
-          <w:sz w:val="24"/>
-          <w:szCs w:val="24"/>
-          <w:lang w:val="en-US"/>
-        </w:rPr>
-        <w:t xml:space="preserve"> * Rolling Standard Deviation)</w:t>
-      </w:r>
-    </w:p>
-    <w:p>
-      <w:pPr>
-        <w:ind w:right="-874"/>
-        <w:rPr>
-          <w:rFonts w:cstheme="minorHAnsi"/>
-          <w:sz w:val="24"/>
-          <w:szCs w:val="24"/>
-          <w:lang w:val="en-US"/>
-        </w:rPr>
-      </w:pPr>
-    </w:p>
-    <w:p>
-      <w:pPr>
-        <w:ind w:left="-720" w:right="-874"/>
-        <w:rPr>
-          <w:rFonts w:cstheme="minorHAnsi"/>
-          <w:sz w:val="24"/>
-          <w:szCs w:val="24"/>
-          <w:lang w:val="en-US"/>
-        </w:rPr>
-      </w:pPr>
-      <w:r>
-        <w:rPr>
-          <w:rFonts w:cstheme="minorHAnsi"/>
-          <w:sz w:val="24"/>
-          <w:szCs w:val="24"/>
-          <w:lang w:val="en-US"/>
-        </w:rPr>
-        <w:t>Forecasting Models</w:t>
-      </w:r>
     </w:p>
     <w:p>
       <w:pPr>
@@ -5476,25 +5824,50 @@
         <w:jc w:val="center"/>
         <w:rPr>
           <w:rFonts w:cstheme="minorHAnsi"/>
-          <w:sz w:val="24"/>
-          <w:szCs w:val="24"/>
-          <w:lang w:val="en-US"/>
-        </w:rPr>
-      </w:pPr>
+          <w:b/>
+          <w:sz w:val="32"/>
+          <w:szCs w:val="24"/>
+          <w:lang w:val="en-US"/>
+        </w:rPr>
+      </w:pPr>
+      <w:r>
+        <w:rPr>
+          <w:rFonts w:cstheme="minorHAnsi"/>
+          <w:b/>
+          <w:sz w:val="32"/>
+          <w:szCs w:val="24"/>
+          <w:lang w:val="en-US"/>
+        </w:rPr>
+        <w:t>Forecasting Models</w:t>
+      </w:r>
     </w:p>
     <w:p>
       <w:pPr>
         <w:ind w:left="-720" w:right="-874"/>
-        <w:rPr>
-          <w:rFonts w:cstheme="minorHAnsi"/>
-          <w:sz w:val="24"/>
-          <w:szCs w:val="24"/>
-        </w:rPr>
-      </w:pPr>
-      <w:r>
-        <w:rPr>
-          <w:rFonts w:cstheme="minorHAnsi"/>
-          <w:sz w:val="24"/>
+        <w:jc w:val="center"/>
+        <w:rPr>
+          <w:rFonts w:cstheme="minorHAnsi"/>
+          <w:sz w:val="24"/>
+          <w:szCs w:val="24"/>
+          <w:lang w:val="en-US"/>
+        </w:rPr>
+      </w:pPr>
+    </w:p>
+    <w:p>
+      <w:pPr>
+        <w:ind w:left="-720" w:right="-874"/>
+        <w:rPr>
+          <w:rFonts w:cstheme="minorHAnsi"/>
+          <w:b/>
+          <w:sz w:val="28"/>
+          <w:szCs w:val="24"/>
+        </w:rPr>
+      </w:pPr>
+      <w:r>
+        <w:rPr>
+          <w:rFonts w:cstheme="minorHAnsi"/>
+          <w:b/>
+          <w:sz w:val="28"/>
           <w:szCs w:val="24"/>
           <w:lang w:val="en-US"/>
         </w:rPr>
@@ -5503,7 +5876,8 @@
       <w:r>
         <w:rPr>
           <w:rFonts w:cstheme="minorHAnsi"/>
-          <w:sz w:val="24"/>
+          <w:b/>
+          <w:sz w:val="28"/>
           <w:szCs w:val="24"/>
         </w:rPr>
         <w:t xml:space="preserve"> </w:t>
@@ -5550,6 +5924,7 @@
       <w:r>
         <w:rPr>
           <w:rFonts w:cstheme="minorHAnsi"/>
+          <w:i/>
           <w:sz w:val="24"/>
           <w:szCs w:val="24"/>
           <w:lang w:val="en-US"/>
@@ -5560,6 +5935,7 @@
       <w:r>
         <w:rPr>
           <w:rFonts w:cstheme="minorHAnsi"/>
+          <w:i/>
           <w:sz w:val="24"/>
           <w:szCs w:val="24"/>
           <w:lang w:val="en-US"/>
@@ -5571,6 +5947,7 @@
       <w:r>
         <w:rPr>
           <w:rFonts w:cstheme="minorHAnsi"/>
+          <w:i/>
           <w:sz w:val="24"/>
           <w:szCs w:val="24"/>
           <w:lang w:val="en-US"/>
@@ -5582,6 +5959,7 @@
       <w:r>
         <w:rPr>
           <w:rFonts w:cstheme="minorHAnsi"/>
+          <w:i/>
           <w:sz w:val="24"/>
           <w:szCs w:val="24"/>
           <w:lang w:val="en-US"/>
@@ -5591,11 +5969,20 @@
       <w:r>
         <w:rPr>
           <w:rFonts w:cstheme="minorHAnsi"/>
-          <w:sz w:val="24"/>
-          <w:szCs w:val="24"/>
-          <w:lang w:val="en-US"/>
-        </w:rPr>
-        <w:br/>
+          <w:i/>
+          <w:sz w:val="24"/>
+          <w:szCs w:val="24"/>
+          <w:lang w:val="en-US"/>
+        </w:rPr>
+        <w:br/>
+      </w:r>
+      <w:r>
+        <w:rPr>
+          <w:rFonts w:cstheme="minorHAnsi"/>
+          <w:sz w:val="24"/>
+          <w:szCs w:val="24"/>
+          <w:lang w:val="en-US"/>
+        </w:rPr>
         <w:t xml:space="preserve">  </w:t>
       </w:r>
       <w:proofErr w:type="spellStart"/>
@@ -5616,6 +6003,124 @@
           <w:szCs w:val="24"/>
           <w:lang w:val="en-US"/>
         </w:rPr>
+        <w:t xml:space="preserve"> </w:t>
+      </w:r>
+      <w:r>
+        <w:rPr>
+          <w:rFonts w:cstheme="minorHAnsi"/>
+          <w:sz w:val="24"/>
+          <w:szCs w:val="24"/>
+          <w:lang w:val="en-US"/>
+        </w:rPr>
+        <w:t>:</w:t>
+      </w:r>
+      <w:r>
+        <w:rPr>
+          <w:rFonts w:cstheme="minorHAnsi"/>
+          <w:sz w:val="24"/>
+          <w:szCs w:val="24"/>
+          <w:lang w:val="en-US"/>
+        </w:rPr>
+        <w:t xml:space="preserve"> </w:t>
+      </w:r>
+      <w:r>
+        <w:rPr>
+          <w:rFonts w:cstheme="minorHAnsi"/>
+          <w:sz w:val="24"/>
+          <w:szCs w:val="24"/>
+          <w:lang w:val="en-US"/>
+        </w:rPr>
+        <w:t xml:space="preserve"> </w:t>
+      </w:r>
+      <w:r>
+        <w:rPr>
+          <w:rFonts w:cstheme="minorHAnsi"/>
+          <w:sz w:val="24"/>
+          <w:szCs w:val="24"/>
+          <w:lang w:val="en-US"/>
+        </w:rPr>
+        <w:tab/>
+      </w:r>
+      <w:r>
+        <w:rPr>
+          <w:rFonts w:cstheme="minorHAnsi"/>
+          <w:i/>
+          <w:sz w:val="24"/>
+          <w:szCs w:val="24"/>
+          <w:lang w:val="en-US"/>
+        </w:rPr>
+        <w:t>150</w:t>
+      </w:r>
+      <w:r>
+        <w:rPr>
+          <w:rFonts w:cstheme="minorHAnsi"/>
+          <w:sz w:val="24"/>
+          <w:szCs w:val="24"/>
+          <w:lang w:val="en-US"/>
+        </w:rPr>
+        <w:br/>
+      </w:r>
+      <w:r>
+        <w:rPr>
+          <w:rFonts w:cstheme="minorHAnsi"/>
+          <w:sz w:val="24"/>
+          <w:szCs w:val="24"/>
+          <w:lang w:val="en-US"/>
+        </w:rPr>
+        <w:t xml:space="preserve">  </w:t>
+      </w:r>
+      <w:r>
+        <w:rPr>
+          <w:rFonts w:cstheme="minorHAnsi"/>
+          <w:sz w:val="24"/>
+          <w:szCs w:val="24"/>
+          <w:lang w:val="en-US"/>
+        </w:rPr>
+        <w:t>L</w:t>
+      </w:r>
+      <w:r>
+        <w:rPr>
+          <w:rFonts w:cstheme="minorHAnsi"/>
+          <w:sz w:val="24"/>
+          <w:szCs w:val="24"/>
+          <w:lang w:val="en-US"/>
+        </w:rPr>
+        <w:t>earning</w:t>
+      </w:r>
+      <w:r>
+        <w:rPr>
+          <w:rFonts w:cstheme="minorHAnsi"/>
+          <w:sz w:val="24"/>
+          <w:szCs w:val="24"/>
+          <w:lang w:val="en-US"/>
+        </w:rPr>
+        <w:t xml:space="preserve"> R</w:t>
+      </w:r>
+      <w:r>
+        <w:rPr>
+          <w:rFonts w:cstheme="minorHAnsi"/>
+          <w:sz w:val="24"/>
+          <w:szCs w:val="24"/>
+          <w:lang w:val="en-US"/>
+        </w:rPr>
+        <w:t>ate</w:t>
+      </w:r>
+      <w:r>
+        <w:rPr>
+          <w:rFonts w:cstheme="minorHAnsi"/>
+          <w:sz w:val="24"/>
+          <w:szCs w:val="24"/>
+          <w:lang w:val="en-US"/>
+        </w:rPr>
+        <w:t xml:space="preserve"> </w:t>
+      </w:r>
+      <w:r>
+        <w:rPr>
+          <w:rFonts w:cstheme="minorHAnsi"/>
+          <w:sz w:val="24"/>
+          <w:szCs w:val="24"/>
+          <w:lang w:val="en-US"/>
+        </w:rPr>
         <w:t xml:space="preserve">: </w:t>
       </w:r>
       <w:r>
@@ -5630,11 +6135,12 @@
       <w:r>
         <w:rPr>
           <w:rFonts w:cstheme="minorHAnsi"/>
-          <w:sz w:val="24"/>
-          <w:szCs w:val="24"/>
-          <w:lang w:val="en-US"/>
-        </w:rPr>
-        <w:t>150</w:t>
+          <w:i/>
+          <w:sz w:val="24"/>
+          <w:szCs w:val="24"/>
+          <w:lang w:val="en-US"/>
+        </w:rPr>
+        <w:t>0.05</w:t>
       </w:r>
       <w:r>
         <w:rPr>
@@ -5661,34 +6167,52 @@
           <w:szCs w:val="24"/>
           <w:lang w:val="en-US"/>
         </w:rPr>
-        <w:t>L</w:t>
-      </w:r>
-      <w:r>
-        <w:rPr>
-          <w:rFonts w:cstheme="minorHAnsi"/>
-          <w:sz w:val="24"/>
-          <w:szCs w:val="24"/>
-          <w:lang w:val="en-US"/>
-        </w:rPr>
-        <w:t>earning</w:t>
-      </w:r>
-      <w:r>
-        <w:rPr>
-          <w:rFonts w:cstheme="minorHAnsi"/>
-          <w:sz w:val="24"/>
-          <w:szCs w:val="24"/>
-          <w:lang w:val="en-US"/>
-        </w:rPr>
-        <w:t xml:space="preserve"> R</w:t>
-      </w:r>
-      <w:r>
-        <w:rPr>
-          <w:rFonts w:cstheme="minorHAnsi"/>
-          <w:sz w:val="24"/>
-          <w:szCs w:val="24"/>
-          <w:lang w:val="en-US"/>
-        </w:rPr>
-        <w:t xml:space="preserve">ate: </w:t>
+        <w:t>M</w:t>
+      </w:r>
+      <w:r>
+        <w:rPr>
+          <w:rFonts w:cstheme="minorHAnsi"/>
+          <w:sz w:val="24"/>
+          <w:szCs w:val="24"/>
+          <w:lang w:val="en-US"/>
+        </w:rPr>
+        <w:t>a</w:t>
+      </w:r>
+      <w:r>
+        <w:rPr>
+          <w:rFonts w:cstheme="minorHAnsi"/>
+          <w:sz w:val="24"/>
+          <w:szCs w:val="24"/>
+          <w:lang w:val="en-US"/>
+        </w:rPr>
+        <w:t>ximum D</w:t>
+      </w:r>
+      <w:r>
+        <w:rPr>
+          <w:rFonts w:cstheme="minorHAnsi"/>
+          <w:sz w:val="24"/>
+          <w:szCs w:val="24"/>
+          <w:lang w:val="en-US"/>
+        </w:rPr>
+        <w:t>epth</w:t>
+      </w:r>
+      <w:r>
+        <w:rPr>
+          <w:rFonts w:cstheme="minorHAnsi"/>
+          <w:sz w:val="24"/>
+          <w:szCs w:val="24"/>
+          <w:lang w:val="en-US"/>
+        </w:rPr>
+        <w:t xml:space="preserve"> </w:t>
+      </w:r>
+      <w:r>
+        <w:rPr>
+          <w:rFonts w:cstheme="minorHAnsi"/>
+          <w:sz w:val="24"/>
+          <w:szCs w:val="24"/>
+          <w:lang w:val="en-US"/>
+        </w:rPr>
+        <w:t xml:space="preserve">: </w:t>
       </w:r>
       <w:r>
         <w:rPr>
@@ -5702,11 +6226,12 @@
       <w:r>
         <w:rPr>
           <w:rFonts w:cstheme="minorHAnsi"/>
-          <w:sz w:val="24"/>
-          <w:szCs w:val="24"/>
-          <w:lang w:val="en-US"/>
-        </w:rPr>
-        <w:t>0.05</w:t>
+          <w:i/>
+          <w:sz w:val="24"/>
+          <w:szCs w:val="24"/>
+          <w:lang w:val="en-US"/>
+        </w:rPr>
+        <w:t>12</w:t>
       </w:r>
       <w:r>
         <w:rPr>
@@ -5733,34 +6258,16 @@
           <w:szCs w:val="24"/>
           <w:lang w:val="en-US"/>
         </w:rPr>
-        <w:t>M</w:t>
-      </w:r>
-      <w:r>
-        <w:rPr>
-          <w:rFonts w:cstheme="minorHAnsi"/>
-          <w:sz w:val="24"/>
-          <w:szCs w:val="24"/>
-          <w:lang w:val="en-US"/>
-        </w:rPr>
-        <w:t>a</w:t>
-      </w:r>
-      <w:r>
-        <w:rPr>
-          <w:rFonts w:cstheme="minorHAnsi"/>
-          <w:sz w:val="24"/>
-          <w:szCs w:val="24"/>
-          <w:lang w:val="en-US"/>
-        </w:rPr>
-        <w:t>ximum D</w:t>
-      </w:r>
-      <w:r>
-        <w:rPr>
-          <w:rFonts w:cstheme="minorHAnsi"/>
-          <w:sz w:val="24"/>
-          <w:szCs w:val="24"/>
-          <w:lang w:val="en-US"/>
-        </w:rPr>
-        <w:t xml:space="preserve">epth: </w:t>
+        <w:t>O</w:t>
+      </w:r>
+      <w:r>
+        <w:rPr>
+          <w:rFonts w:cstheme="minorHAnsi"/>
+          <w:sz w:val="24"/>
+          <w:szCs w:val="24"/>
+          <w:lang w:val="en-US"/>
+        </w:rPr>
+        <w:t xml:space="preserve">bjective : </w:t>
       </w:r>
       <w:r>
         <w:rPr>
@@ -5778,24 +6285,64 @@
           <w:szCs w:val="24"/>
           <w:lang w:val="en-US"/>
         </w:rPr>
-        <w:t>12</w:t>
-      </w:r>
-      <w:r>
-        <w:rPr>
-          <w:rFonts w:cstheme="minorHAnsi"/>
-          <w:sz w:val="24"/>
-          <w:szCs w:val="24"/>
-          <w:lang w:val="en-US"/>
-        </w:rPr>
-        <w:br/>
-      </w:r>
-      <w:r>
-        <w:rPr>
-          <w:rFonts w:cstheme="minorHAnsi"/>
-          <w:sz w:val="24"/>
-          <w:szCs w:val="24"/>
-          <w:lang w:val="en-US"/>
-        </w:rPr>
+        <w:tab/>
+      </w:r>
+      <w:r>
+        <w:rPr>
+          <w:rFonts w:cstheme="minorHAnsi"/>
+          <w:i/>
+          <w:sz w:val="24"/>
+          <w:szCs w:val="24"/>
+          <w:lang w:val="en-US"/>
+        </w:rPr>
+        <w:t>Mean</w:t>
+      </w:r>
+      <w:r>
+        <w:rPr>
+          <w:rFonts w:cstheme="minorHAnsi"/>
+          <w:sz w:val="24"/>
+          <w:szCs w:val="24"/>
+          <w:lang w:val="en-US"/>
+        </w:rPr>
+        <w:t xml:space="preserve"> </w:t>
+      </w:r>
+      <w:r>
+        <w:rPr>
+          <w:rFonts w:cstheme="minorHAnsi"/>
+          <w:i/>
+          <w:sz w:val="24"/>
+          <w:szCs w:val="24"/>
+          <w:lang w:val="en-US"/>
+        </w:rPr>
+        <w:t>Squared</w:t>
+      </w:r>
+      <w:r>
+        <w:rPr>
+          <w:rFonts w:cstheme="minorHAnsi"/>
+          <w:sz w:val="24"/>
+          <w:szCs w:val="24"/>
+          <w:lang w:val="en-US"/>
+        </w:rPr>
+        <w:t xml:space="preserve"> </w:t>
+      </w:r>
+      <w:r>
+        <w:rPr>
+          <w:rFonts w:cstheme="minorHAnsi"/>
+          <w:i/>
+          <w:sz w:val="24"/>
+          <w:szCs w:val="24"/>
+          <w:lang w:val="en-US"/>
+        </w:rPr>
+        <w:t>Error</w:t>
+      </w:r>
+      <w:r>
+        <w:rPr>
+          <w:rFonts w:cstheme="minorHAnsi"/>
+          <w:sz w:val="24"/>
+          <w:szCs w:val="24"/>
+          <w:lang w:val="en-US"/>
+        </w:rPr>
+        <w:br/>
         <w:t xml:space="preserve">  </w:t>
       </w:r>
       <w:r>
@@ -5805,78 +6352,49 @@
           <w:szCs w:val="24"/>
           <w:lang w:val="en-US"/>
         </w:rPr>
-        <w:t>O</w:t>
-      </w:r>
-      <w:r>
-        <w:rPr>
-          <w:rFonts w:cstheme="minorHAnsi"/>
-          <w:sz w:val="24"/>
-          <w:szCs w:val="24"/>
-          <w:lang w:val="en-US"/>
-        </w:rPr>
-        <w:t xml:space="preserve">bjective    : </w:t>
-      </w:r>
-      <w:r>
-        <w:rPr>
-          <w:rFonts w:cstheme="minorHAnsi"/>
-          <w:sz w:val="24"/>
-          <w:szCs w:val="24"/>
-          <w:lang w:val="en-US"/>
-        </w:rPr>
-        <w:tab/>
-      </w:r>
-      <w:r>
-        <w:rPr>
-          <w:rFonts w:cstheme="minorHAnsi"/>
-          <w:sz w:val="24"/>
-          <w:szCs w:val="24"/>
-          <w:lang w:val="en-US"/>
-        </w:rPr>
-        <w:tab/>
-        <w:t>Mean Squared Error</w:t>
-      </w:r>
-    </w:p>
-    <w:p>
-      <w:pPr>
-        <w:ind w:left="-720" w:right="-874"/>
-        <w:rPr>
-          <w:rFonts w:cstheme="minorHAnsi"/>
-          <w:sz w:val="24"/>
-          <w:szCs w:val="24"/>
-          <w:lang w:val="en-US"/>
-        </w:rPr>
-      </w:pPr>
-      <w:r>
-        <w:rPr>
-          <w:rFonts w:cstheme="minorHAnsi"/>
-          <w:sz w:val="24"/>
-          <w:szCs w:val="24"/>
-          <w:lang w:val="en-US"/>
-        </w:rPr>
-        <w:t xml:space="preserve">DATA SPLIT:  </w:t>
+        <w:t>D</w:t>
+      </w:r>
+      <w:r>
+        <w:rPr>
+          <w:rFonts w:cstheme="minorHAnsi"/>
+          <w:sz w:val="24"/>
+          <w:szCs w:val="24"/>
+          <w:lang w:val="en-US"/>
+        </w:rPr>
+        <w:t xml:space="preserve">ata Split </w:t>
+      </w:r>
+      <w:r>
+        <w:rPr>
+          <w:rFonts w:cstheme="minorHAnsi"/>
+          <w:sz w:val="24"/>
+          <w:szCs w:val="24"/>
+          <w:lang w:val="en-US"/>
+        </w:rPr>
+        <w:t xml:space="preserve">:  </w:t>
       </w:r>
     </w:p>
     <w:tbl>
       <w:tblPr>
         <w:tblStyle w:val="TableGrid"/>
         <w:tblW w:w="0" w:type="auto"/>
-        <w:tblInd w:w="-720" w:type="dxa"/>
+        <w:tblInd w:w="445" w:type="dxa"/>
         <w:tblLook w:val="04A0" w:firstRow="1" w:lastRow="0" w:firstColumn="1" w:lastColumn="0" w:noHBand="0" w:noVBand="1"/>
       </w:tblPr>
       <w:tblGrid>
-        <w:gridCol w:w="1525"/>
-        <w:gridCol w:w="631"/>
+        <w:gridCol w:w="1890"/>
+        <w:gridCol w:w="612"/>
       </w:tblGrid>
       <w:tr>
         <w:tc>
           <w:tcPr>
-            <w:tcW w:w="1525" w:type="dxa"/>
+            <w:tcW w:w="1890" w:type="dxa"/>
           </w:tcPr>
           <w:p>
             <w:pPr>
-              <w:ind w:right="-874"/>
+              <w:ind w:left="-19" w:right="-874"/>
               <w:rPr>
                 <w:rFonts w:cstheme="minorHAnsi"/>
+                <w:b/>
                 <w:sz w:val="24"/>
                 <w:szCs w:val="24"/>
                 <w:lang w:val="en-US"/>
@@ -5885,6 +6403,7 @@
             <w:r>
               <w:rPr>
                 <w:rFonts w:cstheme="minorHAnsi"/>
+                <w:b/>
                 <w:sz w:val="24"/>
                 <w:szCs w:val="24"/>
                 <w:lang w:val="en-US"/>
@@ -5895,11 +6414,11 @@
         </w:tc>
         <w:tc>
           <w:tcPr>
-            <w:tcW w:w="630" w:type="dxa"/>
+            <w:tcW w:w="265" w:type="dxa"/>
           </w:tcPr>
           <w:p>
             <w:pPr>
-              <w:ind w:right="-874"/>
+              <w:ind w:left="-19" w:right="-874"/>
               <w:rPr>
                 <w:rFonts w:cstheme="minorHAnsi"/>
                 <w:sz w:val="24"/>
@@ -5922,13 +6441,14 @@
       <w:tr>
         <w:tc>
           <w:tcPr>
-            <w:tcW w:w="1525" w:type="dxa"/>
+            <w:tcW w:w="1890" w:type="dxa"/>
           </w:tcPr>
           <w:p>
             <w:pPr>
-              <w:ind w:right="-874"/>
+              <w:ind w:left="-19" w:right="-874"/>
               <w:rPr>
                 <w:rFonts w:cstheme="minorHAnsi"/>
+                <w:b/>
                 <w:sz w:val="24"/>
                 <w:szCs w:val="24"/>
                 <w:lang w:val="en-US"/>
@@ -5937,6 +6457,7 @@
             <w:r>
               <w:rPr>
                 <w:rFonts w:cstheme="minorHAnsi"/>
+                <w:b/>
                 <w:sz w:val="24"/>
                 <w:szCs w:val="24"/>
                 <w:lang w:val="en-US"/>
@@ -5947,11 +6468,11 @@
         </w:tc>
         <w:tc>
           <w:tcPr>
-            <w:tcW w:w="630" w:type="dxa"/>
+            <w:tcW w:w="265" w:type="dxa"/>
           </w:tcPr>
           <w:p>
             <w:pPr>
-              <w:ind w:right="-874"/>
+              <w:ind w:left="-19" w:right="-874"/>
               <w:rPr>
                 <w:rFonts w:cstheme="minorHAnsi"/>
                 <w:sz w:val="24"/>
@@ -5974,13 +6495,14 @@
       <w:tr>
         <w:tc>
           <w:tcPr>
-            <w:tcW w:w="1525" w:type="dxa"/>
+            <w:tcW w:w="1890" w:type="dxa"/>
           </w:tcPr>
           <w:p>
             <w:pPr>
-              <w:ind w:right="-874"/>
+              <w:ind w:left="-19" w:right="-874"/>
               <w:rPr>
                 <w:rFonts w:cstheme="minorHAnsi"/>
+                <w:b/>
                 <w:sz w:val="24"/>
                 <w:szCs w:val="24"/>
                 <w:lang w:val="en-US"/>
@@ -5989,48 +6511,22 @@
             <w:r>
               <w:rPr>
                 <w:rFonts w:cstheme="minorHAnsi"/>
+                <w:b/>
                 <w:sz w:val="24"/>
                 <w:szCs w:val="24"/>
                 <w:lang w:val="en-US"/>
               </w:rPr>
-              <w:t>R</w:t>
-            </w:r>
-            <w:r>
-              <w:rPr>
-                <w:rFonts w:cstheme="minorHAnsi"/>
-                <w:sz w:val="24"/>
-                <w:szCs w:val="24"/>
-                <w:lang w:val="en-US"/>
-              </w:rPr>
-              <w:t>andom</w:t>
-            </w:r>
-            <w:r>
-              <w:rPr>
-                <w:rFonts w:cstheme="minorHAnsi"/>
-                <w:sz w:val="24"/>
-                <w:szCs w:val="24"/>
-                <w:lang w:val="en-US"/>
-              </w:rPr>
-              <w:t xml:space="preserve"> S</w:t>
-            </w:r>
-            <w:r>
-              <w:rPr>
-                <w:rFonts w:cstheme="minorHAnsi"/>
-                <w:sz w:val="24"/>
-                <w:szCs w:val="24"/>
-                <w:lang w:val="en-US"/>
-              </w:rPr>
-              <w:t>tate</w:t>
+              <w:t>Random State</w:t>
             </w:r>
           </w:p>
         </w:tc>
         <w:tc>
           <w:tcPr>
-            <w:tcW w:w="630" w:type="dxa"/>
+            <w:tcW w:w="265" w:type="dxa"/>
           </w:tcPr>
           <w:p>
             <w:pPr>
-              <w:ind w:right="-874"/>
+              <w:ind w:left="-19" w:right="-874"/>
               <w:rPr>
                 <w:rFonts w:cstheme="minorHAnsi"/>
                 <w:sz w:val="24"/>
@@ -6053,40 +6549,58 @@
     </w:tbl>
     <w:p>
       <w:pPr>
-        <w:ind w:left="-720" w:right="-874"/>
-        <w:rPr>
-          <w:rFonts w:cstheme="minorHAnsi"/>
-          <w:sz w:val="24"/>
-          <w:szCs w:val="24"/>
-          <w:lang w:val="en-US"/>
-        </w:rPr>
-      </w:pPr>
-    </w:p>
-    <w:p>
-      <w:pPr>
-        <w:ind w:left="-720" w:right="-874"/>
-        <w:rPr>
-          <w:rFonts w:cstheme="minorHAnsi"/>
-          <w:sz w:val="24"/>
-          <w:szCs w:val="24"/>
-          <w:lang w:val="en-US"/>
-        </w:rPr>
-      </w:pPr>
-      <w:r>
-        <w:rPr>
-          <w:rFonts w:cstheme="minorHAnsi"/>
-          <w:sz w:val="24"/>
-          <w:szCs w:val="24"/>
-          <w:lang w:val="en-US"/>
-        </w:rPr>
-        <w:t>EVALUATION RESULTS:</w:t>
+        <w:ind w:right="-874"/>
+        <w:rPr>
+          <w:rFonts w:cstheme="minorHAnsi"/>
+          <w:sz w:val="24"/>
+          <w:szCs w:val="24"/>
+          <w:lang w:val="en-US"/>
+        </w:rPr>
+      </w:pPr>
+    </w:p>
+    <w:p>
+      <w:pPr>
+        <w:ind w:left="-630" w:right="-874"/>
+        <w:rPr>
+          <w:rFonts w:cstheme="minorHAnsi"/>
+          <w:sz w:val="24"/>
+          <w:szCs w:val="24"/>
+          <w:lang w:val="en-US"/>
+        </w:rPr>
+      </w:pPr>
+      <w:r>
+        <w:rPr>
+          <w:rFonts w:cstheme="minorHAnsi"/>
+          <w:sz w:val="24"/>
+          <w:szCs w:val="24"/>
+          <w:lang w:val="en-US"/>
+        </w:rPr>
+        <w:t>Evaluation Results</w:t>
+      </w:r>
+      <w:r>
+        <w:rPr>
+          <w:rFonts w:cstheme="minorHAnsi"/>
+          <w:sz w:val="24"/>
+          <w:szCs w:val="24"/>
+          <w:lang w:val="en-US"/>
+        </w:rPr>
+        <w:t>:</w:t>
+      </w:r>
+      <w:r>
+        <w:rPr>
+          <w:rFonts w:cstheme="minorHAnsi"/>
+          <w:sz w:val="24"/>
+          <w:szCs w:val="24"/>
+          <w:lang w:val="en-US"/>
+        </w:rPr>
+        <w:t xml:space="preserve"> </w:t>
       </w:r>
     </w:p>
     <w:tbl>
       <w:tblPr>
         <w:tblStyle w:val="TableGrid"/>
         <w:tblW w:w="0" w:type="auto"/>
-        <w:jc w:val="center"/>
+        <w:tblInd w:w="445" w:type="dxa"/>
         <w:tblLook w:val="04A0" w:firstRow="1" w:lastRow="0" w:firstColumn="1" w:lastColumn="0" w:noHBand="0" w:noVBand="1"/>
       </w:tblPr>
       <w:tblGrid>
@@ -6094,18 +6608,16 @@
         <w:gridCol w:w="1081"/>
       </w:tblGrid>
       <w:tr>
-        <w:trPr>
-          <w:jc w:val="center"/>
-        </w:trPr>
         <w:tc>
           <w:tcPr>
             <w:tcW w:w="2875" w:type="dxa"/>
           </w:tcPr>
           <w:p>
             <w:pPr>
-              <w:ind w:right="-874"/>
+              <w:ind w:left="-19" w:right="-874"/>
               <w:rPr>
                 <w:rFonts w:cstheme="minorHAnsi"/>
+                <w:b/>
                 <w:sz w:val="24"/>
                 <w:szCs w:val="24"/>
                 <w:lang w:val="en-US"/>
@@ -6114,23 +6626,26 @@
             <w:r>
               <w:rPr>
                 <w:rFonts w:cstheme="minorHAnsi"/>
+                <w:b/>
                 <w:sz w:val="24"/>
                 <w:szCs w:val="24"/>
                 <w:lang w:val="en-US"/>
               </w:rPr>
+              <w:lastRenderedPageBreak/>
               <w:t>Metric</w:t>
             </w:r>
           </w:p>
         </w:tc>
         <w:tc>
           <w:tcPr>
-            <w:tcW w:w="1080" w:type="dxa"/>
+            <w:tcW w:w="1081" w:type="dxa"/>
           </w:tcPr>
           <w:p>
             <w:pPr>
-              <w:ind w:right="-874"/>
+              <w:ind w:left="-19" w:right="-874"/>
               <w:rPr>
                 <w:rFonts w:cstheme="minorHAnsi"/>
+                <w:b/>
                 <w:sz w:val="24"/>
                 <w:szCs w:val="24"/>
                 <w:lang w:val="en-US"/>
@@ -6139,6 +6654,7 @@
             <w:r>
               <w:rPr>
                 <w:rFonts w:cstheme="minorHAnsi"/>
+                <w:b/>
                 <w:sz w:val="24"/>
                 <w:szCs w:val="24"/>
                 <w:lang w:val="en-US"/>
@@ -6149,18 +6665,16 @@
         </w:tc>
       </w:tr>
       <w:tr>
-        <w:trPr>
-          <w:jc w:val="center"/>
-        </w:trPr>
         <w:tc>
           <w:tcPr>
             <w:tcW w:w="2875" w:type="dxa"/>
           </w:tcPr>
           <w:p>
             <w:pPr>
-              <w:ind w:right="-874"/>
+              <w:ind w:left="-19" w:right="-874"/>
               <w:rPr>
                 <w:rFonts w:cstheme="minorHAnsi"/>
+                <w:i/>
                 <w:sz w:val="24"/>
                 <w:szCs w:val="24"/>
                 <w:lang w:val="en-US"/>
@@ -6169,22 +6683,22 @@
             <w:r>
               <w:rPr>
                 <w:rFonts w:cstheme="minorHAnsi"/>
+                <w:i/>
                 <w:sz w:val="24"/>
                 <w:szCs w:val="24"/>
                 <w:lang w:val="en-US"/>
               </w:rPr>
-              <w:lastRenderedPageBreak/>
               <w:t>Mean Squared Error (MSE)</w:t>
             </w:r>
           </w:p>
         </w:tc>
         <w:tc>
           <w:tcPr>
-            <w:tcW w:w="1080" w:type="dxa"/>
+            <w:tcW w:w="1081" w:type="dxa"/>
           </w:tcPr>
           <w:p>
             <w:pPr>
-              <w:ind w:right="-874"/>
+              <w:ind w:left="-19" w:right="-874"/>
               <w:rPr>
                 <w:rFonts w:cstheme="minorHAnsi"/>
                 <w:sz w:val="24"/>
@@ -6205,18 +6719,16 @@
         </w:tc>
       </w:tr>
       <w:tr>
-        <w:trPr>
-          <w:jc w:val="center"/>
-        </w:trPr>
         <w:tc>
           <w:tcPr>
             <w:tcW w:w="2875" w:type="dxa"/>
           </w:tcPr>
           <w:p>
             <w:pPr>
-              <w:ind w:right="-874"/>
+              <w:ind w:left="-19" w:right="-874"/>
               <w:rPr>
                 <w:rFonts w:cstheme="minorHAnsi"/>
+                <w:i/>
                 <w:sz w:val="24"/>
                 <w:szCs w:val="24"/>
                 <w:lang w:val="en-US"/>
@@ -6225,6 +6737,7 @@
             <w:r>
               <w:rPr>
                 <w:rFonts w:cstheme="minorHAnsi"/>
+                <w:i/>
                 <w:sz w:val="24"/>
                 <w:szCs w:val="24"/>
                 <w:lang w:val="en-US"/>
@@ -6235,11 +6748,11 @@
         </w:tc>
         <w:tc>
           <w:tcPr>
-            <w:tcW w:w="1080" w:type="dxa"/>
+            <w:tcW w:w="1081" w:type="dxa"/>
           </w:tcPr>
           <w:p>
             <w:pPr>
-              <w:ind w:right="-874"/>
+              <w:ind w:left="-19" w:right="-874"/>
               <w:rPr>
                 <w:rFonts w:cstheme="minorHAnsi"/>
                 <w:sz w:val="24"/>
@@ -6260,18 +6773,16 @@
         </w:tc>
       </w:tr>
       <w:tr>
-        <w:trPr>
-          <w:jc w:val="center"/>
-        </w:trPr>
         <w:tc>
           <w:tcPr>
             <w:tcW w:w="2875" w:type="dxa"/>
           </w:tcPr>
           <w:p>
             <w:pPr>
-              <w:ind w:right="-874"/>
+              <w:ind w:left="-19" w:right="-874"/>
               <w:rPr>
                 <w:rFonts w:cstheme="minorHAnsi"/>
+                <w:i/>
                 <w:sz w:val="24"/>
                 <w:szCs w:val="24"/>
                 <w:lang w:val="en-US"/>
@@ -6280,6 +6791,7 @@
             <w:r>
               <w:rPr>
                 <w:rFonts w:cstheme="minorHAnsi"/>
+                <w:i/>
                 <w:sz w:val="24"/>
                 <w:szCs w:val="24"/>
                 <w:lang w:val="en-US"/>
@@ -6290,11 +6802,11 @@
         </w:tc>
         <w:tc>
           <w:tcPr>
-            <w:tcW w:w="1080" w:type="dxa"/>
+            <w:tcW w:w="1081" w:type="dxa"/>
           </w:tcPr>
           <w:p>
             <w:pPr>
-              <w:ind w:right="-874"/>
+              <w:ind w:left="-19" w:right="-874"/>
               <w:rPr>
                 <w:rFonts w:cstheme="minorHAnsi"/>
                 <w:sz w:val="24"/>
@@ -6361,24 +6873,238 @@
           <w:szCs w:val="24"/>
         </w:rPr>
       </w:pPr>
-      <w:r>
-        <w:rPr>
-          <w:rFonts w:cstheme="minorHAnsi"/>
-          <w:sz w:val="24"/>
-          <w:szCs w:val="24"/>
-        </w:rPr>
-        <w:t>LSTM (Long Short-Term Memory) Recurrent Neural Network</w:t>
-      </w:r>
     </w:p>
     <w:p>
       <w:pPr>
         <w:ind w:left="-720" w:right="-874"/>
         <w:rPr>
           <w:rFonts w:cstheme="minorHAnsi"/>
-          <w:sz w:val="24"/>
-          <w:szCs w:val="24"/>
-        </w:rPr>
-      </w:pPr>
+          <w:b/>
+          <w:sz w:val="24"/>
+          <w:szCs w:val="24"/>
+        </w:rPr>
+      </w:pPr>
+      <w:r>
+        <w:rPr>
+          <w:rFonts w:cstheme="minorHAnsi"/>
+          <w:b/>
+          <w:sz w:val="28"/>
+          <w:szCs w:val="24"/>
+        </w:rPr>
+        <w:t>LSTM (Long Short-Term Memory)</w:t>
+      </w:r>
+      <w:r>
+        <w:rPr>
+          <w:rFonts w:cstheme="minorHAnsi"/>
+          <w:b/>
+          <w:sz w:val="28"/>
+          <w:szCs w:val="24"/>
+          <w:lang w:val="en-US"/>
+        </w:rPr>
+        <w:t xml:space="preserve"> </w:t>
+      </w:r>
+      <w:r>
+        <w:rPr>
+          <w:rFonts w:cstheme="minorHAnsi"/>
+          <w:b/>
+          <w:i/>
+          <w:sz w:val="28"/>
+          <w:szCs w:val="24"/>
+          <w:lang w:val="en-US"/>
+        </w:rPr>
+        <w:t xml:space="preserve">— </w:t>
+      </w:r>
+      <w:r>
+        <w:rPr>
+          <w:rFonts w:cstheme="minorHAnsi"/>
+          <w:b/>
+          <w:sz w:val="28"/>
+          <w:szCs w:val="24"/>
+        </w:rPr>
+        <w:t xml:space="preserve"> Recurrent Neural Network</w:t>
+      </w:r>
+      <w:r>
+        <w:rPr>
+          <w:rFonts w:cstheme="minorHAnsi"/>
+          <w:b/>
+          <w:sz w:val="28"/>
+          <w:szCs w:val="24"/>
+        </w:rPr>
+        <w:br/>
+      </w:r>
+      <w:r>
+        <w:rPr>
+          <w:rFonts w:cstheme="minorHAnsi"/>
+          <w:sz w:val="24"/>
+          <w:szCs w:val="24"/>
+        </w:rPr>
+        <w:br/>
+      </w:r>
+      <w:r>
+        <w:rPr>
+          <w:rFonts w:cstheme="minorHAnsi"/>
+          <w:b/>
+          <w:sz w:val="24"/>
+          <w:szCs w:val="24"/>
+          <w:lang w:val="en-US"/>
+        </w:rPr>
+        <w:t>Motivation</w:t>
+      </w:r>
+      <w:r>
+        <w:rPr>
+          <w:rFonts w:cstheme="minorHAnsi"/>
+          <w:b/>
+          <w:sz w:val="24"/>
+          <w:szCs w:val="24"/>
+          <w:lang w:val="en-US"/>
+        </w:rPr>
+        <w:br/>
+      </w:r>
+      <w:r>
+        <w:rPr>
+          <w:rFonts w:cstheme="minorHAnsi"/>
+          <w:sz w:val="24"/>
+          <w:szCs w:val="24"/>
+        </w:rPr>
+        <w:t xml:space="preserve">Temperature is inherently time-series data. </w:t>
+      </w:r>
+      <w:r>
+        <w:rPr>
+          <w:rFonts w:cstheme="minorHAnsi"/>
+          <w:sz w:val="24"/>
+          <w:szCs w:val="24"/>
+          <w:lang w:val="en-US"/>
+        </w:rPr>
+        <w:t xml:space="preserve">Therefore, </w:t>
+      </w:r>
+      <w:r>
+        <w:rPr>
+          <w:rFonts w:cstheme="minorHAnsi"/>
+          <w:sz w:val="24"/>
+          <w:szCs w:val="24"/>
+        </w:rPr>
+        <w:t>LSTM</w:t>
+      </w:r>
+      <w:r>
+        <w:rPr>
+          <w:rFonts w:cstheme="minorHAnsi"/>
+          <w:sz w:val="24"/>
+          <w:szCs w:val="24"/>
+          <w:lang w:val="en-US"/>
+        </w:rPr>
+        <w:t>, a Recurrent Neural Network</w:t>
+      </w:r>
+      <w:r>
+        <w:rPr>
+          <w:rFonts w:cstheme="minorHAnsi"/>
+          <w:sz w:val="24"/>
+          <w:szCs w:val="24"/>
+        </w:rPr>
+        <w:t xml:space="preserve"> </w:t>
+      </w:r>
+      <w:r>
+        <w:rPr>
+          <w:rFonts w:cstheme="minorHAnsi"/>
+          <w:sz w:val="24"/>
+          <w:szCs w:val="24"/>
+          <w:lang w:val="en-US"/>
+        </w:rPr>
+        <w:t xml:space="preserve">(RNN), </w:t>
+      </w:r>
+      <w:r>
+        <w:rPr>
+          <w:rFonts w:cstheme="minorHAnsi"/>
+          <w:sz w:val="24"/>
+          <w:szCs w:val="24"/>
+        </w:rPr>
+        <w:t>can capture temporal</w:t>
+      </w:r>
+      <w:r>
+        <w:rPr>
+          <w:rFonts w:cstheme="minorHAnsi"/>
+          <w:sz w:val="24"/>
+          <w:szCs w:val="24"/>
+          <w:lang w:val="en-US"/>
+        </w:rPr>
+        <w:t xml:space="preserve"> </w:t>
+      </w:r>
+      <w:r>
+        <w:rPr>
+          <w:rFonts w:cstheme="minorHAnsi"/>
+          <w:sz w:val="24"/>
+          <w:szCs w:val="24"/>
+        </w:rPr>
+        <w:t>dependencies</w:t>
+      </w:r>
+      <w:r>
+        <w:rPr>
+          <w:rFonts w:cstheme="minorHAnsi"/>
+          <w:sz w:val="24"/>
+          <w:szCs w:val="24"/>
+          <w:lang w:val="en-US"/>
+        </w:rPr>
+        <w:t xml:space="preserve"> </w:t>
+      </w:r>
+      <w:r>
+        <w:rPr>
+          <w:rFonts w:cstheme="minorHAnsi"/>
+          <w:sz w:val="24"/>
+          <w:szCs w:val="24"/>
+        </w:rPr>
+        <w:t xml:space="preserve">that </w:t>
+      </w:r>
+      <w:r>
+        <w:rPr>
+          <w:rFonts w:cstheme="minorHAnsi"/>
+          <w:sz w:val="24"/>
+          <w:szCs w:val="24"/>
+          <w:lang w:val="en-US"/>
+        </w:rPr>
+        <w:t>other ML</w:t>
+      </w:r>
+      <w:r>
+        <w:rPr>
+          <w:rFonts w:cstheme="minorHAnsi"/>
+          <w:sz w:val="24"/>
+          <w:szCs w:val="24"/>
+        </w:rPr>
+        <w:t xml:space="preserve"> models like XGBoost miss.</w:t>
+      </w:r>
+      <w:r>
+        <w:rPr>
+          <w:rFonts w:cstheme="minorHAnsi"/>
+          <w:sz w:val="24"/>
+          <w:szCs w:val="24"/>
+        </w:rPr>
+        <w:br/>
+      </w:r>
+      <w:r>
+        <w:rPr>
+          <w:rFonts w:cstheme="minorHAnsi"/>
+          <w:sz w:val="24"/>
+          <w:szCs w:val="24"/>
+        </w:rPr>
+        <w:br/>
+      </w:r>
+      <w:r>
+        <w:rPr>
+          <w:rFonts w:cstheme="minorHAnsi"/>
+          <w:b/>
+          <w:sz w:val="24"/>
+          <w:szCs w:val="24"/>
+          <w:lang w:val="en-US"/>
+        </w:rPr>
+        <w:t>Data Preprocessing for</w:t>
+      </w:r>
+      <w:r>
+        <w:rPr>
+          <w:rFonts w:cstheme="minorHAnsi"/>
+          <w:b/>
+          <w:sz w:val="24"/>
+          <w:szCs w:val="24"/>
+        </w:rPr>
+        <w:t xml:space="preserve"> LSTM</w:t>
+      </w:r>
     </w:p>
     <w:p>
       <w:pPr>
@@ -6387,65 +7113,64 @@
           <w:rFonts w:cstheme="minorHAnsi"/>
           <w:sz w:val="24"/>
           <w:szCs w:val="24"/>
-        </w:rPr>
-      </w:pPr>
-      <w:r>
-        <w:rPr>
-          <w:rFonts w:cstheme="minorHAnsi"/>
-          <w:sz w:val="24"/>
-          <w:szCs w:val="24"/>
-        </w:rPr>
-        <w:t>MOTIVATION:</w:t>
-      </w:r>
-    </w:p>
-    <w:p>
-      <w:pPr>
-        <w:ind w:left="-720" w:right="-874"/>
-        <w:rPr>
-          <w:rFonts w:cstheme="minorHAnsi"/>
-          <w:sz w:val="24"/>
-          <w:szCs w:val="24"/>
-        </w:rPr>
-      </w:pPr>
-      <w:r>
-        <w:rPr>
-          <w:rFonts w:cstheme="minorHAnsi"/>
-          <w:sz w:val="24"/>
-          <w:szCs w:val="24"/>
-        </w:rPr>
-        <w:t xml:space="preserve">  Temperature is inherently time-series data. </w:t>
-      </w:r>
-      <w:r>
-        <w:rPr>
-          <w:rFonts w:cstheme="minorHAnsi"/>
-          <w:sz w:val="24"/>
-          <w:szCs w:val="24"/>
-          <w:lang w:val="en-US"/>
-        </w:rPr>
-        <w:t xml:space="preserve">Therefore, </w:t>
-      </w:r>
-      <w:r>
-        <w:rPr>
-          <w:rFonts w:cstheme="minorHAnsi"/>
-          <w:sz w:val="24"/>
-          <w:szCs w:val="24"/>
-        </w:rPr>
-        <w:t>LSTM</w:t>
-      </w:r>
-      <w:r>
-        <w:rPr>
-          <w:rFonts w:cstheme="minorHAnsi"/>
-          <w:sz w:val="24"/>
-          <w:szCs w:val="24"/>
-          <w:lang w:val="en-US"/>
-        </w:rPr>
-        <w:t>, a Recurrent Neural Network</w:t>
-      </w:r>
-      <w:r>
-        <w:rPr>
-          <w:rFonts w:cstheme="minorHAnsi"/>
-          <w:sz w:val="24"/>
-          <w:szCs w:val="24"/>
+          <w:lang w:val="en-US"/>
+        </w:rPr>
+      </w:pPr>
+      <w:r>
+        <w:rPr>
+          <w:rFonts w:cstheme="minorHAnsi"/>
+          <w:sz w:val="24"/>
+          <w:szCs w:val="24"/>
+        </w:rPr>
+        <w:t xml:space="preserve">  • Sequences created per location to avoid cross-location contamination.</w:t>
+      </w:r>
+      <w:r>
+        <w:rPr>
+          <w:rFonts w:cstheme="minorHAnsi"/>
+          <w:sz w:val="24"/>
+          <w:szCs w:val="24"/>
+        </w:rPr>
+        <w:br/>
+      </w:r>
+      <w:r>
+        <w:rPr>
+          <w:rFonts w:cstheme="minorHAnsi"/>
+          <w:sz w:val="24"/>
+          <w:szCs w:val="24"/>
+        </w:rPr>
+        <w:t xml:space="preserve">  • window_size = 24</w:t>
+      </w:r>
+      <w:r>
+        <w:rPr>
+          <w:rFonts w:cstheme="minorHAnsi"/>
+          <w:sz w:val="24"/>
+          <w:szCs w:val="24"/>
+          <w:lang w:val="en-US"/>
+        </w:rPr>
+        <w:t>.</w:t>
+      </w:r>
+      <w:r>
+        <w:rPr>
+          <w:rFonts w:cstheme="minorHAnsi"/>
+          <w:sz w:val="24"/>
+          <w:szCs w:val="24"/>
+        </w:rPr>
+        <w:br/>
+      </w:r>
+      <w:r>
+        <w:rPr>
+          <w:rFonts w:cstheme="minorHAnsi"/>
+          <w:sz w:val="24"/>
+          <w:szCs w:val="24"/>
+        </w:rPr>
+        <w:t xml:space="preserve">  • For each location with &gt;</w:t>
+      </w:r>
+      <w:r>
+        <w:rPr>
+          <w:rFonts w:cstheme="minorHAnsi"/>
+          <w:sz w:val="24"/>
+          <w:szCs w:val="24"/>
+          <w:lang w:val="en-US"/>
         </w:rPr>
         <w:t xml:space="preserve"> </w:t>
       </w:r>
@@ -6454,156 +7179,8 @@
           <w:rFonts w:cstheme="minorHAnsi"/>
           <w:sz w:val="24"/>
           <w:szCs w:val="24"/>
-          <w:lang w:val="en-US"/>
-        </w:rPr>
-        <w:t xml:space="preserve">(RNN), </w:t>
-      </w:r>
-      <w:r>
-        <w:rPr>
-          <w:rFonts w:cstheme="minorHAnsi"/>
-          <w:sz w:val="24"/>
-          <w:szCs w:val="24"/>
-        </w:rPr>
-        <w:t>can capture temporal</w:t>
-      </w:r>
-      <w:r>
-        <w:rPr>
-          <w:rFonts w:cstheme="minorHAnsi"/>
-          <w:sz w:val="24"/>
-          <w:szCs w:val="24"/>
-          <w:lang w:val="en-US"/>
-        </w:rPr>
-        <w:t xml:space="preserve"> </w:t>
-      </w:r>
-      <w:r>
-        <w:rPr>
-          <w:rFonts w:cstheme="minorHAnsi"/>
-          <w:sz w:val="24"/>
-          <w:szCs w:val="24"/>
-        </w:rPr>
-        <w:t>dependencies</w:t>
-      </w:r>
-      <w:r>
-        <w:rPr>
-          <w:rFonts w:cstheme="minorHAnsi"/>
-          <w:sz w:val="24"/>
-          <w:szCs w:val="24"/>
-          <w:lang w:val="en-US"/>
-        </w:rPr>
-        <w:t xml:space="preserve"> </w:t>
-      </w:r>
-      <w:r>
-        <w:rPr>
-          <w:rFonts w:cstheme="minorHAnsi"/>
-          <w:sz w:val="24"/>
-          <w:szCs w:val="24"/>
-        </w:rPr>
-        <w:t xml:space="preserve">that </w:t>
-      </w:r>
-      <w:r>
-        <w:rPr>
-          <w:rFonts w:cstheme="minorHAnsi"/>
-          <w:sz w:val="24"/>
-          <w:szCs w:val="24"/>
-          <w:lang w:val="en-US"/>
-        </w:rPr>
-        <w:t>other ML</w:t>
-      </w:r>
-      <w:r>
-        <w:rPr>
-          <w:rFonts w:cstheme="minorHAnsi"/>
-          <w:sz w:val="24"/>
-          <w:szCs w:val="24"/>
-        </w:rPr>
-        <w:t xml:space="preserve"> models like XGBoost miss.</w:t>
-      </w:r>
-    </w:p>
-    <w:p>
-      <w:pPr>
-        <w:ind w:left="-720" w:right="-874"/>
-        <w:rPr>
-          <w:rFonts w:cstheme="minorHAnsi"/>
-          <w:sz w:val="24"/>
-          <w:szCs w:val="24"/>
-        </w:rPr>
-      </w:pPr>
-    </w:p>
-    <w:p>
-      <w:pPr>
-        <w:ind w:left="-720" w:right="-874"/>
-        <w:rPr>
-          <w:rFonts w:cstheme="minorHAnsi"/>
-          <w:sz w:val="24"/>
-          <w:szCs w:val="24"/>
-        </w:rPr>
-      </w:pPr>
-      <w:r>
-        <w:rPr>
-          <w:rFonts w:cstheme="minorHAnsi"/>
-          <w:sz w:val="24"/>
-          <w:szCs w:val="24"/>
-        </w:rPr>
-        <w:t>DATA PREPARATION FOR LSTM:</w:t>
-      </w:r>
-    </w:p>
-    <w:p>
-      <w:pPr>
-        <w:ind w:left="-720" w:right="-874"/>
-        <w:rPr>
-          <w:rFonts w:cstheme="minorHAnsi"/>
-          <w:sz w:val="24"/>
-          <w:szCs w:val="24"/>
-          <w:lang w:val="en-US"/>
-        </w:rPr>
-      </w:pPr>
-      <w:r>
-        <w:rPr>
-          <w:rFonts w:cstheme="minorHAnsi"/>
-          <w:sz w:val="24"/>
-          <w:szCs w:val="24"/>
-        </w:rPr>
-        <w:t xml:space="preserve">  • Sequences created per location to avoid cross-location contamination.</w:t>
-      </w:r>
-      <w:r>
-        <w:rPr>
-          <w:rFonts w:cstheme="minorHAnsi"/>
-          <w:sz w:val="24"/>
-          <w:szCs w:val="24"/>
-        </w:rPr>
-        <w:br/>
-      </w:r>
-      <w:r>
-        <w:rPr>
-          <w:rFonts w:cstheme="minorHAnsi"/>
-          <w:sz w:val="24"/>
-          <w:szCs w:val="24"/>
-        </w:rPr>
-        <w:t xml:space="preserve">  • window_size = 24</w:t>
-      </w:r>
-      <w:r>
-        <w:rPr>
-          <w:rFonts w:cstheme="minorHAnsi"/>
-          <w:sz w:val="24"/>
-          <w:szCs w:val="24"/>
-          <w:lang w:val="en-US"/>
-        </w:rPr>
-        <w:t>.</w:t>
-      </w:r>
-      <w:r>
-        <w:rPr>
-          <w:rFonts w:cstheme="minorHAnsi"/>
-          <w:sz w:val="24"/>
-          <w:szCs w:val="24"/>
-        </w:rPr>
-        <w:br/>
-      </w:r>
-      <w:r>
-        <w:rPr>
-          <w:rFonts w:cstheme="minorHAnsi"/>
-          <w:sz w:val="24"/>
-          <w:szCs w:val="24"/>
-        </w:rPr>
-        <w:t xml:space="preserve">  • For each location with &gt;24 observations, sliding windows of 24 time steps</w:t>
+        </w:rPr>
+        <w:t>24 observations, sliding windows of 24 time steps</w:t>
       </w:r>
       <w:r>
         <w:rPr>
@@ -6694,26 +7271,24 @@
       <w:tblPr>
         <w:tblStyle w:val="TableGrid"/>
         <w:tblW w:w="0" w:type="auto"/>
-        <w:jc w:val="center"/>
+        <w:tblLayout w:type="fixed"/>
         <w:tblLook w:val="04A0" w:firstRow="1" w:lastRow="0" w:firstColumn="1" w:lastColumn="0" w:noHBand="0" w:noVBand="1"/>
       </w:tblPr>
       <w:tblGrid>
-        <w:gridCol w:w="1525"/>
-        <w:gridCol w:w="631"/>
+        <w:gridCol w:w="1885"/>
+        <w:gridCol w:w="630"/>
       </w:tblGrid>
       <w:tr>
-        <w:trPr>
-          <w:jc w:val="center"/>
-        </w:trPr>
         <w:tc>
           <w:tcPr>
-            <w:tcW w:w="1525" w:type="dxa"/>
+            <w:tcW w:w="1885" w:type="dxa"/>
           </w:tcPr>
           <w:p>
             <w:pPr>
               <w:ind w:right="-874"/>
               <w:rPr>
                 <w:rFonts w:cstheme="minorHAnsi"/>
+                <w:b/>
                 <w:sz w:val="24"/>
                 <w:szCs w:val="24"/>
                 <w:lang w:val="en-US"/>
@@ -6722,6 +7297,7 @@
             <w:r>
               <w:rPr>
                 <w:rFonts w:cstheme="minorHAnsi"/>
+                <w:b/>
                 <w:sz w:val="24"/>
                 <w:szCs w:val="24"/>
                 <w:lang w:val="en-US"/>
@@ -6757,18 +7333,16 @@
         </w:tc>
       </w:tr>
       <w:tr>
-        <w:trPr>
-          <w:jc w:val="center"/>
-        </w:trPr>
         <w:tc>
           <w:tcPr>
-            <w:tcW w:w="1525" w:type="dxa"/>
+            <w:tcW w:w="1885" w:type="dxa"/>
           </w:tcPr>
           <w:p>
             <w:pPr>
               <w:ind w:right="-874"/>
               <w:rPr>
                 <w:rFonts w:cstheme="minorHAnsi"/>
+                <w:b/>
                 <w:sz w:val="24"/>
                 <w:szCs w:val="24"/>
                 <w:lang w:val="en-US"/>
@@ -6777,6 +7351,7 @@
             <w:r>
               <w:rPr>
                 <w:rFonts w:cstheme="minorHAnsi"/>
+                <w:b/>
                 <w:sz w:val="24"/>
                 <w:szCs w:val="24"/>
                 <w:lang w:val="en-US"/>
@@ -6812,18 +7387,16 @@
         </w:tc>
       </w:tr>
       <w:tr>
-        <w:trPr>
-          <w:jc w:val="center"/>
-        </w:trPr>
         <w:tc>
           <w:tcPr>
-            <w:tcW w:w="1525" w:type="dxa"/>
+            <w:tcW w:w="1885" w:type="dxa"/>
           </w:tcPr>
           <w:p>
             <w:pPr>
               <w:ind w:right="-874"/>
               <w:rPr>
                 <w:rFonts w:cstheme="minorHAnsi"/>
+                <w:b/>
                 <w:sz w:val="24"/>
                 <w:szCs w:val="24"/>
                 <w:lang w:val="en-US"/>
@@ -6832,38 +7405,12 @@
             <w:r>
               <w:rPr>
                 <w:rFonts w:cstheme="minorHAnsi"/>
+                <w:b/>
                 <w:sz w:val="24"/>
                 <w:szCs w:val="24"/>
                 <w:lang w:val="en-US"/>
               </w:rPr>
-              <w:t>R</w:t>
-            </w:r>
-            <w:r>
-              <w:rPr>
-                <w:rFonts w:cstheme="minorHAnsi"/>
-                <w:sz w:val="24"/>
-                <w:szCs w:val="24"/>
-                <w:lang w:val="en-US"/>
-              </w:rPr>
-              <w:t>andom</w:t>
-            </w:r>
-            <w:r>
-              <w:rPr>
-                <w:rFonts w:cstheme="minorHAnsi"/>
-                <w:sz w:val="24"/>
-                <w:szCs w:val="24"/>
-                <w:lang w:val="en-US"/>
-              </w:rPr>
-              <w:t xml:space="preserve"> S</w:t>
-            </w:r>
-            <w:r>
-              <w:rPr>
-                <w:rFonts w:cstheme="minorHAnsi"/>
-                <w:sz w:val="24"/>
-                <w:szCs w:val="24"/>
-                <w:lang w:val="en-US"/>
-              </w:rPr>
-              <w:t>tate</w:t>
+              <w:t>Random State</w:t>
             </w:r>
           </w:p>
         </w:tc>
@@ -6909,17 +7456,29 @@
         <w:ind w:left="-720" w:right="-874"/>
         <w:rPr>
           <w:rFonts w:cstheme="minorHAnsi"/>
-          <w:sz w:val="24"/>
-          <w:szCs w:val="24"/>
-        </w:rPr>
-      </w:pPr>
-      <w:r>
-        <w:rPr>
-          <w:rFonts w:cstheme="minorHAnsi"/>
-          <w:sz w:val="24"/>
-          <w:szCs w:val="24"/>
-        </w:rPr>
-        <w:t>ARCHITECTURE (Sequential):</w:t>
+          <w:b/>
+          <w:sz w:val="24"/>
+          <w:szCs w:val="24"/>
+        </w:rPr>
+      </w:pPr>
+      <w:r>
+        <w:rPr>
+          <w:rFonts w:cstheme="minorHAnsi"/>
+          <w:b/>
+          <w:sz w:val="24"/>
+          <w:szCs w:val="24"/>
+        </w:rPr>
+        <w:t>Sequential</w:t>
+      </w:r>
+      <w:r>
+        <w:rPr>
+          <w:rFonts w:cstheme="minorHAnsi"/>
+          <w:b/>
+          <w:sz w:val="24"/>
+          <w:szCs w:val="24"/>
+          <w:lang w:val="en-US"/>
+        </w:rPr>
+        <w:t xml:space="preserve"> Architecture</w:t>
       </w:r>
     </w:p>
     <w:p>
@@ -7078,16 +7637,7 @@
           <w:szCs w:val="24"/>
           <w:lang w:val="en-US"/>
         </w:rPr>
-        <w:t>, activa</w:t>
-      </w:r>
-      <w:r>
-        <w:rPr>
-          <w:rFonts w:cstheme="minorHAnsi"/>
-          <w:sz w:val="24"/>
-          <w:szCs w:val="24"/>
-          <w:lang w:val="en-US"/>
-        </w:rPr>
-        <w:t>tion=’linear’</w:t>
+        <w:t>, activation=’linear’</w:t>
       </w:r>
       <w:r>
         <w:rPr>
@@ -7113,17 +7663,30 @@
         <w:ind w:left="-720" w:right="-874"/>
         <w:rPr>
           <w:rFonts w:cstheme="minorHAnsi"/>
-          <w:sz w:val="24"/>
-          <w:szCs w:val="24"/>
-        </w:rPr>
-      </w:pPr>
-      <w:r>
-        <w:rPr>
-          <w:rFonts w:cstheme="minorHAnsi"/>
-          <w:sz w:val="24"/>
-          <w:szCs w:val="24"/>
-        </w:rPr>
-        <w:t>TRAINING CONFIGURATION:</w:t>
+          <w:b/>
+          <w:sz w:val="24"/>
+          <w:szCs w:val="24"/>
+        </w:rPr>
+      </w:pPr>
+      <w:r>
+        <w:rPr>
+          <w:rFonts w:cstheme="minorHAnsi"/>
+          <w:b/>
+          <w:sz w:val="24"/>
+          <w:szCs w:val="24"/>
+          <w:lang w:val="en-US"/>
+        </w:rPr>
+        <w:t>Training</w:t>
+      </w:r>
+      <w:r>
+        <w:rPr>
+          <w:rFonts w:cstheme="minorHAnsi"/>
+          <w:b/>
+          <w:sz w:val="24"/>
+          <w:szCs w:val="24"/>
+          <w:lang w:val="en-US"/>
+        </w:rPr>
+        <w:t xml:space="preserve"> Configuration</w:t>
       </w:r>
     </w:p>
     <w:p>
@@ -7343,17 +7906,20 @@
         <w:ind w:left="-720" w:right="-874"/>
         <w:rPr>
           <w:rFonts w:cstheme="minorHAnsi"/>
-          <w:sz w:val="24"/>
-          <w:szCs w:val="24"/>
-        </w:rPr>
-      </w:pPr>
-      <w:r>
-        <w:rPr>
-          <w:rFonts w:cstheme="minorHAnsi"/>
-          <w:sz w:val="24"/>
-          <w:szCs w:val="24"/>
-        </w:rPr>
-        <w:t>TRAINING HISTORY:</w:t>
+          <w:b/>
+          <w:sz w:val="24"/>
+          <w:szCs w:val="24"/>
+        </w:rPr>
+      </w:pPr>
+      <w:r>
+        <w:rPr>
+          <w:rFonts w:cstheme="minorHAnsi"/>
+          <w:b/>
+          <w:sz w:val="24"/>
+          <w:szCs w:val="24"/>
+          <w:lang w:val="en-US"/>
+        </w:rPr>
+        <w:t>Training History</w:t>
       </w:r>
     </w:p>
     <w:p>
@@ -7361,6 +7927,7 @@
         <w:ind w:left="-720" w:right="-874"/>
         <w:rPr>
           <w:rFonts w:cstheme="minorHAnsi"/>
+          <w:i/>
           <w:sz w:val="24"/>
           <w:szCs w:val="24"/>
         </w:rPr>
@@ -7387,11 +7954,21 @@
           <w:sz w:val="24"/>
           <w:szCs w:val="24"/>
         </w:rPr>
-        <w:t xml:space="preserve"> Train Loss: 70.9139  |  Train MAE: 5.7652</w:t>
-      </w:r>
-      <w:r>
-        <w:rPr>
-          <w:rFonts w:cstheme="minorHAnsi"/>
+        <w:t xml:space="preserve"> </w:t>
+      </w:r>
+      <w:r>
+        <w:rPr>
+          <w:rFonts w:cstheme="minorHAnsi"/>
+          <w:i/>
+          <w:sz w:val="24"/>
+          <w:szCs w:val="24"/>
+        </w:rPr>
+        <w:t>Train Loss: 70.9139  |  Train MAE: 5.7652</w:t>
+      </w:r>
+      <w:r>
+        <w:rPr>
+          <w:rFonts w:cstheme="minorHAnsi"/>
+          <w:i/>
           <w:sz w:val="24"/>
           <w:szCs w:val="24"/>
           <w:lang w:val="en-US"/>
@@ -7401,6 +7978,7 @@
       <w:r>
         <w:rPr>
           <w:rFonts w:cstheme="minorHAnsi"/>
+          <w:i/>
           <w:sz w:val="24"/>
           <w:szCs w:val="24"/>
         </w:rPr>
@@ -7430,6 +8008,7 @@
         <w:ind w:left="-720" w:right="-874"/>
         <w:rPr>
           <w:rFonts w:cstheme="minorHAnsi"/>
+          <w:i/>
           <w:sz w:val="24"/>
           <w:szCs w:val="24"/>
         </w:rPr>
@@ -7464,6 +8043,7 @@
       <w:r>
         <w:rPr>
           <w:rFonts w:cstheme="minorHAnsi"/>
+          <w:i/>
           <w:sz w:val="24"/>
           <w:szCs w:val="24"/>
         </w:rPr>
@@ -7472,6 +8052,7 @@
       <w:r>
         <w:rPr>
           <w:rFonts w:cstheme="minorHAnsi"/>
+          <w:i/>
           <w:sz w:val="24"/>
           <w:szCs w:val="24"/>
           <w:lang w:val="en-US"/>
@@ -7481,6 +8062,7 @@
       <w:r>
         <w:rPr>
           <w:rFonts w:cstheme="minorHAnsi"/>
+          <w:i/>
           <w:sz w:val="24"/>
           <w:szCs w:val="24"/>
         </w:rPr>
@@ -7502,17 +8084,21 @@
         <w:ind w:left="-720" w:right="-874"/>
         <w:rPr>
           <w:rFonts w:cstheme="minorHAnsi"/>
-          <w:sz w:val="24"/>
-          <w:szCs w:val="24"/>
-        </w:rPr>
-      </w:pPr>
-      <w:r>
-        <w:rPr>
-          <w:rFonts w:cstheme="minorHAnsi"/>
-          <w:sz w:val="24"/>
-          <w:szCs w:val="24"/>
-        </w:rPr>
-        <w:t>FINAL TEST EVALUATION RESULTS:</w:t>
+          <w:b/>
+          <w:sz w:val="24"/>
+          <w:szCs w:val="24"/>
+          <w:lang w:val="en-US"/>
+        </w:rPr>
+      </w:pPr>
+      <w:r>
+        <w:rPr>
+          <w:rFonts w:cstheme="minorHAnsi"/>
+          <w:b/>
+          <w:sz w:val="24"/>
+          <w:szCs w:val="24"/>
+          <w:lang w:val="en-US"/>
+        </w:rPr>
+        <w:t>Results</w:t>
       </w:r>
     </w:p>
     <w:tbl>
@@ -7536,6 +8122,7 @@
               <w:ind w:right="-874"/>
               <w:rPr>
                 <w:rFonts w:cstheme="minorHAnsi"/>
+                <w:b/>
                 <w:sz w:val="24"/>
                 <w:szCs w:val="24"/>
               </w:rPr>
@@ -7543,6 +8130,7 @@
             <w:r>
               <w:rPr>
                 <w:rFonts w:cstheme="minorHAnsi"/>
+                <w:b/>
                 <w:sz w:val="24"/>
                 <w:szCs w:val="24"/>
               </w:rPr>
@@ -7559,6 +8147,7 @@
               <w:ind w:right="-874"/>
               <w:rPr>
                 <w:rFonts w:cstheme="minorHAnsi"/>
+                <w:b/>
                 <w:sz w:val="24"/>
                 <w:szCs w:val="24"/>
               </w:rPr>
@@ -7566,6 +8155,7 @@
             <w:r>
               <w:rPr>
                 <w:rFonts w:cstheme="minorHAnsi"/>
+                <w:b/>
                 <w:sz w:val="24"/>
                 <w:szCs w:val="24"/>
               </w:rPr>
@@ -7584,6 +8174,7 @@
               <w:ind w:right="-874"/>
               <w:rPr>
                 <w:rFonts w:cstheme="minorHAnsi"/>
+                <w:i/>
                 <w:sz w:val="24"/>
                 <w:szCs w:val="24"/>
               </w:rPr>
@@ -7591,6 +8182,7 @@
             <w:r>
               <w:rPr>
                 <w:rFonts w:cstheme="minorHAnsi"/>
+                <w:i/>
                 <w:sz w:val="24"/>
                 <w:szCs w:val="24"/>
               </w:rPr>
@@ -7632,6 +8224,7 @@
               <w:ind w:right="-874"/>
               <w:rPr>
                 <w:rFonts w:cstheme="minorHAnsi"/>
+                <w:i/>
                 <w:sz w:val="24"/>
                 <w:szCs w:val="24"/>
               </w:rPr>
@@ -7639,6 +8232,7 @@
             <w:r>
               <w:rPr>
                 <w:rFonts w:cstheme="minorHAnsi"/>
+                <w:i/>
                 <w:sz w:val="24"/>
                 <w:szCs w:val="24"/>
               </w:rPr>
@@ -7693,19 +8287,12 @@
       <w:r>
         <w:rPr>
           <w:rFonts w:cstheme="minorHAnsi"/>
-          <w:sz w:val="24"/>
-          <w:szCs w:val="24"/>
-          <w:lang w:val="en-US"/>
-        </w:rPr>
-        <w:t>DISCUSSION</w:t>
-      </w:r>
-      <w:r>
-        <w:rPr>
-          <w:rFonts w:cstheme="minorHAnsi"/>
-          <w:sz w:val="24"/>
-          <w:szCs w:val="24"/>
-        </w:rPr>
-        <w:t>:</w:t>
+          <w:b/>
+          <w:sz w:val="24"/>
+          <w:szCs w:val="24"/>
+          <w:lang w:val="en-US"/>
+        </w:rPr>
+        <w:t>Discussion</w:t>
       </w:r>
     </w:p>
     <w:p>
@@ -7723,7 +8310,371 @@
           <w:sz w:val="24"/>
           <w:szCs w:val="24"/>
         </w:rPr>
-        <w:t xml:space="preserve">  • The LSTM achieves a strong R² of ~82.1% even with only 2 training epochs.</w:t>
+        <w:t xml:space="preserve">  • The LSTM achieves a strong R² of ~82.1% even with </w:t>
+      </w:r>
+      <w:r>
+        <w:rPr>
+          <w:rFonts w:cstheme="minorHAnsi"/>
+          <w:i/>
+          <w:sz w:val="24"/>
+          <w:szCs w:val="24"/>
+        </w:rPr>
+        <w:t>only</w:t>
+      </w:r>
+      <w:r>
+        <w:rPr>
+          <w:rFonts w:cstheme="minorHAnsi"/>
+          <w:sz w:val="24"/>
+          <w:szCs w:val="24"/>
+        </w:rPr>
+        <w:t xml:space="preserve"> 2 training epochs.</w:t>
+      </w:r>
+      <w:r>
+        <w:rPr>
+          <w:rFonts w:cstheme="minorHAnsi"/>
+          <w:sz w:val="24"/>
+          <w:szCs w:val="24"/>
+        </w:rPr>
+        <w:br/>
+      </w:r>
+      <w:r>
+        <w:rPr>
+          <w:rFonts w:cstheme="minorHAnsi"/>
+          <w:sz w:val="24"/>
+          <w:szCs w:val="24"/>
+        </w:rPr>
+        <w:t xml:space="preserve">  • The validation loss dropped sharply from Epoch 1 to Epoch 2, indicating</w:t>
+      </w:r>
+      <w:r>
+        <w:rPr>
+          <w:rFonts w:cstheme="minorHAnsi"/>
+          <w:sz w:val="24"/>
+          <w:szCs w:val="24"/>
+          <w:lang w:val="en-US"/>
+        </w:rPr>
+        <w:t xml:space="preserve"> </w:t>
+      </w:r>
+      <w:r>
+        <w:rPr>
+          <w:rFonts w:cstheme="minorHAnsi"/>
+          <w:sz w:val="24"/>
+          <w:szCs w:val="24"/>
+        </w:rPr>
+        <w:t>the model was still learning</w:t>
+      </w:r>
+      <w:r>
+        <w:rPr>
+          <w:rFonts w:cstheme="minorHAnsi"/>
+          <w:sz w:val="24"/>
+          <w:szCs w:val="24"/>
+          <w:lang w:val="en-US"/>
+        </w:rPr>
+        <w:t xml:space="preserve">, </w:t>
+      </w:r>
+      <w:r>
+        <w:rPr>
+          <w:rFonts w:cstheme="minorHAnsi"/>
+          <w:sz w:val="24"/>
+          <w:szCs w:val="24"/>
+          <w:lang w:val="en-US"/>
+        </w:rPr>
+        <w:br/>
+        <w:t xml:space="preserve">     </w:t>
+      </w:r>
+      <w:r>
+        <w:rPr>
+          <w:rFonts w:cstheme="minorHAnsi"/>
+          <w:sz w:val="24"/>
+          <w:szCs w:val="24"/>
+          <w:lang w:val="en-US"/>
+        </w:rPr>
+        <w:t xml:space="preserve">hence </w:t>
+      </w:r>
+      <w:r>
+        <w:rPr>
+          <w:rFonts w:cstheme="minorHAnsi"/>
+          <w:sz w:val="24"/>
+          <w:szCs w:val="24"/>
+        </w:rPr>
+        <w:t>more epochs would likely improve performance</w:t>
+      </w:r>
+      <w:r>
+        <w:rPr>
+          <w:rFonts w:cstheme="minorHAnsi"/>
+          <w:sz w:val="24"/>
+          <w:szCs w:val="24"/>
+          <w:lang w:val="en-US"/>
+        </w:rPr>
+        <w:t xml:space="preserve"> </w:t>
+      </w:r>
+      <w:r>
+        <w:rPr>
+          <w:rFonts w:cstheme="minorHAnsi"/>
+          <w:sz w:val="24"/>
+          <w:szCs w:val="24"/>
+        </w:rPr>
+        <w:t>further.</w:t>
+      </w:r>
+      <w:r>
+        <w:rPr>
+          <w:rFonts w:cstheme="minorHAnsi"/>
+          <w:sz w:val="24"/>
+          <w:szCs w:val="24"/>
+        </w:rPr>
+        <w:br/>
+      </w:r>
+      <w:r>
+        <w:rPr>
+          <w:rFonts w:cstheme="minorHAnsi"/>
+          <w:sz w:val="24"/>
+          <w:szCs w:val="24"/>
+        </w:rPr>
+        <w:t xml:space="preserve">  • MAE of 2.97 °C is slightly worse than XGBoost's 2.40 °C, but XGBoost uses</w:t>
+      </w:r>
+      <w:r>
+        <w:rPr>
+          <w:rFonts w:cstheme="minorHAnsi"/>
+          <w:sz w:val="24"/>
+          <w:szCs w:val="24"/>
+          <w:lang w:val="en-US"/>
+        </w:rPr>
+        <w:t xml:space="preserve"> </w:t>
+      </w:r>
+      <w:r>
+        <w:rPr>
+          <w:rFonts w:cstheme="minorHAnsi"/>
+          <w:sz w:val="24"/>
+          <w:szCs w:val="24"/>
+        </w:rPr>
+        <w:t xml:space="preserve">all data simultaneously whereas </w:t>
+      </w:r>
+      <w:r>
+        <w:rPr>
+          <w:rFonts w:cstheme="minorHAnsi"/>
+          <w:sz w:val="24"/>
+          <w:szCs w:val="24"/>
+        </w:rPr>
+        <w:br/>
+      </w:r>
+      <w:r>
+        <w:rPr>
+          <w:rFonts w:cstheme="minorHAnsi"/>
+          <w:sz w:val="24"/>
+          <w:szCs w:val="24"/>
+          <w:lang w:val="en-US"/>
+        </w:rPr>
+        <w:t xml:space="preserve">     </w:t>
+      </w:r>
+      <w:r>
+        <w:rPr>
+          <w:rFonts w:cstheme="minorHAnsi"/>
+          <w:sz w:val="24"/>
+          <w:szCs w:val="24"/>
+        </w:rPr>
+        <w:t xml:space="preserve">LSTM </w:t>
+      </w:r>
+      <w:r>
+        <w:rPr>
+          <w:rFonts w:cstheme="minorHAnsi"/>
+          <w:sz w:val="24"/>
+          <w:szCs w:val="24"/>
+          <w:lang w:val="en-US"/>
+        </w:rPr>
+        <w:t>work</w:t>
+      </w:r>
+      <w:r>
+        <w:rPr>
+          <w:rFonts w:cstheme="minorHAnsi"/>
+          <w:sz w:val="24"/>
+          <w:szCs w:val="24"/>
+        </w:rPr>
+        <w:t>s on time series</w:t>
+      </w:r>
+      <w:r>
+        <w:rPr>
+          <w:rFonts w:cstheme="minorHAnsi"/>
+          <w:sz w:val="24"/>
+          <w:szCs w:val="24"/>
+          <w:lang w:val="en-US"/>
+        </w:rPr>
+        <w:t xml:space="preserve"> </w:t>
+      </w:r>
+      <w:r>
+        <w:rPr>
+          <w:rFonts w:cstheme="minorHAnsi"/>
+          <w:sz w:val="24"/>
+          <w:szCs w:val="24"/>
+          <w:lang w:val="en-US"/>
+        </w:rPr>
+        <w:t>(</w:t>
+      </w:r>
+      <w:r>
+        <w:rPr>
+          <w:rFonts w:cstheme="minorHAnsi"/>
+          <w:sz w:val="24"/>
+          <w:szCs w:val="24"/>
+        </w:rPr>
+        <w:t>per-location</w:t>
+      </w:r>
+      <w:r>
+        <w:rPr>
+          <w:rFonts w:cstheme="minorHAnsi"/>
+          <w:sz w:val="24"/>
+          <w:szCs w:val="24"/>
+          <w:lang w:val="en-US"/>
+        </w:rPr>
+        <w:t>)</w:t>
+      </w:r>
+      <w:r>
+        <w:rPr>
+          <w:rFonts w:cstheme="minorHAnsi"/>
+          <w:sz w:val="24"/>
+          <w:szCs w:val="24"/>
+          <w:lang w:val="en-US"/>
+        </w:rPr>
+        <w:t>.</w:t>
+      </w:r>
+      <w:r>
+        <w:rPr>
+          <w:rFonts w:cstheme="minorHAnsi"/>
+          <w:sz w:val="24"/>
+          <w:szCs w:val="24"/>
+          <w:lang w:val="en-US"/>
+        </w:rPr>
+        <w:br/>
+      </w:r>
+      <w:r>
+        <w:rPr>
+          <w:rFonts w:cstheme="minorHAnsi"/>
+          <w:sz w:val="24"/>
+          <w:szCs w:val="24"/>
+        </w:rPr>
+        <w:t xml:space="preserve">  • The Bidirectional LSTM in Layer 3 allows the model to process temporal</w:t>
+      </w:r>
+      <w:r>
+        <w:rPr>
+          <w:rFonts w:cstheme="minorHAnsi"/>
+          <w:sz w:val="24"/>
+          <w:szCs w:val="24"/>
+          <w:lang w:val="en-US"/>
+        </w:rPr>
+        <w:t xml:space="preserve"> </w:t>
+      </w:r>
+      <w:r>
+        <w:rPr>
+          <w:rFonts w:cstheme="minorHAnsi"/>
+          <w:sz w:val="24"/>
+          <w:szCs w:val="24"/>
+        </w:rPr>
+        <w:t xml:space="preserve">context from both forward and </w:t>
+      </w:r>
+      <w:r>
+        <w:rPr>
+          <w:rFonts w:cstheme="minorHAnsi"/>
+          <w:sz w:val="24"/>
+          <w:szCs w:val="24"/>
+        </w:rPr>
+        <w:br/>
+      </w:r>
+      <w:r>
+        <w:rPr>
+          <w:rFonts w:cstheme="minorHAnsi"/>
+          <w:sz w:val="24"/>
+          <w:szCs w:val="24"/>
+          <w:lang w:val="en-US"/>
+        </w:rPr>
+        <w:t xml:space="preserve">     </w:t>
+      </w:r>
+      <w:r>
+        <w:rPr>
+          <w:rFonts w:cstheme="minorHAnsi"/>
+          <w:sz w:val="24"/>
+          <w:szCs w:val="24"/>
+        </w:rPr>
+        <w:t>backward in the sequence, enhancing pattern</w:t>
+      </w:r>
+      <w:r>
+        <w:rPr>
+          <w:rFonts w:cstheme="minorHAnsi"/>
+          <w:sz w:val="24"/>
+          <w:szCs w:val="24"/>
+          <w:lang w:val="en-US"/>
+        </w:rPr>
+        <w:t xml:space="preserve"> </w:t>
+      </w:r>
+      <w:r>
+        <w:rPr>
+          <w:rFonts w:cstheme="minorHAnsi"/>
+          <w:sz w:val="24"/>
+          <w:szCs w:val="24"/>
+        </w:rPr>
+        <w:t>recognition.</w:t>
+      </w:r>
+      <w:r>
+        <w:rPr>
+          <w:rFonts w:cstheme="minorHAnsi"/>
+          <w:sz w:val="24"/>
+          <w:szCs w:val="24"/>
+        </w:rPr>
+        <w:br/>
+      </w:r>
+      <w:r>
+        <w:rPr>
+          <w:rFonts w:cstheme="minorHAnsi"/>
+          <w:sz w:val="24"/>
+          <w:szCs w:val="24"/>
+        </w:rPr>
+        <w:t xml:space="preserve">  • Dropout regularisation (20%) prevents overfitting despite the limited</w:t>
+      </w:r>
+      <w:r>
+        <w:rPr>
+          <w:rFonts w:cstheme="minorHAnsi"/>
+          <w:sz w:val="24"/>
+          <w:szCs w:val="24"/>
+          <w:lang w:val="en-US"/>
+        </w:rPr>
+        <w:t xml:space="preserve"> </w:t>
+      </w:r>
+      <w:r>
+        <w:rPr>
+          <w:rFonts w:cstheme="minorHAnsi"/>
+          <w:sz w:val="24"/>
+          <w:szCs w:val="24"/>
+        </w:rPr>
+        <w:t>training data per location.</w:t>
+      </w:r>
+      <w:r>
+        <w:rPr>
+          <w:rFonts w:cstheme="minorHAnsi"/>
+          <w:sz w:val="24"/>
+          <w:szCs w:val="24"/>
+        </w:rPr>
+        <w:br/>
+      </w:r>
+      <w:r>
+        <w:rPr>
+          <w:rFonts w:cstheme="minorHAnsi"/>
+          <w:sz w:val="24"/>
+          <w:szCs w:val="24"/>
+        </w:rPr>
+        <w:t xml:space="preserve">  • The leaky_relu activation in dense layers prevents </w:t>
+      </w:r>
+      <w:r>
+        <w:rPr>
+          <w:rFonts w:cstheme="minorHAnsi"/>
+          <w:sz w:val="24"/>
+          <w:szCs w:val="24"/>
+          <w:lang w:val="en-US"/>
+        </w:rPr>
+        <w:t>dead</w:t>
+      </w:r>
+      <w:r>
+        <w:rPr>
+          <w:rFonts w:cstheme="minorHAnsi"/>
+          <w:sz w:val="24"/>
+          <w:szCs w:val="24"/>
+        </w:rPr>
+        <w:t xml:space="preserve"> neuron.</w:t>
       </w:r>
     </w:p>
     <w:p>
@@ -7735,636 +8686,167 @@
           <w:szCs w:val="24"/>
         </w:rPr>
       </w:pPr>
-      <w:r>
-        <w:rPr>
-          <w:rFonts w:cstheme="minorHAnsi"/>
-          <w:sz w:val="24"/>
-          <w:szCs w:val="24"/>
-        </w:rPr>
-        <w:t xml:space="preserve">  • The valida</w:t>
+    </w:p>
+    <w:p>
+      <w:pPr>
+        <w:ind w:left="-720" w:right="-874"/>
+        <w:rPr>
+          <w:rFonts w:cstheme="minorHAnsi"/>
+          <w:sz w:val="24"/>
+          <w:szCs w:val="24"/>
+        </w:rPr>
+      </w:pPr>
+      <w:r>
+        <w:rPr>
+          <w:rFonts w:cstheme="minorHAnsi"/>
+          <w:b/>
+          <w:sz w:val="24"/>
+          <w:szCs w:val="24"/>
+          <w:lang w:val="en-US"/>
+        </w:rPr>
+        <w:t>Summary</w:t>
+      </w:r>
+      <w:r>
+        <w:rPr>
+          <w:rFonts w:cstheme="minorHAnsi"/>
+          <w:sz w:val="24"/>
+          <w:szCs w:val="24"/>
+        </w:rPr>
+        <w:br/>
+      </w:r>
+      <w:r>
+        <w:rPr>
+          <w:rFonts w:cstheme="minorHAnsi"/>
+          <w:sz w:val="24"/>
+          <w:szCs w:val="24"/>
+        </w:rPr>
+        <w:t xml:space="preserve">Both models perform well. </w:t>
+      </w:r>
+      <w:r>
+        <w:rPr>
+          <w:rFonts w:cstheme="minorHAnsi"/>
+          <w:sz w:val="24"/>
+          <w:szCs w:val="24"/>
+          <w:lang w:val="en-US"/>
+        </w:rPr>
+        <w:t xml:space="preserve">Although </w:t>
+      </w:r>
+      <w:r>
+        <w:rPr>
+          <w:rFonts w:cstheme="minorHAnsi"/>
+          <w:sz w:val="24"/>
+          <w:szCs w:val="24"/>
+        </w:rPr>
+        <w:t>XGBoost edges</w:t>
+      </w:r>
+      <w:r>
+        <w:rPr>
+          <w:rFonts w:cstheme="minorHAnsi"/>
+          <w:sz w:val="24"/>
+          <w:szCs w:val="24"/>
+          <w:lang w:val="en-US"/>
+        </w:rPr>
+        <w:t xml:space="preserve"> slight</w:t>
+      </w:r>
+      <w:r>
+        <w:rPr>
+          <w:rFonts w:cstheme="minorHAnsi"/>
+          <w:sz w:val="24"/>
+          <w:szCs w:val="24"/>
+        </w:rPr>
+        <w:t xml:space="preserve"> ahead in raw accuracy due to its</w:t>
+      </w:r>
+      <w:r>
+        <w:rPr>
+          <w:rFonts w:cstheme="minorHAnsi"/>
+          <w:sz w:val="24"/>
+          <w:szCs w:val="24"/>
+          <w:lang w:val="en-US"/>
+        </w:rPr>
+        <w:t xml:space="preserve"> </w:t>
+      </w:r>
+      <w:r>
+        <w:rPr>
+          <w:rFonts w:cstheme="minorHAnsi"/>
+          <w:sz w:val="24"/>
+          <w:szCs w:val="24"/>
+        </w:rPr>
+        <w:t>ensemble nature and deep tree depth. LSTM shows strong promise and would</w:t>
+      </w:r>
+      <w:r>
+        <w:rPr>
+          <w:rFonts w:cstheme="minorHAnsi"/>
+          <w:sz w:val="24"/>
+          <w:szCs w:val="24"/>
+          <w:lang w:val="en-US"/>
+        </w:rPr>
+        <w:t xml:space="preserve"> </w:t>
+      </w:r>
+      <w:r>
+        <w:rPr>
+          <w:rFonts w:cstheme="minorHAnsi"/>
+          <w:sz w:val="24"/>
+          <w:szCs w:val="24"/>
+        </w:rPr>
+        <w:t xml:space="preserve">likely surpass XGBoost with </w:t>
+      </w:r>
+      <w:r>
+        <w:rPr>
+          <w:rFonts w:cstheme="minorHAnsi"/>
+          <w:sz w:val="24"/>
+          <w:szCs w:val="24"/>
+          <w:lang w:val="en-US"/>
+        </w:rPr>
+        <w:t xml:space="preserve">few </w:t>
+      </w:r>
+      <w:r>
+        <w:rPr>
+          <w:rFonts w:cstheme="minorHAnsi"/>
+          <w:sz w:val="24"/>
+          <w:szCs w:val="24"/>
+        </w:rPr>
+        <w:t>more epochs and potentially more training data.</w:t>
+      </w:r>
+    </w:p>
+    <w:p>
+      <w:pPr>
+        <w:pBdr>
+          <w:bottom w:val="single" w:sz="6" w:space="1" w:color="auto"/>
+        </w:pBdr>
+        <w:ind w:left="-720" w:right="-874"/>
+        <w:rPr>
+          <w:rFonts w:cstheme="minorHAnsi"/>
+          <w:sz w:val="24"/>
+          <w:szCs w:val="24"/>
+        </w:rPr>
+      </w:pPr>
+    </w:p>
+    <w:p>
+      <w:pPr>
+        <w:ind w:left="-720" w:right="-874"/>
+        <w:jc w:val="center"/>
+        <w:rPr>
+          <w:rFonts w:cstheme="minorHAnsi"/>
+          <w:b/>
+          <w:i/>
+          <w:sz w:val="28"/>
+          <w:szCs w:val="24"/>
+          <w:lang w:val="en-US"/>
+        </w:rPr>
+      </w:pPr>
+      <w:r>
+        <w:rPr>
+          <w:rFonts w:cstheme="minorHAnsi"/>
+          <w:b/>
+          <w:i/>
+          <w:sz w:val="28"/>
+          <w:szCs w:val="24"/>
+          <w:lang w:val="en-US"/>
+        </w:rPr>
+        <w:t>The End</w:t>
       </w:r>
       <w:bookmarkStart w:id="0" w:name="_GoBack"/>
       <w:bookmarkEnd w:id="0"/>
-      <w:r>
-        <w:rPr>
-          <w:rFonts w:cstheme="minorHAnsi"/>
-          <w:sz w:val="24"/>
-          <w:szCs w:val="24"/>
-        </w:rPr>
-        <w:t>tion loss dropped sharply from Epoch 1 to Epoch 2, indicating</w:t>
-      </w:r>
-      <w:r>
-        <w:rPr>
-          <w:rFonts w:cstheme="minorHAnsi"/>
-          <w:sz w:val="24"/>
-          <w:szCs w:val="24"/>
-          <w:lang w:val="en-US"/>
-        </w:rPr>
-        <w:t xml:space="preserve"> </w:t>
-      </w:r>
-      <w:r>
-        <w:rPr>
-          <w:rFonts w:cstheme="minorHAnsi"/>
-          <w:sz w:val="24"/>
-          <w:szCs w:val="24"/>
-        </w:rPr>
-        <w:t>the model was still learning</w:t>
-      </w:r>
-      <w:r>
-        <w:rPr>
-          <w:rFonts w:cstheme="minorHAnsi"/>
-          <w:sz w:val="24"/>
-          <w:szCs w:val="24"/>
-          <w:lang w:val="en-US"/>
-        </w:rPr>
-        <w:t xml:space="preserve">, hence </w:t>
-      </w:r>
-      <w:r>
-        <w:rPr>
-          <w:rFonts w:cstheme="minorHAnsi"/>
-          <w:sz w:val="24"/>
-          <w:szCs w:val="24"/>
-        </w:rPr>
-        <w:t>more epochs would likely improve performance</w:t>
-      </w:r>
-      <w:r>
-        <w:rPr>
-          <w:rFonts w:cstheme="minorHAnsi"/>
-          <w:sz w:val="24"/>
-          <w:szCs w:val="24"/>
-          <w:lang w:val="en-US"/>
-        </w:rPr>
-        <w:t xml:space="preserve"> </w:t>
-      </w:r>
-      <w:r>
-        <w:rPr>
-          <w:rFonts w:cstheme="minorHAnsi"/>
-          <w:sz w:val="24"/>
-          <w:szCs w:val="24"/>
-        </w:rPr>
-        <w:t>further.</w:t>
-      </w:r>
-    </w:p>
-    <w:p>
-      <w:pPr>
-        <w:ind w:left="-720" w:right="-874"/>
-        <w:rPr>
-          <w:rFonts w:cstheme="minorHAnsi"/>
-          <w:sz w:val="24"/>
-          <w:szCs w:val="24"/>
-        </w:rPr>
-      </w:pPr>
-      <w:r>
-        <w:rPr>
-          <w:rFonts w:cstheme="minorHAnsi"/>
-          <w:sz w:val="24"/>
-          <w:szCs w:val="24"/>
-        </w:rPr>
-        <w:t xml:space="preserve">  • MAE of 2.97 °C is slightly worse than XGBoost's 2.40 °C, but XGBoost uses</w:t>
-      </w:r>
-      <w:r>
-        <w:rPr>
-          <w:rFonts w:cstheme="minorHAnsi"/>
-          <w:sz w:val="24"/>
-          <w:szCs w:val="24"/>
-          <w:lang w:val="en-US"/>
-        </w:rPr>
-        <w:t xml:space="preserve"> </w:t>
-      </w:r>
-      <w:r>
-        <w:rPr>
-          <w:rFonts w:cstheme="minorHAnsi"/>
-          <w:sz w:val="24"/>
-          <w:szCs w:val="24"/>
-        </w:rPr>
-        <w:t>all data simultaneously whereas LSTM operates on per-location time series</w:t>
-      </w:r>
-    </w:p>
-    <w:p>
-      <w:pPr>
-        <w:ind w:left="-720" w:right="-874"/>
-        <w:rPr>
-          <w:rFonts w:cstheme="minorHAnsi"/>
-          <w:sz w:val="24"/>
-          <w:szCs w:val="24"/>
-        </w:rPr>
-      </w:pPr>
-      <w:r>
-        <w:rPr>
-          <w:rFonts w:cstheme="minorHAnsi"/>
-          <w:sz w:val="24"/>
-          <w:szCs w:val="24"/>
-        </w:rPr>
-        <w:t xml:space="preserve">    (a harder, more realistic task).</w:t>
-      </w:r>
-    </w:p>
-    <w:p>
-      <w:pPr>
-        <w:ind w:left="-720" w:right="-874"/>
-        <w:rPr>
-          <w:rFonts w:cstheme="minorHAnsi"/>
-          <w:sz w:val="24"/>
-          <w:szCs w:val="24"/>
-        </w:rPr>
-      </w:pPr>
-      <w:r>
-        <w:rPr>
-          <w:rFonts w:cstheme="minorHAnsi"/>
-          <w:sz w:val="24"/>
-          <w:szCs w:val="24"/>
-        </w:rPr>
-        <w:t xml:space="preserve">  • The Bidirectional LSTM in Layer 3 allows the model to process temporal</w:t>
-      </w:r>
-    </w:p>
-    <w:p>
-      <w:pPr>
-        <w:ind w:left="-720" w:right="-874"/>
-        <w:rPr>
-          <w:rFonts w:cstheme="minorHAnsi"/>
-          <w:sz w:val="24"/>
-          <w:szCs w:val="24"/>
-        </w:rPr>
-      </w:pPr>
-      <w:r>
-        <w:rPr>
-          <w:rFonts w:cstheme="minorHAnsi"/>
-          <w:sz w:val="24"/>
-          <w:szCs w:val="24"/>
-        </w:rPr>
-        <w:t xml:space="preserve">    context from both forward and backward in the sequence, enhancing pattern</w:t>
-      </w:r>
-    </w:p>
-    <w:p>
-      <w:pPr>
-        <w:ind w:left="-720" w:right="-874"/>
-        <w:rPr>
-          <w:rFonts w:cstheme="minorHAnsi"/>
-          <w:sz w:val="24"/>
-          <w:szCs w:val="24"/>
-        </w:rPr>
-      </w:pPr>
-      <w:r>
-        <w:rPr>
-          <w:rFonts w:cstheme="minorHAnsi"/>
-          <w:sz w:val="24"/>
-          <w:szCs w:val="24"/>
-        </w:rPr>
-        <w:t xml:space="preserve">    recognition.</w:t>
-      </w:r>
-    </w:p>
-    <w:p>
-      <w:pPr>
-        <w:ind w:left="-720" w:right="-874"/>
-        <w:rPr>
-          <w:rFonts w:cstheme="minorHAnsi"/>
-          <w:sz w:val="24"/>
-          <w:szCs w:val="24"/>
-        </w:rPr>
-      </w:pPr>
-      <w:r>
-        <w:rPr>
-          <w:rFonts w:cstheme="minorHAnsi"/>
-          <w:sz w:val="24"/>
-          <w:szCs w:val="24"/>
-        </w:rPr>
-        <w:t xml:space="preserve">  • Dropout regularisation (20%) prevents overfitting despite the limited</w:t>
-      </w:r>
-    </w:p>
-    <w:p>
-      <w:pPr>
-        <w:ind w:left="-720" w:right="-874"/>
-        <w:rPr>
-          <w:rFonts w:cstheme="minorHAnsi"/>
-          <w:sz w:val="24"/>
-          <w:szCs w:val="24"/>
-        </w:rPr>
-      </w:pPr>
-      <w:r>
-        <w:rPr>
-          <w:rFonts w:cstheme="minorHAnsi"/>
-          <w:sz w:val="24"/>
-          <w:szCs w:val="24"/>
-        </w:rPr>
-        <w:t xml:space="preserve">    training data per location.</w:t>
-      </w:r>
-    </w:p>
-    <w:p>
-      <w:pPr>
-        <w:ind w:left="-720" w:right="-874"/>
-        <w:rPr>
-          <w:rFonts w:cstheme="minorHAnsi"/>
-          <w:sz w:val="24"/>
-          <w:szCs w:val="24"/>
-        </w:rPr>
-      </w:pPr>
-      <w:r>
-        <w:rPr>
-          <w:rFonts w:cstheme="minorHAnsi"/>
-          <w:sz w:val="24"/>
-          <w:szCs w:val="24"/>
-        </w:rPr>
-        <w:t xml:space="preserve">  • The leaky_relu activation in dense layers prevents dying neuron issues.</w:t>
-      </w:r>
-    </w:p>
-    <w:p>
-      <w:pPr>
-        <w:ind w:left="-720" w:right="-874"/>
-        <w:rPr>
-          <w:rFonts w:cstheme="minorHAnsi"/>
-          <w:sz w:val="24"/>
-          <w:szCs w:val="24"/>
-        </w:rPr>
-      </w:pPr>
-    </w:p>
-    <w:p>
-      <w:pPr>
-        <w:ind w:left="-720" w:right="-874"/>
-        <w:rPr>
-          <w:rFonts w:cstheme="minorHAnsi"/>
-          <w:sz w:val="24"/>
-          <w:szCs w:val="24"/>
-        </w:rPr>
-      </w:pPr>
-      <w:r>
-        <w:rPr>
-          <w:rFonts w:cstheme="minorHAnsi"/>
-          <w:sz w:val="24"/>
-          <w:szCs w:val="24"/>
-        </w:rPr>
-        <w:t>MODEL COMPARISON SUMMARY:</w:t>
-      </w:r>
-    </w:p>
-    <w:p>
-      <w:pPr>
-        <w:ind w:left="-720" w:right="-874"/>
-        <w:rPr>
-          <w:rFonts w:cstheme="minorHAnsi"/>
-          <w:sz w:val="24"/>
-          <w:szCs w:val="24"/>
-        </w:rPr>
-      </w:pPr>
-    </w:p>
-    <w:p>
-      <w:pPr>
-        <w:ind w:left="-720" w:right="-874"/>
-        <w:rPr>
-          <w:rFonts w:cstheme="minorHAnsi"/>
-          <w:sz w:val="24"/>
-          <w:szCs w:val="24"/>
-        </w:rPr>
-      </w:pPr>
-      <w:r>
-        <w:rPr>
-          <w:rFonts w:cstheme="minorHAnsi"/>
-          <w:sz w:val="24"/>
-          <w:szCs w:val="24"/>
-        </w:rPr>
-        <w:t xml:space="preserve">  ┌──────────────────────</w:t>
-      </w:r>
-      <w:r>
-        <w:rPr>
-          <w:rFonts w:ascii="Arial" w:hAnsi="Arial" w:cs="Arial"/>
-          <w:sz w:val="24"/>
-          <w:szCs w:val="24"/>
-        </w:rPr>
-        <w:t>┬</w:t>
-      </w:r>
-      <w:r>
-        <w:rPr>
-          <w:rFonts w:ascii="Calibri" w:hAnsi="Calibri" w:cs="Calibri"/>
-          <w:sz w:val="24"/>
-          <w:szCs w:val="24"/>
-        </w:rPr>
-        <w:t>───</w:t>
-      </w:r>
-      <w:r>
-        <w:rPr>
-          <w:rFonts w:cstheme="minorHAnsi"/>
-          <w:sz w:val="24"/>
-          <w:szCs w:val="24"/>
-        </w:rPr>
-        <w:t>────────</w:t>
-      </w:r>
-      <w:r>
-        <w:rPr>
-          <w:rFonts w:ascii="Arial" w:hAnsi="Arial" w:cs="Arial"/>
-          <w:sz w:val="24"/>
-          <w:szCs w:val="24"/>
-        </w:rPr>
-        <w:t>┬</w:t>
-      </w:r>
-      <w:r>
-        <w:rPr>
-          <w:rFonts w:ascii="Calibri" w:hAnsi="Calibri" w:cs="Calibri"/>
-          <w:sz w:val="24"/>
-          <w:szCs w:val="24"/>
-        </w:rPr>
-        <w:t>────────────────────────────────────────┐</w:t>
-      </w:r>
-    </w:p>
-    <w:p>
-      <w:pPr>
-        <w:ind w:left="-720" w:right="-874"/>
-        <w:rPr>
-          <w:rFonts w:cstheme="minorHAnsi"/>
-          <w:sz w:val="24"/>
-          <w:szCs w:val="24"/>
-        </w:rPr>
-      </w:pPr>
-      <w:r>
-        <w:rPr>
-          <w:rFonts w:cstheme="minorHAnsi"/>
-          <w:sz w:val="24"/>
-          <w:szCs w:val="24"/>
-        </w:rPr>
-        <w:t xml:space="preserve">  │  Model               │  R² Score │  MAE       │  Notes                   │</w:t>
-      </w:r>
-    </w:p>
-    <w:p>
-      <w:pPr>
-        <w:ind w:left="-720" w:right="-874"/>
-        <w:rPr>
-          <w:rFonts w:cstheme="minorHAnsi"/>
-          <w:sz w:val="24"/>
-          <w:szCs w:val="24"/>
-        </w:rPr>
-      </w:pPr>
-      <w:r>
-        <w:rPr>
-          <w:rFonts w:cstheme="minorHAnsi"/>
-          <w:sz w:val="24"/>
-          <w:szCs w:val="24"/>
-        </w:rPr>
-        <w:t xml:space="preserve">  </w:t>
-      </w:r>
-      <w:r>
-        <w:rPr>
-          <w:rFonts w:ascii="Arial" w:hAnsi="Arial" w:cs="Arial"/>
-          <w:sz w:val="24"/>
-          <w:szCs w:val="24"/>
-        </w:rPr>
-        <w:t>├</w:t>
-      </w:r>
-      <w:r>
-        <w:rPr>
-          <w:rFonts w:ascii="Calibri" w:hAnsi="Calibri" w:cs="Calibri"/>
-          <w:sz w:val="24"/>
-          <w:szCs w:val="24"/>
-        </w:rPr>
-        <w:t>──────────────────────</w:t>
-      </w:r>
-      <w:r>
-        <w:rPr>
-          <w:rFonts w:ascii="Arial" w:hAnsi="Arial" w:cs="Arial"/>
-          <w:sz w:val="24"/>
-          <w:szCs w:val="24"/>
-        </w:rPr>
-        <w:t>┼</w:t>
-      </w:r>
-      <w:r>
-        <w:rPr>
-          <w:rFonts w:ascii="Calibri" w:hAnsi="Calibri" w:cs="Calibri"/>
-          <w:sz w:val="24"/>
-          <w:szCs w:val="24"/>
-        </w:rPr>
-        <w:t>───────────</w:t>
-      </w:r>
-      <w:r>
-        <w:rPr>
-          <w:rFonts w:ascii="Arial" w:hAnsi="Arial" w:cs="Arial"/>
-          <w:sz w:val="24"/>
-          <w:szCs w:val="24"/>
-        </w:rPr>
-        <w:t>┼</w:t>
-      </w:r>
-      <w:r>
-        <w:rPr>
-          <w:rFonts w:ascii="Calibri" w:hAnsi="Calibri" w:cs="Calibri"/>
-          <w:sz w:val="24"/>
-          <w:szCs w:val="24"/>
-        </w:rPr>
-        <w:t>────────────</w:t>
-      </w:r>
-      <w:r>
-        <w:rPr>
-          <w:rFonts w:ascii="Arial" w:hAnsi="Arial" w:cs="Arial"/>
-          <w:sz w:val="24"/>
-          <w:szCs w:val="24"/>
-        </w:rPr>
-        <w:t>┼</w:t>
-      </w:r>
-      <w:r>
-        <w:rPr>
-          <w:rFonts w:ascii="Calibri" w:hAnsi="Calibri" w:cs="Calibri"/>
-          <w:sz w:val="24"/>
-          <w:szCs w:val="24"/>
-        </w:rPr>
-        <w:t>──────────────────────────</w:t>
-      </w:r>
-      <w:r>
-        <w:rPr>
-          <w:rFonts w:ascii="Arial" w:hAnsi="Arial" w:cs="Arial"/>
-          <w:sz w:val="24"/>
-          <w:szCs w:val="24"/>
-        </w:rPr>
-        <w:t>┤</w:t>
-      </w:r>
-    </w:p>
-    <w:p>
-      <w:pPr>
-        <w:ind w:left="-720" w:right="-874"/>
-        <w:rPr>
-          <w:rFonts w:cstheme="minorHAnsi"/>
-          <w:sz w:val="24"/>
-          <w:szCs w:val="24"/>
-        </w:rPr>
-      </w:pPr>
-      <w:r>
-        <w:rPr>
-          <w:rFonts w:cstheme="minorHAnsi"/>
-          <w:sz w:val="24"/>
-          <w:szCs w:val="24"/>
-        </w:rPr>
-        <w:t xml:space="preserve">  │  XGBoost Regressor   │  0.8562   │  2.4027 °C │  Cross-sectional; fast   │</w:t>
-      </w:r>
-    </w:p>
-    <w:p>
-      <w:pPr>
-        <w:ind w:left="-720" w:right="-874"/>
-        <w:rPr>
-          <w:rFonts w:cstheme="minorHAnsi"/>
-          <w:sz w:val="24"/>
-          <w:szCs w:val="24"/>
-        </w:rPr>
-      </w:pPr>
-      <w:r>
-        <w:rPr>
-          <w:rFonts w:cstheme="minorHAnsi"/>
-          <w:sz w:val="24"/>
-          <w:szCs w:val="24"/>
-        </w:rPr>
-        <w:t xml:space="preserve">  │  LSTM (2 epochs)     │  0.8213   │  2.9696 °C │  Time-series; per-city   │</w:t>
-      </w:r>
-    </w:p>
-    <w:p>
-      <w:pPr>
-        <w:ind w:left="-720" w:right="-874"/>
-        <w:rPr>
-          <w:rFonts w:cstheme="minorHAnsi"/>
-          <w:sz w:val="24"/>
-          <w:szCs w:val="24"/>
-        </w:rPr>
-      </w:pPr>
-      <w:r>
-        <w:rPr>
-          <w:rFonts w:cstheme="minorHAnsi"/>
-          <w:sz w:val="24"/>
-          <w:szCs w:val="24"/>
-        </w:rPr>
-        <w:t xml:space="preserve">  └──────────────────────</w:t>
-      </w:r>
-      <w:r>
-        <w:rPr>
-          <w:rFonts w:ascii="Arial" w:hAnsi="Arial" w:cs="Arial"/>
-          <w:sz w:val="24"/>
-          <w:szCs w:val="24"/>
-        </w:rPr>
-        <w:t>┴</w:t>
-      </w:r>
-      <w:r>
-        <w:rPr>
-          <w:rFonts w:ascii="Calibri" w:hAnsi="Calibri" w:cs="Calibri"/>
-          <w:sz w:val="24"/>
-          <w:szCs w:val="24"/>
-        </w:rPr>
-        <w:t>───────────</w:t>
-      </w:r>
-      <w:r>
-        <w:rPr>
-          <w:rFonts w:ascii="Arial" w:hAnsi="Arial" w:cs="Arial"/>
-          <w:sz w:val="24"/>
-          <w:szCs w:val="24"/>
-        </w:rPr>
-        <w:t>┴</w:t>
-      </w:r>
-      <w:r>
-        <w:rPr>
-          <w:rFonts w:ascii="Calibri" w:hAnsi="Calibri" w:cs="Calibri"/>
-          <w:sz w:val="24"/>
-          <w:szCs w:val="24"/>
-        </w:rPr>
-        <w:t>────────────</w:t>
-      </w:r>
-      <w:r>
-        <w:rPr>
-          <w:rFonts w:ascii="Arial" w:hAnsi="Arial" w:cs="Arial"/>
-          <w:sz w:val="24"/>
-          <w:szCs w:val="24"/>
-        </w:rPr>
-        <w:t>┴</w:t>
-      </w:r>
-      <w:r>
-        <w:rPr>
-          <w:rFonts w:ascii="Calibri" w:hAnsi="Calibri" w:cs="Calibri"/>
-          <w:sz w:val="24"/>
-          <w:szCs w:val="24"/>
-        </w:rPr>
-        <w:t>──────────────────────────┘</w:t>
-      </w:r>
-    </w:p>
-    <w:p>
-      <w:pPr>
-        <w:ind w:left="-720" w:right="-874"/>
-        <w:rPr>
-          <w:rFonts w:cstheme="minorHAnsi"/>
-          <w:sz w:val="24"/>
-          <w:szCs w:val="24"/>
-        </w:rPr>
-      </w:pPr>
-    </w:p>
-    <w:p>
-      <w:pPr>
-        <w:ind w:left="-720" w:right="-874"/>
-        <w:rPr>
-          <w:rFonts w:cstheme="minorHAnsi"/>
-          <w:sz w:val="24"/>
-          <w:szCs w:val="24"/>
-        </w:rPr>
-      </w:pPr>
-      <w:r>
-        <w:rPr>
-          <w:rFonts w:cstheme="minorHAnsi"/>
-          <w:sz w:val="24"/>
-          <w:szCs w:val="24"/>
-        </w:rPr>
-        <w:t xml:space="preserve">  Both models perform well. XGBoost edges ahead in raw accuracy due to its</w:t>
-      </w:r>
-    </w:p>
-    <w:p>
-      <w:pPr>
-        <w:ind w:left="-720" w:right="-874"/>
-        <w:rPr>
-          <w:rFonts w:cstheme="minorHAnsi"/>
-          <w:sz w:val="24"/>
-          <w:szCs w:val="24"/>
-        </w:rPr>
-      </w:pPr>
-      <w:r>
-        <w:rPr>
-          <w:rFonts w:cstheme="minorHAnsi"/>
-          <w:sz w:val="24"/>
-          <w:szCs w:val="24"/>
-        </w:rPr>
-        <w:t xml:space="preserve">  ensemble nature and deep tree depth. LSTM shows strong promise and would</w:t>
-      </w:r>
-    </w:p>
-    <w:p>
-      <w:pPr>
-        <w:ind w:left="-720" w:right="-874"/>
-        <w:rPr>
-          <w:rFonts w:cstheme="minorHAnsi"/>
-          <w:sz w:val="24"/>
-          <w:szCs w:val="24"/>
-        </w:rPr>
-      </w:pPr>
-      <w:r>
-        <w:rPr>
-          <w:rFonts w:cstheme="minorHAnsi"/>
-          <w:sz w:val="24"/>
-          <w:szCs w:val="24"/>
-        </w:rPr>
-        <w:t xml:space="preserve">  likely surpass XGBoost with more epochs and potentially more training data.</w:t>
-      </w:r>
-    </w:p>
-    <w:p>
-      <w:pPr>
-        <w:ind w:left="-720" w:right="-874"/>
-        <w:rPr>
-          <w:rFonts w:cstheme="minorHAnsi"/>
-          <w:sz w:val="24"/>
-          <w:szCs w:val="24"/>
-        </w:rPr>
-      </w:pPr>
-    </w:p>
-    <w:p>
-      <w:pPr>
-        <w:ind w:left="-720" w:right="-874"/>
-        <w:rPr>
-          <w:rFonts w:cstheme="minorHAnsi"/>
-          <w:sz w:val="24"/>
-          <w:szCs w:val="24"/>
-        </w:rPr>
-      </w:pPr>
-    </w:p>
-    <w:p>
-      <w:pPr>
-        <w:ind w:left="-720" w:right="-874"/>
-        <w:rPr>
-          <w:rFonts w:cstheme="minorHAnsi"/>
-          <w:sz w:val="24"/>
-          <w:szCs w:val="24"/>
-        </w:rPr>
-      </w:pPr>
     </w:p>
     <w:sectPr>
       <w:pgSz w:w="11906" w:h="16838"/>
@@ -9802,6 +10284,95 @@
     </w:lvl>
   </w:abstractNum>
   <w:abstractNum w:abstractNumId="11" w15:restartNumberingAfterBreak="0">
+    <w:nsid w:val="531E5D49"/>
+    <w:multiLevelType w:val="hybridMultilevel"/>
+    <w:tmpl w:val="CB36909E"/>
+    <w:lvl w:ilvl="0" w:tplc="8050D9FA">
+      <w:start w:val="1"/>
+      <w:numFmt w:val="lowerLetter"/>
+      <w:lvlText w:val="%1."/>
+      <w:lvlJc w:val="left"/>
+      <w:pPr>
+        <w:ind w:left="-360" w:hanging="360"/>
+      </w:pPr>
+      <w:rPr>
+        <w:rFonts w:hint="default"/>
+      </w:rPr>
+    </w:lvl>
+    <w:lvl w:ilvl="1" w:tplc="10000019" w:tentative="1">
+      <w:start w:val="1"/>
+      <w:numFmt w:val="lowerLetter"/>
+      <w:lvlText w:val="%2."/>
+      <w:lvlJc w:val="left"/>
+      <w:pPr>
+        <w:ind w:left="360" w:hanging="360"/>
+      </w:pPr>
+    </w:lvl>
+    <w:lvl w:ilvl="2" w:tplc="1000001B" w:tentative="1">
+      <w:start w:val="1"/>
+      <w:numFmt w:val="lowerRoman"/>
+      <w:lvlText w:val="%3."/>
+      <w:lvlJc w:val="right"/>
+      <w:pPr>
+        <w:ind w:left="1080" w:hanging="180"/>
+      </w:pPr>
+    </w:lvl>
+    <w:lvl w:ilvl="3" w:tplc="1000000F" w:tentative="1">
+      <w:start w:val="1"/>
+      <w:numFmt w:val="decimal"/>
+      <w:lvlText w:val="%4."/>
+      <w:lvlJc w:val="left"/>
+      <w:pPr>
+        <w:ind w:left="1800" w:hanging="360"/>
+      </w:pPr>
+    </w:lvl>
+    <w:lvl w:ilvl="4" w:tplc="10000019" w:tentative="1">
+      <w:start w:val="1"/>
+      <w:numFmt w:val="lowerLetter"/>
+      <w:lvlText w:val="%5."/>
+      <w:lvlJc w:val="left"/>
+      <w:pPr>
+        <w:ind w:left="2520" w:hanging="360"/>
+      </w:pPr>
+    </w:lvl>
+    <w:lvl w:ilvl="5" w:tplc="1000001B" w:tentative="1">
+      <w:start w:val="1"/>
+      <w:numFmt w:val="lowerRoman"/>
+      <w:lvlText w:val="%6."/>
+      <w:lvlJc w:val="right"/>
+      <w:pPr>
+        <w:ind w:left="3240" w:hanging="180"/>
+      </w:pPr>
+    </w:lvl>
+    <w:lvl w:ilvl="6" w:tplc="1000000F" w:tentative="1">
+      <w:start w:val="1"/>
+      <w:numFmt w:val="decimal"/>
+      <w:lvlText w:val="%7."/>
+      <w:lvlJc w:val="left"/>
+      <w:pPr>
+        <w:ind w:left="3960" w:hanging="360"/>
+      </w:pPr>
+    </w:lvl>
+    <w:lvl w:ilvl="7" w:tplc="10000019" w:tentative="1">
+      <w:start w:val="1"/>
+      <w:numFmt w:val="lowerLetter"/>
+      <w:lvlText w:val="%8."/>
+      <w:lvlJc w:val="left"/>
+      <w:pPr>
+        <w:ind w:left="4680" w:hanging="360"/>
+      </w:pPr>
+    </w:lvl>
+    <w:lvl w:ilvl="8" w:tplc="1000001B" w:tentative="1">
+      <w:start w:val="1"/>
+      <w:numFmt w:val="lowerRoman"/>
+      <w:lvlText w:val="%9."/>
+      <w:lvlJc w:val="right"/>
+      <w:pPr>
+        <w:ind w:left="5400" w:hanging="180"/>
+      </w:pPr>
+    </w:lvl>
+  </w:abstractNum>
+  <w:abstractNum w:abstractNumId="12" w15:restartNumberingAfterBreak="0">
     <w:nsid w:val="5553202A"/>
     <w:multiLevelType w:val="multilevel"/>
     <w:tmpl w:val="5D18D06A"/>
@@ -9950,7 +10521,7 @@
       </w:rPr>
     </w:lvl>
   </w:abstractNum>
-  <w:abstractNum w:abstractNumId="12" w15:restartNumberingAfterBreak="0">
+  <w:abstractNum w:abstractNumId="13" w15:restartNumberingAfterBreak="0">
     <w:nsid w:val="557F2EDC"/>
     <w:multiLevelType w:val="multilevel"/>
     <w:tmpl w:val="F42022E0"/>
@@ -10099,7 +10670,7 @@
       </w:rPr>
     </w:lvl>
   </w:abstractNum>
-  <w:abstractNum w:abstractNumId="13" w15:restartNumberingAfterBreak="0">
+  <w:abstractNum w:abstractNumId="14" w15:restartNumberingAfterBreak="0">
     <w:nsid w:val="57E945B3"/>
     <w:multiLevelType w:val="multilevel"/>
     <w:tmpl w:val="49EEC00E"/>
@@ -10248,7 +10819,7 @@
       </w:rPr>
     </w:lvl>
   </w:abstractNum>
-  <w:abstractNum w:abstractNumId="14" w15:restartNumberingAfterBreak="0">
+  <w:abstractNum w:abstractNumId="15" w15:restartNumberingAfterBreak="0">
     <w:nsid w:val="66E6491A"/>
     <w:multiLevelType w:val="multilevel"/>
     <w:tmpl w:val="819A5AEC"/>
@@ -10397,7 +10968,7 @@
       </w:rPr>
     </w:lvl>
   </w:abstractNum>
-  <w:abstractNum w:abstractNumId="15" w15:restartNumberingAfterBreak="0">
+  <w:abstractNum w:abstractNumId="16" w15:restartNumberingAfterBreak="0">
     <w:nsid w:val="6E1C048B"/>
     <w:multiLevelType w:val="multilevel"/>
     <w:tmpl w:val="F0882E18"/>
@@ -10546,7 +11117,7 @@
       </w:rPr>
     </w:lvl>
   </w:abstractNum>
-  <w:abstractNum w:abstractNumId="16" w15:restartNumberingAfterBreak="0">
+  <w:abstractNum w:abstractNumId="17" w15:restartNumberingAfterBreak="0">
     <w:nsid w:val="71BE663B"/>
     <w:multiLevelType w:val="multilevel"/>
     <w:tmpl w:val="53624554"/>
@@ -10696,13 +11267,13 @@
     </w:lvl>
   </w:abstractNum>
   <w:num w:numId="1">
-    <w:abstractNumId w:val="16"/>
+    <w:abstractNumId w:val="17"/>
   </w:num>
   <w:num w:numId="2">
     <w:abstractNumId w:val="2"/>
   </w:num>
   <w:num w:numId="3">
-    <w:abstractNumId w:val="15"/>
+    <w:abstractNumId w:val="16"/>
   </w:num>
   <w:num w:numId="4">
     <w:abstractNumId w:val="0"/>
@@ -10711,10 +11282,10 @@
     <w:abstractNumId w:val="6"/>
   </w:num>
   <w:num w:numId="6">
-    <w:abstractNumId w:val="12"/>
+    <w:abstractNumId w:val="13"/>
   </w:num>
   <w:num w:numId="7">
-    <w:abstractNumId w:val="13"/>
+    <w:abstractNumId w:val="14"/>
   </w:num>
   <w:num w:numId="8">
     <w:abstractNumId w:val="5"/>
@@ -10723,13 +11294,13 @@
     <w:abstractNumId w:val="1"/>
   </w:num>
   <w:num w:numId="10">
-    <w:abstractNumId w:val="14"/>
+    <w:abstractNumId w:val="15"/>
   </w:num>
   <w:num w:numId="11">
     <w:abstractNumId w:val="9"/>
   </w:num>
   <w:num w:numId="12">
-    <w:abstractNumId w:val="11"/>
+    <w:abstractNumId w:val="12"/>
   </w:num>
   <w:num w:numId="13">
     <w:abstractNumId w:val="8"/>
@@ -10745,6 +11316,9 @@
   </w:num>
   <w:num w:numId="17">
     <w:abstractNumId w:val="10"/>
+  </w:num>
+  <w:num w:numId="18">
+    <w:abstractNumId w:val="11"/>
   </w:num>
 </w:numbering>
 </file>
